--- a/templates_docx/pre_sale_smf.docx
+++ b/templates_docx/pre_sale_smf.docx
@@ -64,32 +64,76 @@
         <w:pStyle w:val="BodyText"/>
         <w:spacing w:before="177"/>
         <w:ind w:left="0" w:right="88"/>
-        <w:jc w:val="right"/>
-        <w:rPr>
-          <w:spacing w:val="-8"/>
-          <w:w w:val="90"/>
+        <w:jc w:val="center"/>
+        <w:rPr>
+          <w:rFonts w:ascii="Arial" w:hAnsi="Arial" w:cs="Arial"/>
+          <w:spacing w:val="-8"/>
+          <w:w w:val="90"/>
+          <w:sz w:val="22"/>
+          <w:szCs w:val="22"/>
         </w:rPr>
       </w:pPr>
       <w:r>
         <w:rPr>
-          <w:spacing w:val="-8"/>
-          <w:w w:val="90"/>
+          <w:rFonts w:ascii="Arial" w:hAnsi="Arial" w:cs="Arial"/>
+          <w:spacing w:val="-8"/>
+          <w:w w:val="90"/>
+          <w:sz w:val="22"/>
+          <w:szCs w:val="22"/>
+        </w:rPr>
+        <w:t xml:space="preserve">                                                                                                                                       </w:t>
+      </w:r>
+      <w:r>
+        <w:rPr>
+          <w:rFonts w:ascii="Arial" w:hAnsi="Arial" w:cs="Arial"/>
+          <w:spacing w:val="-8"/>
+          <w:w w:val="90"/>
+          <w:sz w:val="22"/>
+          <w:szCs w:val="22"/>
         </w:rPr>
         <w:t>Date</w:t>
       </w:r>
       <w:r>
         <w:rPr>
+          <w:rFonts w:ascii="Arial" w:hAnsi="Arial" w:cs="Arial"/>
           <w:spacing w:val="-13"/>
           <w:w w:val="90"/>
-        </w:rPr>
-        <w:t xml:space="preserve"> </w:t>
-      </w:r>
-      <w:r>
-        <w:rPr>
-          <w:spacing w:val="-8"/>
-          <w:w w:val="90"/>
-        </w:rPr>
-        <w:t>{{notice_due}}</w:t>
+          <w:sz w:val="22"/>
+          <w:szCs w:val="22"/>
+        </w:rPr>
+        <w:t xml:space="preserve"> </w:t>
+      </w:r>
+      <w:r>
+        <w:rPr>
+          <w:rFonts w:ascii="Arial" w:hAnsi="Arial" w:cs="Arial"/>
+          <w:spacing w:val="-8"/>
+          <w:w w:val="90"/>
+          <w:sz w:val="22"/>
+          <w:szCs w:val="22"/>
+        </w:rPr>
+        <w:t>{{</w:t>
+      </w:r>
+      <w:proofErr w:type="spellStart"/>
+      <w:r>
+        <w:rPr>
+          <w:rFonts w:ascii="Arial" w:hAnsi="Arial" w:cs="Arial"/>
+          <w:spacing w:val="-8"/>
+          <w:w w:val="90"/>
+          <w:sz w:val="22"/>
+          <w:szCs w:val="22"/>
+        </w:rPr>
+        <w:t>notice_due</w:t>
+      </w:r>
+      <w:proofErr w:type="spellEnd"/>
+      <w:r>
+        <w:rPr>
+          <w:rFonts w:ascii="Arial" w:hAnsi="Arial" w:cs="Arial"/>
+          <w:spacing w:val="-8"/>
+          <w:w w:val="90"/>
+          <w:sz w:val="22"/>
+          <w:szCs w:val="22"/>
+        </w:rPr>
+        <w:t>}}</w:t>
       </w:r>
     </w:p>
     <w:p>
@@ -97,17 +141,28 @@
         <w:pStyle w:val="BodyText"/>
         <w:spacing w:before="177"/>
         <w:ind w:left="0" w:right="88"/>
+        <w:rPr>
+          <w:rFonts w:ascii="Arial" w:hAnsi="Arial" w:cs="Arial"/>
+          <w:sz w:val="22"/>
+          <w:szCs w:val="22"/>
+        </w:rPr>
       </w:pPr>
       <w:r>
         <w:rPr>
-          <w:spacing w:val="-8"/>
-          <w:w w:val="90"/>
+          <w:rFonts w:ascii="Arial" w:hAnsi="Arial" w:cs="Arial"/>
+          <w:spacing w:val="-8"/>
+          <w:w w:val="90"/>
+          <w:sz w:val="22"/>
+          <w:szCs w:val="22"/>
         </w:rPr>
         <w:t xml:space="preserve">    </w:t>
       </w:r>
       <w:r>
         <w:rPr>
+          <w:rFonts w:ascii="Arial" w:hAnsi="Arial" w:cs="Arial"/>
           <w:spacing w:val="-5"/>
+          <w:sz w:val="22"/>
+          <w:szCs w:val="22"/>
         </w:rPr>
         <w:t>To,</w:t>
       </w:r>
@@ -117,25 +172,53 @@
         <w:pStyle w:val="BodyText"/>
         <w:spacing w:before="6"/>
         <w:ind w:left="0"/>
+        <w:rPr>
+          <w:rFonts w:ascii="Arial" w:hAnsi="Arial" w:cs="Arial"/>
+          <w:sz w:val="22"/>
+          <w:szCs w:val="22"/>
+        </w:rPr>
       </w:pPr>
     </w:p>
     <w:p>
       <w:pPr>
         <w:pStyle w:val="Heading1"/>
+        <w:rPr>
+          <w:rFonts w:ascii="Arial" w:hAnsi="Arial" w:cs="Arial"/>
+          <w:sz w:val="22"/>
+          <w:szCs w:val="22"/>
+        </w:rPr>
       </w:pPr>
       <w:r>
         <w:rPr>
+          <w:rFonts w:ascii="Arial" w:hAnsi="Arial" w:cs="Arial"/>
           <w:spacing w:val="-18"/>
           <w:w w:val="90"/>
-        </w:rPr>
-        <w:t>{{borrower_name}}</w:t>
-      </w:r>
-      <w:r>
-        <w:rPr>
+          <w:sz w:val="22"/>
+          <w:szCs w:val="22"/>
+        </w:rPr>
+        <w:t>{{</w:t>
+      </w:r>
+      <w:proofErr w:type="spellStart"/>
+      <w:r>
+        <w:rPr>
+          <w:rFonts w:ascii="Arial" w:hAnsi="Arial" w:cs="Arial"/>
           <w:spacing w:val="-18"/>
           <w:w w:val="90"/>
-        </w:rPr>
-        <w:t>,</w:t>
+          <w:sz w:val="22"/>
+          <w:szCs w:val="22"/>
+        </w:rPr>
+        <w:t>borrower_name</w:t>
+      </w:r>
+      <w:proofErr w:type="spellEnd"/>
+      <w:r>
+        <w:rPr>
+          <w:rFonts w:ascii="Arial" w:hAnsi="Arial" w:cs="Arial"/>
+          <w:spacing w:val="-18"/>
+          <w:w w:val="90"/>
+          <w:sz w:val="22"/>
+          <w:szCs w:val="22"/>
+        </w:rPr>
+        <w:t>}},</w:t>
       </w:r>
     </w:p>
     <w:p>
@@ -144,62 +227,243 @@
         <w:spacing w:before="6"/>
         <w:ind w:left="0"/>
         <w:rPr>
+          <w:rFonts w:ascii="Arial" w:hAnsi="Arial" w:cs="Arial"/>
           <w:b/>
+          <w:sz w:val="22"/>
+          <w:szCs w:val="22"/>
         </w:rPr>
       </w:pPr>
     </w:p>
     <w:p>
       <w:pPr>
         <w:pStyle w:val="BodyText"/>
-        <w:spacing w:line="446" w:lineRule="auto"/>
         <w:ind w:left="150" w:right="5861"/>
         <w:rPr>
+          <w:rFonts w:ascii="Arial" w:hAnsi="Arial" w:cs="Arial"/>
+          <w:b/>
+          <w:bCs/>
           <w:spacing w:val="-10"/>
           <w:w w:val="90"/>
+          <w:sz w:val="22"/>
+          <w:szCs w:val="22"/>
         </w:rPr>
       </w:pPr>
       <w:r>
         <w:rPr>
+          <w:rFonts w:ascii="Arial" w:hAnsi="Arial" w:cs="Arial"/>
+          <w:b/>
+          <w:bCs/>
           <w:spacing w:val="-10"/>
           <w:w w:val="90"/>
+          <w:sz w:val="22"/>
+          <w:szCs w:val="22"/>
         </w:rPr>
         <w:t xml:space="preserve">H.NO </w:t>
       </w:r>
       <w:r>
         <w:rPr>
+          <w:rFonts w:ascii="Arial" w:hAnsi="Arial" w:cs="Arial"/>
+          <w:b/>
+          <w:bCs/>
           <w:spacing w:val="-10"/>
           <w:w w:val="90"/>
-        </w:rPr>
-        <w:t>{{borrower_adderss}}</w:t>
+          <w:sz w:val="22"/>
+          <w:szCs w:val="22"/>
+        </w:rPr>
+        <w:t>{{</w:t>
+      </w:r>
+      <w:proofErr w:type="spellStart"/>
+      <w:r>
+        <w:rPr>
+          <w:rFonts w:ascii="Arial" w:hAnsi="Arial" w:cs="Arial"/>
+          <w:b/>
+          <w:bCs/>
+          <w:spacing w:val="-10"/>
+          <w:w w:val="90"/>
+          <w:sz w:val="22"/>
+          <w:szCs w:val="22"/>
+        </w:rPr>
+        <w:t>borrower_add</w:t>
+      </w:r>
+      <w:r>
+        <w:rPr>
+          <w:rFonts w:ascii="Arial" w:hAnsi="Arial" w:cs="Arial"/>
+          <w:b/>
+          <w:bCs/>
+          <w:spacing w:val="-10"/>
+          <w:w w:val="90"/>
+          <w:sz w:val="22"/>
+          <w:szCs w:val="22"/>
+        </w:rPr>
+        <w:t>re</w:t>
+      </w:r>
+      <w:r>
+        <w:rPr>
+          <w:rFonts w:ascii="Arial" w:hAnsi="Arial" w:cs="Arial"/>
+          <w:b/>
+          <w:bCs/>
+          <w:spacing w:val="-10"/>
+          <w:w w:val="90"/>
+          <w:sz w:val="22"/>
+          <w:szCs w:val="22"/>
+        </w:rPr>
+        <w:t>ss</w:t>
+      </w:r>
+      <w:proofErr w:type="spellEnd"/>
+      <w:r>
+        <w:rPr>
+          <w:rFonts w:ascii="Arial" w:hAnsi="Arial" w:cs="Arial"/>
+          <w:b/>
+          <w:bCs/>
+          <w:spacing w:val="-10"/>
+          <w:w w:val="90"/>
+          <w:sz w:val="22"/>
+          <w:szCs w:val="22"/>
+        </w:rPr>
+        <w:t>}}</w:t>
+      </w:r>
+      <w:r>
+        <w:rPr>
+          <w:rFonts w:ascii="Arial" w:hAnsi="Arial" w:cs="Arial"/>
+          <w:b/>
+          <w:bCs/>
+          <w:spacing w:val="-10"/>
+          <w:w w:val="90"/>
+          <w:sz w:val="22"/>
+          <w:szCs w:val="22"/>
+        </w:rPr>
+        <w:t xml:space="preserve">, </w:t>
+      </w:r>
+      <w:proofErr w:type="spellStart"/>
+      <w:r>
+        <w:rPr>
+          <w:rFonts w:ascii="Arial" w:hAnsi="Arial" w:cs="Arial"/>
+          <w:b/>
+          <w:bCs/>
+          <w:spacing w:val="-10"/>
+          <w:w w:val="90"/>
+          <w:sz w:val="22"/>
+          <w:szCs w:val="22"/>
+        </w:rPr>
+        <w:t>pincode</w:t>
+      </w:r>
+      <w:proofErr w:type="spellEnd"/>
+      <w:r>
+        <w:rPr>
+          <w:rFonts w:ascii="Arial" w:hAnsi="Arial" w:cs="Arial"/>
+          <w:b/>
+          <w:bCs/>
+          <w:spacing w:val="-10"/>
+          <w:w w:val="90"/>
+          <w:sz w:val="22"/>
+          <w:szCs w:val="22"/>
+        </w:rPr>
+        <w:t>-{{</w:t>
+      </w:r>
+      <w:proofErr w:type="spellStart"/>
+      <w:r>
+        <w:rPr>
+          <w:rFonts w:ascii="Arial" w:hAnsi="Arial" w:cs="Arial"/>
+          <w:b/>
+          <w:bCs/>
+          <w:spacing w:val="-10"/>
+          <w:w w:val="90"/>
+          <w:sz w:val="22"/>
+          <w:szCs w:val="22"/>
+        </w:rPr>
+        <w:t>pincode</w:t>
+      </w:r>
+      <w:proofErr w:type="spellEnd"/>
+      <w:r>
+        <w:rPr>
+          <w:rFonts w:ascii="Arial" w:hAnsi="Arial" w:cs="Arial"/>
+          <w:b/>
+          <w:bCs/>
+          <w:spacing w:val="-10"/>
+          <w:w w:val="90"/>
+          <w:sz w:val="22"/>
+          <w:szCs w:val="22"/>
+        </w:rPr>
+        <w:t>}}</w:t>
       </w:r>
     </w:p>
     <w:p>
       <w:pPr>
         <w:pStyle w:val="BodyText"/>
-        <w:spacing w:line="446" w:lineRule="auto"/>
         <w:ind w:left="150" w:right="5861"/>
+        <w:rPr>
+          <w:rFonts w:ascii="Arial" w:hAnsi="Arial" w:cs="Arial"/>
+          <w:b/>
+          <w:bCs/>
+          <w:sz w:val="22"/>
+          <w:szCs w:val="22"/>
+        </w:rPr>
       </w:pPr>
       <w:r>
         <w:rPr>
+          <w:rFonts w:ascii="Arial" w:hAnsi="Arial" w:cs="Arial"/>
+          <w:b/>
+          <w:bCs/>
           <w:spacing w:val="-4"/>
+          <w:sz w:val="22"/>
+          <w:szCs w:val="22"/>
         </w:rPr>
         <w:t>Ph:</w:t>
       </w:r>
       <w:r>
         <w:rPr>
+          <w:rFonts w:ascii="Arial" w:hAnsi="Arial" w:cs="Arial"/>
+          <w:b/>
+          <w:bCs/>
           <w:spacing w:val="-19"/>
-        </w:rPr>
-        <w:t xml:space="preserve"> </w:t>
-      </w:r>
-      <w:r>
-        <w:rPr>
+          <w:sz w:val="22"/>
+          <w:szCs w:val="22"/>
+        </w:rPr>
+        <w:t xml:space="preserve"> </w:t>
+      </w:r>
+      <w:r>
+        <w:rPr>
+          <w:rFonts w:ascii="Arial" w:hAnsi="Arial" w:cs="Arial"/>
+          <w:b/>
+          <w:bCs/>
           <w:spacing w:val="-4"/>
-        </w:rPr>
-        <w:t>{{borrower_mobile}}</w:t>
-      </w:r>
-      <w:r>
-        <w:rPr>
+          <w:sz w:val="22"/>
+          <w:szCs w:val="22"/>
+        </w:rPr>
+        <w:t>{{</w:t>
+      </w:r>
+      <w:proofErr w:type="spellStart"/>
+      <w:r>
+        <w:rPr>
+          <w:rFonts w:ascii="Arial" w:hAnsi="Arial" w:cs="Arial"/>
+          <w:b/>
+          <w:bCs/>
           <w:spacing w:val="-4"/>
+          <w:sz w:val="22"/>
+          <w:szCs w:val="22"/>
+        </w:rPr>
+        <w:t>borrower_mobile</w:t>
+      </w:r>
+      <w:proofErr w:type="spellEnd"/>
+      <w:r>
+        <w:rPr>
+          <w:rFonts w:ascii="Arial" w:hAnsi="Arial" w:cs="Arial"/>
+          <w:b/>
+          <w:bCs/>
+          <w:spacing w:val="-4"/>
+          <w:sz w:val="22"/>
+          <w:szCs w:val="22"/>
+        </w:rPr>
+        <w:t>}}</w:t>
+      </w:r>
+      <w:r>
+        <w:rPr>
+          <w:rFonts w:ascii="Arial" w:hAnsi="Arial" w:cs="Arial"/>
+          <w:b/>
+          <w:bCs/>
+          <w:spacing w:val="-4"/>
+          <w:sz w:val="22"/>
+          <w:szCs w:val="22"/>
         </w:rPr>
         <w:t>.</w:t>
       </w:r>
@@ -208,6 +472,13 @@
       <w:pPr>
         <w:pStyle w:val="BodyText"/>
         <w:ind w:left="0"/>
+        <w:rPr>
+          <w:rFonts w:ascii="Arial" w:hAnsi="Arial" w:cs="Arial"/>
+          <w:b/>
+          <w:bCs/>
+          <w:sz w:val="22"/>
+          <w:szCs w:val="22"/>
+        </w:rPr>
       </w:pPr>
     </w:p>
     <w:p>
@@ -215,92 +486,137 @@
         <w:pStyle w:val="BodyText"/>
         <w:spacing w:before="17"/>
         <w:ind w:left="0"/>
+        <w:rPr>
+          <w:rFonts w:ascii="Arial" w:hAnsi="Arial" w:cs="Arial"/>
+          <w:sz w:val="22"/>
+          <w:szCs w:val="22"/>
+        </w:rPr>
       </w:pPr>
     </w:p>
     <w:p>
       <w:pPr>
         <w:pStyle w:val="Heading1"/>
-        <w:spacing w:line="446" w:lineRule="auto"/>
         <w:ind w:right="7077"/>
+        <w:rPr>
+          <w:rFonts w:ascii="Arial" w:hAnsi="Arial" w:cs="Arial"/>
+          <w:sz w:val="22"/>
+          <w:szCs w:val="22"/>
+        </w:rPr>
       </w:pPr>
       <w:r>
         <w:rPr>
-          <w:spacing w:val="-6"/>
-          <w:w w:val="90"/>
+          <w:rFonts w:ascii="Arial" w:hAnsi="Arial" w:cs="Arial"/>
+          <w:spacing w:val="-6"/>
+          <w:w w:val="90"/>
+          <w:sz w:val="22"/>
+          <w:szCs w:val="22"/>
         </w:rPr>
         <w:t>Subject:</w:t>
       </w:r>
       <w:r>
         <w:rPr>
+          <w:rFonts w:ascii="Arial" w:hAnsi="Arial" w:cs="Arial"/>
           <w:spacing w:val="-12"/>
           <w:w w:val="90"/>
-        </w:rPr>
-        <w:t xml:space="preserve"> </w:t>
-      </w:r>
-      <w:r>
-        <w:rPr>
-          <w:spacing w:val="-6"/>
-          <w:w w:val="90"/>
+          <w:sz w:val="22"/>
+          <w:szCs w:val="22"/>
+        </w:rPr>
+        <w:t xml:space="preserve"> </w:t>
+      </w:r>
+      <w:r>
+        <w:rPr>
+          <w:rFonts w:ascii="Arial" w:hAnsi="Arial" w:cs="Arial"/>
+          <w:spacing w:val="-6"/>
+          <w:w w:val="90"/>
+          <w:sz w:val="22"/>
+          <w:szCs w:val="22"/>
         </w:rPr>
         <w:t>Pre-Auction</w:t>
       </w:r>
       <w:r>
         <w:rPr>
+          <w:rFonts w:ascii="Arial" w:hAnsi="Arial" w:cs="Arial"/>
           <w:spacing w:val="-11"/>
           <w:w w:val="90"/>
-        </w:rPr>
-        <w:t xml:space="preserve"> </w:t>
-      </w:r>
-      <w:r>
-        <w:rPr>
-          <w:spacing w:val="-6"/>
-          <w:w w:val="90"/>
+          <w:sz w:val="22"/>
+          <w:szCs w:val="22"/>
+        </w:rPr>
+        <w:t xml:space="preserve"> </w:t>
+      </w:r>
+      <w:r>
+        <w:rPr>
+          <w:rFonts w:ascii="Arial" w:hAnsi="Arial" w:cs="Arial"/>
+          <w:spacing w:val="-6"/>
+          <w:w w:val="90"/>
+          <w:sz w:val="22"/>
+          <w:szCs w:val="22"/>
         </w:rPr>
         <w:t>Notice</w:t>
       </w:r>
       <w:r>
         <w:rPr>
+          <w:rFonts w:ascii="Arial" w:hAnsi="Arial" w:cs="Arial"/>
           <w:spacing w:val="-10"/>
-        </w:rPr>
-        <w:t xml:space="preserve"> </w:t>
-      </w:r>
-      <w:r>
-        <w:rPr>
-          <w:spacing w:val="-6"/>
-          <w:w w:val="90"/>
+          <w:sz w:val="22"/>
+          <w:szCs w:val="22"/>
+        </w:rPr>
+        <w:t xml:space="preserve"> </w:t>
+      </w:r>
+      <w:r>
+        <w:rPr>
+          <w:rFonts w:ascii="Arial" w:hAnsi="Arial" w:cs="Arial"/>
+          <w:spacing w:val="-6"/>
+          <w:w w:val="90"/>
+          <w:sz w:val="22"/>
+          <w:szCs w:val="22"/>
         </w:rPr>
         <w:t>for</w:t>
       </w:r>
       <w:r>
         <w:rPr>
+          <w:rFonts w:ascii="Arial" w:hAnsi="Arial" w:cs="Arial"/>
           <w:spacing w:val="-18"/>
           <w:w w:val="90"/>
-        </w:rPr>
-        <w:t xml:space="preserve"> </w:t>
-      </w:r>
-      <w:r>
-        <w:rPr>
-          <w:spacing w:val="-6"/>
-          <w:w w:val="90"/>
+          <w:sz w:val="22"/>
+          <w:szCs w:val="22"/>
+        </w:rPr>
+        <w:t xml:space="preserve"> </w:t>
+      </w:r>
+      <w:r>
+        <w:rPr>
+          <w:rFonts w:ascii="Arial" w:hAnsi="Arial" w:cs="Arial"/>
+          <w:spacing w:val="-6"/>
+          <w:w w:val="90"/>
+          <w:sz w:val="22"/>
+          <w:szCs w:val="22"/>
         </w:rPr>
         <w:t>Vehicle</w:t>
       </w:r>
       <w:r>
         <w:rPr>
+          <w:rFonts w:ascii="Arial" w:hAnsi="Arial" w:cs="Arial"/>
           <w:spacing w:val="-10"/>
-        </w:rPr>
-        <w:t xml:space="preserve"> </w:t>
-      </w:r>
-      <w:r>
-        <w:rPr>
-          <w:spacing w:val="-6"/>
-          <w:w w:val="90"/>
+          <w:sz w:val="22"/>
+          <w:szCs w:val="22"/>
+        </w:rPr>
+        <w:t xml:space="preserve"> </w:t>
+      </w:r>
+      <w:r>
+        <w:rPr>
+          <w:rFonts w:ascii="Arial" w:hAnsi="Arial" w:cs="Arial"/>
+          <w:spacing w:val="-6"/>
+          <w:w w:val="90"/>
+          <w:sz w:val="22"/>
+          <w:szCs w:val="22"/>
         </w:rPr>
         <w:t>Repossession</w:t>
       </w:r>
       <w:r>
         <w:rPr>
+          <w:rFonts w:ascii="Arial" w:hAnsi="Arial" w:cs="Arial"/>
           <w:spacing w:val="-2"/>
+          <w:sz w:val="22"/>
+          <w:szCs w:val="22"/>
         </w:rPr>
         <w:t xml:space="preserve"> Details:</w:t>
       </w:r>
@@ -317,66 +633,94 @@
         </w:tabs>
         <w:ind w:hanging="210"/>
         <w:rPr>
-          <w:sz w:val="18"/>
+          <w:rFonts w:ascii="Arial" w:hAnsi="Arial" w:cs="Arial"/>
         </w:rPr>
       </w:pPr>
       <w:r>
         <w:rPr>
+          <w:rFonts w:ascii="Arial" w:hAnsi="Arial" w:cs="Arial"/>
           <w:b/>
           <w:spacing w:val="-10"/>
           <w:w w:val="90"/>
-          <w:sz w:val="18"/>
         </w:rPr>
         <w:t>Customer</w:t>
       </w:r>
       <w:r>
         <w:rPr>
+          <w:rFonts w:ascii="Arial" w:hAnsi="Arial" w:cs="Arial"/>
           <w:b/>
           <w:spacing w:val="-10"/>
-          <w:sz w:val="18"/>
-        </w:rPr>
-        <w:t xml:space="preserve"> </w:t>
-      </w:r>
-      <w:r>
-        <w:rPr>
+        </w:rPr>
+        <w:t xml:space="preserve"> </w:t>
+      </w:r>
+      <w:r>
+        <w:rPr>
+          <w:rFonts w:ascii="Arial" w:hAnsi="Arial" w:cs="Arial"/>
           <w:b/>
           <w:spacing w:val="-10"/>
           <w:w w:val="90"/>
-          <w:sz w:val="18"/>
         </w:rPr>
         <w:t>Name:</w:t>
       </w:r>
       <w:r>
         <w:rPr>
+          <w:rFonts w:ascii="Arial" w:hAnsi="Arial" w:cs="Arial"/>
           <w:b/>
           <w:spacing w:val="-1"/>
-          <w:sz w:val="18"/>
-        </w:rPr>
-        <w:t xml:space="preserve"> </w:t>
-      </w:r>
-      <w:r>
-        <w:rPr>
+        </w:rPr>
+        <w:t xml:space="preserve"> </w:t>
+      </w:r>
+      <w:r>
+        <w:rPr>
+          <w:rFonts w:ascii="Arial" w:hAnsi="Arial" w:cs="Arial"/>
           <w:spacing w:val="-10"/>
           <w:w w:val="90"/>
-          <w:sz w:val="18"/>
-        </w:rPr>
-        <w:t>{{borrower_name}}</w:t>
-      </w:r>
-      <w:r>
-        <w:rPr>
+        </w:rPr>
+        <w:t>{{</w:t>
+      </w:r>
+      <w:proofErr w:type="spellStart"/>
+      <w:r>
+        <w:rPr>
+          <w:rFonts w:ascii="Arial" w:hAnsi="Arial" w:cs="Arial"/>
+          <w:spacing w:val="-10"/>
+          <w:w w:val="90"/>
+        </w:rPr>
+        <w:t>borrower_name</w:t>
+      </w:r>
+      <w:proofErr w:type="spellEnd"/>
+      <w:r>
+        <w:rPr>
+          <w:rFonts w:ascii="Arial" w:hAnsi="Arial" w:cs="Arial"/>
+          <w:spacing w:val="-10"/>
+          <w:w w:val="90"/>
+        </w:rPr>
+        <w:t>}</w:t>
+      </w:r>
+      <w:proofErr w:type="gramStart"/>
+      <w:r>
+        <w:rPr>
+          <w:rFonts w:ascii="Arial" w:hAnsi="Arial" w:cs="Arial"/>
+          <w:spacing w:val="-10"/>
+          <w:w w:val="90"/>
+        </w:rPr>
+        <w:t>}</w:t>
+      </w:r>
+      <w:r>
+        <w:rPr>
+          <w:rFonts w:ascii="Arial" w:hAnsi="Arial" w:cs="Arial"/>
           <w:spacing w:val="-9"/>
-          <w:sz w:val="18"/>
-        </w:rPr>
-        <w:t xml:space="preserve"> </w:t>
-      </w:r>
-      <w:r>
-        <w:rPr>
+        </w:rPr>
+        <w:t xml:space="preserve"> </w:t>
+      </w:r>
+      <w:r>
+        <w:rPr>
+          <w:rFonts w:ascii="Arial" w:hAnsi="Arial" w:cs="Arial"/>
           <w:spacing w:val="-10"/>
           <w:w w:val="90"/>
-          <w:sz w:val="18"/>
         </w:rPr>
         <w:t>,</w:t>
       </w:r>
+      <w:proofErr w:type="gramEnd"/>
     </w:p>
     <w:p>
       <w:pPr>
@@ -390,40 +734,84 @@
         </w:tabs>
         <w:spacing w:before="34"/>
         <w:ind w:hanging="210"/>
+        <w:rPr>
+          <w:rFonts w:ascii="Arial" w:hAnsi="Arial" w:cs="Arial"/>
+          <w:sz w:val="22"/>
+          <w:szCs w:val="22"/>
+        </w:rPr>
       </w:pPr>
       <w:r>
         <w:rPr>
-          <w:spacing w:val="-8"/>
-          <w:w w:val="90"/>
+          <w:rFonts w:ascii="Arial" w:hAnsi="Arial" w:cs="Arial"/>
+          <w:spacing w:val="-8"/>
+          <w:w w:val="90"/>
+          <w:sz w:val="22"/>
+          <w:szCs w:val="22"/>
         </w:rPr>
         <w:t>Vehicle</w:t>
       </w:r>
       <w:r>
         <w:rPr>
+          <w:rFonts w:ascii="Arial" w:hAnsi="Arial" w:cs="Arial"/>
           <w:spacing w:val="-7"/>
-        </w:rPr>
-        <w:t xml:space="preserve"> </w:t>
-      </w:r>
-      <w:r>
-        <w:rPr>
-          <w:spacing w:val="-8"/>
-          <w:w w:val="90"/>
+          <w:sz w:val="22"/>
+          <w:szCs w:val="22"/>
+        </w:rPr>
+        <w:t xml:space="preserve"> </w:t>
+      </w:r>
+      <w:r>
+        <w:rPr>
+          <w:rFonts w:ascii="Arial" w:hAnsi="Arial" w:cs="Arial"/>
+          <w:spacing w:val="-8"/>
+          <w:w w:val="90"/>
+          <w:sz w:val="22"/>
+          <w:szCs w:val="22"/>
         </w:rPr>
         <w:t>Number:</w:t>
       </w:r>
       <w:r>
         <w:rPr>
+          <w:rFonts w:ascii="Arial" w:hAnsi="Arial" w:cs="Arial"/>
           <w:spacing w:val="-12"/>
-        </w:rPr>
-        <w:t xml:space="preserve"> </w:t>
-      </w:r>
-      <w:r>
-        <w:rPr>
-          <w:spacing w:val="-8"/>
-          <w:w w:val="90"/>
+          <w:sz w:val="22"/>
+          <w:szCs w:val="22"/>
+        </w:rPr>
+        <w:t xml:space="preserve"> </w:t>
+      </w:r>
+      <w:r>
+        <w:rPr>
+          <w:rFonts w:ascii="Arial" w:hAnsi="Arial" w:cs="Arial"/>
+          <w:spacing w:val="-8"/>
+          <w:w w:val="90"/>
+          <w:sz w:val="22"/>
+          <w:szCs w:val="22"/>
           <w:u w:val="single"/>
         </w:rPr>
-        <w:t>{{vehicle_no}}</w:t>
+        <w:t>{{</w:t>
+      </w:r>
+      <w:proofErr w:type="spellStart"/>
+      <w:r>
+        <w:rPr>
+          <w:rFonts w:ascii="Arial" w:hAnsi="Arial" w:cs="Arial"/>
+          <w:spacing w:val="-8"/>
+          <w:w w:val="90"/>
+          <w:sz w:val="22"/>
+          <w:szCs w:val="22"/>
+          <w:u w:val="single"/>
+        </w:rPr>
+        <w:t>vehicle_no</w:t>
+      </w:r>
+      <w:proofErr w:type="spellEnd"/>
+      <w:r>
+        <w:rPr>
+          <w:rFonts w:ascii="Arial" w:hAnsi="Arial" w:cs="Arial"/>
+          <w:spacing w:val="-8"/>
+          <w:w w:val="90"/>
+          <w:sz w:val="22"/>
+          <w:szCs w:val="22"/>
+          <w:u w:val="single"/>
+        </w:rPr>
+        <w:t>}}</w:t>
       </w:r>
     </w:p>
     <w:p>
@@ -439,53 +827,75 @@
         <w:spacing w:before="33"/>
         <w:ind w:hanging="210"/>
         <w:rPr>
+          <w:rFonts w:ascii="Arial" w:hAnsi="Arial" w:cs="Arial"/>
           <w:b/>
-          <w:sz w:val="18"/>
         </w:rPr>
       </w:pPr>
       <w:r>
         <w:rPr>
+          <w:rFonts w:ascii="Arial" w:hAnsi="Arial" w:cs="Arial"/>
           <w:b/>
           <w:spacing w:val="-12"/>
           <w:w w:val="90"/>
-          <w:sz w:val="18"/>
         </w:rPr>
         <w:t>Loan</w:t>
       </w:r>
       <w:r>
         <w:rPr>
+          <w:rFonts w:ascii="Arial" w:hAnsi="Arial" w:cs="Arial"/>
           <w:b/>
           <w:spacing w:val="-14"/>
-          <w:sz w:val="18"/>
-        </w:rPr>
-        <w:t xml:space="preserve"> </w:t>
-      </w:r>
-      <w:r>
-        <w:rPr>
+        </w:rPr>
+        <w:t xml:space="preserve"> </w:t>
+      </w:r>
+      <w:r>
+        <w:rPr>
+          <w:rFonts w:ascii="Arial" w:hAnsi="Arial" w:cs="Arial"/>
           <w:b/>
           <w:spacing w:val="-12"/>
           <w:w w:val="90"/>
-          <w:sz w:val="18"/>
         </w:rPr>
         <w:t>Number:</w:t>
       </w:r>
       <w:r>
         <w:rPr>
+          <w:rFonts w:ascii="Arial" w:hAnsi="Arial" w:cs="Arial"/>
           <w:b/>
           <w:spacing w:val="-13"/>
-          <w:sz w:val="18"/>
-        </w:rPr>
-        <w:t xml:space="preserve"> </w:t>
-      </w:r>
-      <w:r>
-        <w:rPr>
+        </w:rPr>
+        <w:t xml:space="preserve"> </w:t>
+      </w:r>
+      <w:r>
+        <w:rPr>
+          <w:rFonts w:ascii="Arial" w:hAnsi="Arial" w:cs="Arial"/>
           <w:b/>
           <w:spacing w:val="-12"/>
           <w:w w:val="90"/>
-          <w:sz w:val="18"/>
           <w:u w:val="single"/>
         </w:rPr>
-        <w:t>{{loan_account}}</w:t>
+        <w:t>{{</w:t>
+      </w:r>
+      <w:proofErr w:type="spellStart"/>
+      <w:r>
+        <w:rPr>
+          <w:rFonts w:ascii="Arial" w:hAnsi="Arial" w:cs="Arial"/>
+          <w:b/>
+          <w:spacing w:val="-12"/>
+          <w:w w:val="90"/>
+          <w:u w:val="single"/>
+        </w:rPr>
+        <w:t>loan_account</w:t>
+      </w:r>
+      <w:proofErr w:type="spellEnd"/>
+      <w:r>
+        <w:rPr>
+          <w:rFonts w:ascii="Arial" w:hAnsi="Arial" w:cs="Arial"/>
+          <w:b/>
+          <w:spacing w:val="-12"/>
+          <w:w w:val="90"/>
+          <w:u w:val="single"/>
+        </w:rPr>
+        <w:t>}}</w:t>
       </w:r>
     </w:p>
     <w:p>
@@ -493,56 +903,84 @@
         <w:spacing w:before="189"/>
         <w:ind w:left="90"/>
         <w:rPr>
+          <w:rFonts w:ascii="Arial" w:hAnsi="Arial" w:cs="Arial"/>
           <w:b/>
-          <w:sz w:val="18"/>
         </w:rPr>
       </w:pPr>
       <w:r>
         <w:rPr>
+          <w:rFonts w:ascii="Arial" w:hAnsi="Arial" w:cs="Arial"/>
           <w:b/>
           <w:spacing w:val="-10"/>
           <w:w w:val="90"/>
-          <w:sz w:val="18"/>
         </w:rPr>
         <w:t>Dear</w:t>
       </w:r>
       <w:r>
         <w:rPr>
+          <w:rFonts w:ascii="Arial" w:hAnsi="Arial" w:cs="Arial"/>
           <w:b/>
           <w:spacing w:val="-11"/>
-          <w:sz w:val="18"/>
-        </w:rPr>
-        <w:t xml:space="preserve"> </w:t>
-      </w:r>
-      <w:r>
-        <w:rPr>
+        </w:rPr>
+        <w:t xml:space="preserve"> </w:t>
+      </w:r>
+      <w:r>
+        <w:rPr>
+          <w:rFonts w:ascii="Arial" w:hAnsi="Arial" w:cs="Arial"/>
           <w:spacing w:val="-10"/>
           <w:w w:val="90"/>
-          <w:sz w:val="18"/>
-        </w:rPr>
-        <w:t>{{borrower_name}}</w:t>
-      </w:r>
-      <w:r>
-        <w:rPr>
+        </w:rPr>
+        <w:t>{{</w:t>
+      </w:r>
+      <w:proofErr w:type="spellStart"/>
+      <w:r>
+        <w:rPr>
+          <w:rFonts w:ascii="Arial" w:hAnsi="Arial" w:cs="Arial"/>
+          <w:spacing w:val="-10"/>
+          <w:w w:val="90"/>
+        </w:rPr>
+        <w:t>borrower_name</w:t>
+      </w:r>
+      <w:proofErr w:type="spellEnd"/>
+      <w:r>
+        <w:rPr>
+          <w:rFonts w:ascii="Arial" w:hAnsi="Arial" w:cs="Arial"/>
+          <w:spacing w:val="-10"/>
+          <w:w w:val="90"/>
+        </w:rPr>
+        <w:t>}</w:t>
+      </w:r>
+      <w:proofErr w:type="gramStart"/>
+      <w:r>
+        <w:rPr>
+          <w:rFonts w:ascii="Arial" w:hAnsi="Arial" w:cs="Arial"/>
+          <w:spacing w:val="-10"/>
+          <w:w w:val="90"/>
+        </w:rPr>
+        <w:t>}</w:t>
+      </w:r>
+      <w:r>
+        <w:rPr>
+          <w:rFonts w:ascii="Arial" w:hAnsi="Arial" w:cs="Arial"/>
           <w:spacing w:val="-11"/>
-          <w:sz w:val="18"/>
-        </w:rPr>
-        <w:t xml:space="preserve"> </w:t>
-      </w:r>
-      <w:r>
-        <w:rPr>
+        </w:rPr>
+        <w:t xml:space="preserve"> </w:t>
+      </w:r>
+      <w:r>
+        <w:rPr>
+          <w:rFonts w:ascii="Arial" w:hAnsi="Arial" w:cs="Arial"/>
           <w:spacing w:val="-10"/>
           <w:w w:val="90"/>
-          <w:sz w:val="18"/>
         </w:rPr>
         <w:t>,</w:t>
       </w:r>
-      <w:r>
-        <w:rPr>
+      <w:proofErr w:type="gramEnd"/>
+      <w:r>
+        <w:rPr>
+          <w:rFonts w:ascii="Arial" w:hAnsi="Arial" w:cs="Arial"/>
           <w:b/>
           <w:spacing w:val="-10"/>
           <w:w w:val="90"/>
-          <w:sz w:val="18"/>
         </w:rPr>
         <w:t>,</w:t>
       </w:r>
@@ -551,839 +989,1277 @@
       <w:pPr>
         <w:pStyle w:val="BodyText"/>
         <w:spacing w:before="177"/>
+        <w:rPr>
+          <w:rFonts w:ascii="Arial" w:hAnsi="Arial" w:cs="Arial"/>
+          <w:sz w:val="22"/>
+          <w:szCs w:val="22"/>
+        </w:rPr>
       </w:pPr>
       <w:r>
         <w:rPr>
-          <w:spacing w:val="-8"/>
-          <w:w w:val="90"/>
+          <w:rFonts w:ascii="Arial" w:hAnsi="Arial" w:cs="Arial"/>
+          <w:spacing w:val="-8"/>
+          <w:w w:val="90"/>
+          <w:sz w:val="22"/>
+          <w:szCs w:val="22"/>
         </w:rPr>
         <w:t>This</w:t>
       </w:r>
       <w:r>
         <w:rPr>
+          <w:rFonts w:ascii="Arial" w:hAnsi="Arial" w:cs="Arial"/>
           <w:spacing w:val="-9"/>
-        </w:rPr>
-        <w:t xml:space="preserve"> </w:t>
-      </w:r>
-      <w:r>
-        <w:rPr>
-          <w:spacing w:val="-8"/>
-          <w:w w:val="90"/>
+          <w:sz w:val="22"/>
+          <w:szCs w:val="22"/>
+        </w:rPr>
+        <w:t xml:space="preserve"> </w:t>
+      </w:r>
+      <w:r>
+        <w:rPr>
+          <w:rFonts w:ascii="Arial" w:hAnsi="Arial" w:cs="Arial"/>
+          <w:spacing w:val="-8"/>
+          <w:w w:val="90"/>
+          <w:sz w:val="22"/>
+          <w:szCs w:val="22"/>
         </w:rPr>
         <w:t>notice</w:t>
       </w:r>
       <w:r>
         <w:rPr>
+          <w:rFonts w:ascii="Arial" w:hAnsi="Arial" w:cs="Arial"/>
           <w:spacing w:val="-14"/>
           <w:w w:val="90"/>
-        </w:rPr>
-        <w:t xml:space="preserve"> </w:t>
-      </w:r>
-      <w:r>
-        <w:rPr>
-          <w:spacing w:val="-8"/>
-          <w:w w:val="90"/>
+          <w:sz w:val="22"/>
+          <w:szCs w:val="22"/>
+        </w:rPr>
+        <w:t xml:space="preserve"> </w:t>
+      </w:r>
+      <w:r>
+        <w:rPr>
+          <w:rFonts w:ascii="Arial" w:hAnsi="Arial" w:cs="Arial"/>
+          <w:spacing w:val="-8"/>
+          <w:w w:val="90"/>
+          <w:sz w:val="22"/>
+          <w:szCs w:val="22"/>
         </w:rPr>
         <w:t>is</w:t>
       </w:r>
       <w:r>
         <w:rPr>
+          <w:rFonts w:ascii="Arial" w:hAnsi="Arial" w:cs="Arial"/>
           <w:spacing w:val="-9"/>
-        </w:rPr>
-        <w:t xml:space="preserve"> </w:t>
-      </w:r>
-      <w:r>
-        <w:rPr>
-          <w:spacing w:val="-8"/>
-          <w:w w:val="90"/>
+          <w:sz w:val="22"/>
+          <w:szCs w:val="22"/>
+        </w:rPr>
+        <w:t xml:space="preserve"> </w:t>
+      </w:r>
+      <w:r>
+        <w:rPr>
+          <w:rFonts w:ascii="Arial" w:hAnsi="Arial" w:cs="Arial"/>
+          <w:spacing w:val="-8"/>
+          <w:w w:val="90"/>
+          <w:sz w:val="22"/>
+          <w:szCs w:val="22"/>
         </w:rPr>
         <w:t>to</w:t>
       </w:r>
       <w:r>
         <w:rPr>
+          <w:rFonts w:ascii="Arial" w:hAnsi="Arial" w:cs="Arial"/>
           <w:spacing w:val="-11"/>
           <w:w w:val="90"/>
-        </w:rPr>
-        <w:t xml:space="preserve"> </w:t>
-      </w:r>
-      <w:r>
-        <w:rPr>
-          <w:spacing w:val="-8"/>
-          <w:w w:val="90"/>
+          <w:sz w:val="22"/>
+          <w:szCs w:val="22"/>
+        </w:rPr>
+        <w:t xml:space="preserve"> </w:t>
+      </w:r>
+      <w:r>
+        <w:rPr>
+          <w:rFonts w:ascii="Arial" w:hAnsi="Arial" w:cs="Arial"/>
+          <w:spacing w:val="-8"/>
+          <w:w w:val="90"/>
+          <w:sz w:val="22"/>
+          <w:szCs w:val="22"/>
         </w:rPr>
         <w:t>formally</w:t>
       </w:r>
       <w:r>
         <w:rPr>
+          <w:rFonts w:ascii="Arial" w:hAnsi="Arial" w:cs="Arial"/>
           <w:spacing w:val="-1"/>
-        </w:rPr>
-        <w:t xml:space="preserve"> </w:t>
-      </w:r>
-      <w:r>
-        <w:rPr>
-          <w:spacing w:val="-8"/>
-          <w:w w:val="90"/>
+          <w:sz w:val="22"/>
+          <w:szCs w:val="22"/>
+        </w:rPr>
+        <w:t xml:space="preserve"> </w:t>
+      </w:r>
+      <w:r>
+        <w:rPr>
+          <w:rFonts w:ascii="Arial" w:hAnsi="Arial" w:cs="Arial"/>
+          <w:spacing w:val="-8"/>
+          <w:w w:val="90"/>
+          <w:sz w:val="22"/>
+          <w:szCs w:val="22"/>
         </w:rPr>
         <w:t>inform</w:t>
       </w:r>
       <w:r>
         <w:rPr>
+          <w:rFonts w:ascii="Arial" w:hAnsi="Arial" w:cs="Arial"/>
           <w:spacing w:val="-21"/>
           <w:w w:val="90"/>
-        </w:rPr>
-        <w:t xml:space="preserve"> </w:t>
-      </w:r>
-      <w:r>
-        <w:rPr>
-          <w:spacing w:val="-8"/>
-          <w:w w:val="90"/>
+          <w:sz w:val="22"/>
+          <w:szCs w:val="22"/>
+        </w:rPr>
+        <w:t xml:space="preserve"> </w:t>
+      </w:r>
+      <w:r>
+        <w:rPr>
+          <w:rFonts w:ascii="Arial" w:hAnsi="Arial" w:cs="Arial"/>
+          <w:spacing w:val="-8"/>
+          <w:w w:val="90"/>
+          <w:sz w:val="22"/>
+          <w:szCs w:val="22"/>
         </w:rPr>
         <w:t>you</w:t>
       </w:r>
       <w:r>
         <w:rPr>
+          <w:rFonts w:ascii="Arial" w:hAnsi="Arial" w:cs="Arial"/>
           <w:spacing w:val="-11"/>
           <w:w w:val="90"/>
-        </w:rPr>
-        <w:t xml:space="preserve"> </w:t>
-      </w:r>
-      <w:r>
-        <w:rPr>
-          <w:spacing w:val="-8"/>
-          <w:w w:val="90"/>
+          <w:sz w:val="22"/>
+          <w:szCs w:val="22"/>
+        </w:rPr>
+        <w:t xml:space="preserve"> </w:t>
+      </w:r>
+      <w:r>
+        <w:rPr>
+          <w:rFonts w:ascii="Arial" w:hAnsi="Arial" w:cs="Arial"/>
+          <w:spacing w:val="-8"/>
+          <w:w w:val="90"/>
+          <w:sz w:val="22"/>
+          <w:szCs w:val="22"/>
         </w:rPr>
         <w:t>about</w:t>
       </w:r>
       <w:r>
         <w:rPr>
+          <w:rFonts w:ascii="Arial" w:hAnsi="Arial" w:cs="Arial"/>
           <w:spacing w:val="-2"/>
-        </w:rPr>
-        <w:t xml:space="preserve"> </w:t>
-      </w:r>
-      <w:r>
-        <w:rPr>
-          <w:spacing w:val="-8"/>
-          <w:w w:val="90"/>
+          <w:sz w:val="22"/>
+          <w:szCs w:val="22"/>
+        </w:rPr>
+        <w:t xml:space="preserve"> </w:t>
+      </w:r>
+      <w:r>
+        <w:rPr>
+          <w:rFonts w:ascii="Arial" w:hAnsi="Arial" w:cs="Arial"/>
+          <w:spacing w:val="-8"/>
+          <w:w w:val="90"/>
+          <w:sz w:val="22"/>
+          <w:szCs w:val="22"/>
         </w:rPr>
         <w:t>the</w:t>
       </w:r>
       <w:r>
         <w:rPr>
+          <w:rFonts w:ascii="Arial" w:hAnsi="Arial" w:cs="Arial"/>
           <w:spacing w:val="-14"/>
           <w:w w:val="90"/>
-        </w:rPr>
-        <w:t xml:space="preserve"> </w:t>
-      </w:r>
-      <w:r>
-        <w:rPr>
-          <w:spacing w:val="-8"/>
-          <w:w w:val="90"/>
+          <w:sz w:val="22"/>
+          <w:szCs w:val="22"/>
+        </w:rPr>
+        <w:t xml:space="preserve"> </w:t>
+      </w:r>
+      <w:r>
+        <w:rPr>
+          <w:rFonts w:ascii="Arial" w:hAnsi="Arial" w:cs="Arial"/>
+          <w:spacing w:val="-8"/>
+          <w:w w:val="90"/>
+          <w:sz w:val="22"/>
+          <w:szCs w:val="22"/>
         </w:rPr>
         <w:t>initiation</w:t>
       </w:r>
       <w:r>
         <w:rPr>
+          <w:rFonts w:ascii="Arial" w:hAnsi="Arial" w:cs="Arial"/>
           <w:spacing w:val="-11"/>
           <w:w w:val="90"/>
-        </w:rPr>
-        <w:t xml:space="preserve"> </w:t>
-      </w:r>
-      <w:r>
-        <w:rPr>
-          <w:spacing w:val="-8"/>
-          <w:w w:val="90"/>
+          <w:sz w:val="22"/>
+          <w:szCs w:val="22"/>
+        </w:rPr>
+        <w:t xml:space="preserve"> </w:t>
+      </w:r>
+      <w:r>
+        <w:rPr>
+          <w:rFonts w:ascii="Arial" w:hAnsi="Arial" w:cs="Arial"/>
+          <w:spacing w:val="-8"/>
+          <w:w w:val="90"/>
+          <w:sz w:val="22"/>
+          <w:szCs w:val="22"/>
         </w:rPr>
         <w:t>of</w:t>
       </w:r>
       <w:r>
         <w:rPr>
+          <w:rFonts w:ascii="Arial" w:hAnsi="Arial" w:cs="Arial"/>
           <w:spacing w:val="-12"/>
-        </w:rPr>
-        <w:t xml:space="preserve"> </w:t>
-      </w:r>
-      <w:r>
-        <w:rPr>
-          <w:spacing w:val="-8"/>
-          <w:w w:val="90"/>
+          <w:sz w:val="22"/>
+          <w:szCs w:val="22"/>
+        </w:rPr>
+        <w:t xml:space="preserve"> </w:t>
+      </w:r>
+      <w:r>
+        <w:rPr>
+          <w:rFonts w:ascii="Arial" w:hAnsi="Arial" w:cs="Arial"/>
+          <w:spacing w:val="-8"/>
+          <w:w w:val="90"/>
+          <w:sz w:val="22"/>
+          <w:szCs w:val="22"/>
         </w:rPr>
         <w:t>the</w:t>
       </w:r>
       <w:r>
         <w:rPr>
+          <w:rFonts w:ascii="Arial" w:hAnsi="Arial" w:cs="Arial"/>
           <w:spacing w:val="-14"/>
           <w:w w:val="90"/>
-        </w:rPr>
-        <w:t xml:space="preserve"> </w:t>
-      </w:r>
-      <w:r>
-        <w:rPr>
-          <w:spacing w:val="-8"/>
-          <w:w w:val="90"/>
+          <w:sz w:val="22"/>
+          <w:szCs w:val="22"/>
+        </w:rPr>
+        <w:t xml:space="preserve"> </w:t>
+      </w:r>
+      <w:r>
+        <w:rPr>
+          <w:rFonts w:ascii="Arial" w:hAnsi="Arial" w:cs="Arial"/>
+          <w:spacing w:val="-8"/>
+          <w:w w:val="90"/>
+          <w:sz w:val="22"/>
+          <w:szCs w:val="22"/>
         </w:rPr>
         <w:t>pre-auction</w:t>
       </w:r>
       <w:r>
         <w:rPr>
+          <w:rFonts w:ascii="Arial" w:hAnsi="Arial" w:cs="Arial"/>
           <w:spacing w:val="-11"/>
           <w:w w:val="90"/>
-        </w:rPr>
-        <w:t xml:space="preserve"> </w:t>
-      </w:r>
-      <w:r>
-        <w:rPr>
-          <w:spacing w:val="-8"/>
-          <w:w w:val="90"/>
+          <w:sz w:val="22"/>
+          <w:szCs w:val="22"/>
+        </w:rPr>
+        <w:t xml:space="preserve"> </w:t>
+      </w:r>
+      <w:r>
+        <w:rPr>
+          <w:rFonts w:ascii="Arial" w:hAnsi="Arial" w:cs="Arial"/>
+          <w:spacing w:val="-8"/>
+          <w:w w:val="90"/>
+          <w:sz w:val="22"/>
+          <w:szCs w:val="22"/>
         </w:rPr>
         <w:t>process</w:t>
       </w:r>
       <w:r>
         <w:rPr>
-          <w:spacing w:val="-8"/>
-        </w:rPr>
-        <w:t xml:space="preserve"> </w:t>
-      </w:r>
-      <w:r>
-        <w:rPr>
-          <w:spacing w:val="-8"/>
-          <w:w w:val="90"/>
+          <w:rFonts w:ascii="Arial" w:hAnsi="Arial" w:cs="Arial"/>
+          <w:spacing w:val="-8"/>
+          <w:sz w:val="22"/>
+          <w:szCs w:val="22"/>
+        </w:rPr>
+        <w:t xml:space="preserve"> </w:t>
+      </w:r>
+      <w:r>
+        <w:rPr>
+          <w:rFonts w:ascii="Arial" w:hAnsi="Arial" w:cs="Arial"/>
+          <w:spacing w:val="-8"/>
+          <w:w w:val="90"/>
+          <w:sz w:val="22"/>
+          <w:szCs w:val="22"/>
         </w:rPr>
         <w:t>for</w:t>
       </w:r>
       <w:r>
         <w:rPr>
+          <w:rFonts w:ascii="Arial" w:hAnsi="Arial" w:cs="Arial"/>
           <w:spacing w:val="-12"/>
-        </w:rPr>
-        <w:t xml:space="preserve"> </w:t>
-      </w:r>
-      <w:r>
-        <w:rPr>
-          <w:spacing w:val="-8"/>
-          <w:w w:val="90"/>
+          <w:sz w:val="22"/>
+          <w:szCs w:val="22"/>
+        </w:rPr>
+        <w:t xml:space="preserve"> </w:t>
+      </w:r>
+      <w:r>
+        <w:rPr>
+          <w:rFonts w:ascii="Arial" w:hAnsi="Arial" w:cs="Arial"/>
+          <w:spacing w:val="-8"/>
+          <w:w w:val="90"/>
+          <w:sz w:val="22"/>
+          <w:szCs w:val="22"/>
         </w:rPr>
         <w:t>the</w:t>
       </w:r>
       <w:r>
         <w:rPr>
+          <w:rFonts w:ascii="Arial" w:hAnsi="Arial" w:cs="Arial"/>
           <w:spacing w:val="-15"/>
           <w:w w:val="90"/>
-        </w:rPr>
-        <w:t xml:space="preserve"> </w:t>
-      </w:r>
-      <w:r>
-        <w:rPr>
-          <w:spacing w:val="-8"/>
-          <w:w w:val="90"/>
+          <w:sz w:val="22"/>
+          <w:szCs w:val="22"/>
+        </w:rPr>
+        <w:t xml:space="preserve"> </w:t>
+      </w:r>
+      <w:r>
+        <w:rPr>
+          <w:rFonts w:ascii="Arial" w:hAnsi="Arial" w:cs="Arial"/>
+          <w:spacing w:val="-8"/>
+          <w:w w:val="90"/>
+          <w:sz w:val="22"/>
+          <w:szCs w:val="22"/>
         </w:rPr>
         <w:t>vehicle</w:t>
       </w:r>
       <w:r>
         <w:rPr>
+          <w:rFonts w:ascii="Arial" w:hAnsi="Arial" w:cs="Arial"/>
           <w:spacing w:val="-14"/>
           <w:w w:val="90"/>
-        </w:rPr>
-        <w:t xml:space="preserve"> </w:t>
-      </w:r>
-      <w:r>
-        <w:rPr>
-          <w:spacing w:val="-8"/>
-          <w:w w:val="90"/>
+          <w:sz w:val="22"/>
+          <w:szCs w:val="22"/>
+        </w:rPr>
+        <w:t xml:space="preserve"> </w:t>
+      </w:r>
+      <w:r>
+        <w:rPr>
+          <w:rFonts w:ascii="Arial" w:hAnsi="Arial" w:cs="Arial"/>
+          <w:spacing w:val="-8"/>
+          <w:w w:val="90"/>
+          <w:sz w:val="22"/>
+          <w:szCs w:val="22"/>
         </w:rPr>
         <w:t>associated</w:t>
       </w:r>
       <w:r>
         <w:rPr>
+          <w:rFonts w:ascii="Arial" w:hAnsi="Arial" w:cs="Arial"/>
           <w:spacing w:val="-11"/>
           <w:w w:val="90"/>
-        </w:rPr>
-        <w:t xml:space="preserve"> </w:t>
-      </w:r>
-      <w:r>
-        <w:rPr>
-          <w:spacing w:val="-8"/>
-          <w:w w:val="90"/>
+          <w:sz w:val="22"/>
+          <w:szCs w:val="22"/>
+        </w:rPr>
+        <w:t xml:space="preserve"> </w:t>
+      </w:r>
+      <w:r>
+        <w:rPr>
+          <w:rFonts w:ascii="Arial" w:hAnsi="Arial" w:cs="Arial"/>
+          <w:spacing w:val="-8"/>
+          <w:w w:val="90"/>
+          <w:sz w:val="22"/>
+          <w:szCs w:val="22"/>
         </w:rPr>
         <w:t>with</w:t>
       </w:r>
       <w:r>
         <w:rPr>
+          <w:rFonts w:ascii="Arial" w:hAnsi="Arial" w:cs="Arial"/>
           <w:spacing w:val="-11"/>
           <w:w w:val="90"/>
-        </w:rPr>
-        <w:t xml:space="preserve"> </w:t>
-      </w:r>
-      <w:r>
-        <w:rPr>
-          <w:spacing w:val="-8"/>
-          <w:w w:val="90"/>
+          <w:sz w:val="22"/>
+          <w:szCs w:val="22"/>
+        </w:rPr>
+        <w:t xml:space="preserve"> </w:t>
+      </w:r>
+      <w:r>
+        <w:rPr>
+          <w:rFonts w:ascii="Arial" w:hAnsi="Arial" w:cs="Arial"/>
+          <w:spacing w:val="-8"/>
+          <w:w w:val="90"/>
+          <w:sz w:val="22"/>
+          <w:szCs w:val="22"/>
         </w:rPr>
         <w:t>your</w:t>
       </w:r>
       <w:r>
         <w:rPr>
+          <w:rFonts w:ascii="Arial" w:hAnsi="Arial" w:cs="Arial"/>
           <w:spacing w:val="-11"/>
-        </w:rPr>
-        <w:t xml:space="preserve"> </w:t>
-      </w:r>
-      <w:r>
-        <w:rPr>
-          <w:spacing w:val="-8"/>
-          <w:w w:val="90"/>
+          <w:sz w:val="22"/>
+          <w:szCs w:val="22"/>
+        </w:rPr>
+        <w:t xml:space="preserve"> </w:t>
+      </w:r>
+      <w:r>
+        <w:rPr>
+          <w:rFonts w:ascii="Arial" w:hAnsi="Arial" w:cs="Arial"/>
+          <w:spacing w:val="-8"/>
+          <w:w w:val="90"/>
+          <w:sz w:val="22"/>
+          <w:szCs w:val="22"/>
         </w:rPr>
         <w:t>loan</w:t>
       </w:r>
       <w:r>
         <w:rPr>
+          <w:rFonts w:ascii="Arial" w:hAnsi="Arial" w:cs="Arial"/>
           <w:spacing w:val="-11"/>
           <w:w w:val="90"/>
-        </w:rPr>
-        <w:t xml:space="preserve"> </w:t>
-      </w:r>
-      <w:r>
-        <w:rPr>
-          <w:spacing w:val="-8"/>
-          <w:w w:val="90"/>
+          <w:sz w:val="22"/>
+          <w:szCs w:val="22"/>
+        </w:rPr>
+        <w:t xml:space="preserve"> </w:t>
+      </w:r>
+      <w:r>
+        <w:rPr>
+          <w:rFonts w:ascii="Arial" w:hAnsi="Arial" w:cs="Arial"/>
+          <w:spacing w:val="-8"/>
+          <w:w w:val="90"/>
+          <w:sz w:val="22"/>
+          <w:szCs w:val="22"/>
         </w:rPr>
         <w:t>account</w:t>
       </w:r>
       <w:r>
         <w:rPr>
+          <w:rFonts w:ascii="Arial" w:hAnsi="Arial" w:cs="Arial"/>
           <w:spacing w:val="-2"/>
-        </w:rPr>
-        <w:t xml:space="preserve"> </w:t>
-      </w:r>
-      <w:r>
-        <w:rPr>
+          <w:sz w:val="22"/>
+          <w:szCs w:val="22"/>
+        </w:rPr>
+        <w:t xml:space="preserve"> </w:t>
+      </w:r>
+      <w:r>
+        <w:rPr>
+          <w:rFonts w:ascii="Arial" w:hAnsi="Arial" w:cs="Arial"/>
           <w:b/>
           <w:spacing w:val="-8"/>
           <w:w w:val="90"/>
+          <w:sz w:val="22"/>
+          <w:szCs w:val="22"/>
           <w:u w:val="single"/>
         </w:rPr>
-        <w:t>{{loan_account}}</w:t>
+        <w:t>{{</w:t>
+      </w:r>
+      <w:proofErr w:type="spellStart"/>
+      <w:r>
+        <w:rPr>
+          <w:rFonts w:ascii="Arial" w:hAnsi="Arial" w:cs="Arial"/>
+          <w:b/>
+          <w:spacing w:val="-8"/>
+          <w:w w:val="90"/>
+          <w:sz w:val="22"/>
+          <w:szCs w:val="22"/>
+          <w:u w:val="single"/>
+        </w:rPr>
+        <w:t>loan_account</w:t>
+      </w:r>
+      <w:proofErr w:type="spellEnd"/>
+      <w:r>
+        <w:rPr>
+          <w:rFonts w:ascii="Arial" w:hAnsi="Arial" w:cs="Arial"/>
+          <w:b/>
+          <w:spacing w:val="-8"/>
+          <w:w w:val="90"/>
+          <w:sz w:val="22"/>
+          <w:szCs w:val="22"/>
+          <w:u w:val="single"/>
+        </w:rPr>
+        <w:t>}}</w:t>
       </w:r>
     </w:p>
     <w:p>
       <w:pPr>
         <w:pStyle w:val="BodyText"/>
-        <w:spacing w:before="189" w:line="223" w:lineRule="auto"/>
+        <w:spacing w:before="189"/>
+        <w:rPr>
+          <w:rFonts w:ascii="Arial" w:hAnsi="Arial" w:cs="Arial"/>
+          <w:sz w:val="22"/>
+          <w:szCs w:val="22"/>
+        </w:rPr>
       </w:pPr>
       <w:r>
         <w:rPr>
-          <w:spacing w:val="-6"/>
-          <w:w w:val="90"/>
+          <w:rFonts w:ascii="Arial" w:hAnsi="Arial" w:cs="Arial"/>
+          <w:spacing w:val="-6"/>
+          <w:w w:val="90"/>
+          <w:sz w:val="22"/>
+          <w:szCs w:val="22"/>
         </w:rPr>
         <w:t>Despite</w:t>
       </w:r>
       <w:r>
         <w:rPr>
+          <w:rFonts w:ascii="Arial" w:hAnsi="Arial" w:cs="Arial"/>
           <w:spacing w:val="-18"/>
           <w:w w:val="90"/>
-        </w:rPr>
-        <w:t xml:space="preserve"> </w:t>
-      </w:r>
-      <w:r>
-        <w:rPr>
-          <w:spacing w:val="-6"/>
-          <w:w w:val="90"/>
+          <w:sz w:val="22"/>
+          <w:szCs w:val="22"/>
+        </w:rPr>
+        <w:t xml:space="preserve"> </w:t>
+      </w:r>
+      <w:r>
+        <w:rPr>
+          <w:rFonts w:ascii="Arial" w:hAnsi="Arial" w:cs="Arial"/>
+          <w:spacing w:val="-6"/>
+          <w:w w:val="90"/>
+          <w:sz w:val="22"/>
+          <w:szCs w:val="22"/>
         </w:rPr>
         <w:t>our</w:t>
       </w:r>
       <w:r>
         <w:rPr>
+          <w:rFonts w:ascii="Arial" w:hAnsi="Arial" w:cs="Arial"/>
           <w:spacing w:val="-11"/>
           <w:w w:val="90"/>
-        </w:rPr>
-        <w:t xml:space="preserve"> </w:t>
-      </w:r>
-      <w:r>
-        <w:rPr>
-          <w:spacing w:val="-6"/>
-          <w:w w:val="90"/>
+          <w:sz w:val="22"/>
+          <w:szCs w:val="22"/>
+        </w:rPr>
+        <w:t xml:space="preserve"> </w:t>
+      </w:r>
+      <w:r>
+        <w:rPr>
+          <w:rFonts w:ascii="Arial" w:hAnsi="Arial" w:cs="Arial"/>
+          <w:spacing w:val="-6"/>
+          <w:w w:val="90"/>
+          <w:sz w:val="22"/>
+          <w:szCs w:val="22"/>
         </w:rPr>
         <w:t>prior</w:t>
       </w:r>
       <w:r>
         <w:rPr>
+          <w:rFonts w:ascii="Arial" w:hAnsi="Arial" w:cs="Arial"/>
           <w:spacing w:val="-12"/>
           <w:w w:val="90"/>
-        </w:rPr>
-        <w:t xml:space="preserve"> </w:t>
-      </w:r>
-      <w:r>
-        <w:rPr>
-          <w:spacing w:val="-6"/>
-          <w:w w:val="90"/>
+          <w:sz w:val="22"/>
+          <w:szCs w:val="22"/>
+        </w:rPr>
+        <w:t xml:space="preserve"> </w:t>
+      </w:r>
+      <w:r>
+        <w:rPr>
+          <w:rFonts w:ascii="Arial" w:hAnsi="Arial" w:cs="Arial"/>
+          <w:spacing w:val="-6"/>
+          <w:w w:val="90"/>
+          <w:sz w:val="22"/>
+          <w:szCs w:val="22"/>
         </w:rPr>
         <w:t>communications</w:t>
       </w:r>
       <w:r>
         <w:rPr>
-          <w:spacing w:val="-8"/>
-          <w:w w:val="90"/>
-        </w:rPr>
-        <w:t xml:space="preserve"> </w:t>
-      </w:r>
-      <w:r>
-        <w:rPr>
-          <w:spacing w:val="-6"/>
-          <w:w w:val="90"/>
+          <w:rFonts w:ascii="Arial" w:hAnsi="Arial" w:cs="Arial"/>
+          <w:spacing w:val="-8"/>
+          <w:w w:val="90"/>
+          <w:sz w:val="22"/>
+          <w:szCs w:val="22"/>
+        </w:rPr>
+        <w:t xml:space="preserve"> </w:t>
+      </w:r>
+      <w:r>
+        <w:rPr>
+          <w:rFonts w:ascii="Arial" w:hAnsi="Arial" w:cs="Arial"/>
+          <w:spacing w:val="-6"/>
+          <w:w w:val="90"/>
+          <w:sz w:val="22"/>
+          <w:szCs w:val="22"/>
         </w:rPr>
         <w:t>and</w:t>
       </w:r>
       <w:r>
         <w:rPr>
+          <w:rFonts w:ascii="Arial" w:hAnsi="Arial" w:cs="Arial"/>
           <w:spacing w:val="-15"/>
           <w:w w:val="90"/>
-        </w:rPr>
-        <w:t xml:space="preserve"> </w:t>
-      </w:r>
-      <w:r>
-        <w:rPr>
-          <w:spacing w:val="-6"/>
-          <w:w w:val="90"/>
+          <w:sz w:val="22"/>
+          <w:szCs w:val="22"/>
+        </w:rPr>
+        <w:t xml:space="preserve"> </w:t>
+      </w:r>
+      <w:r>
+        <w:rPr>
+          <w:rFonts w:ascii="Arial" w:hAnsi="Arial" w:cs="Arial"/>
+          <w:spacing w:val="-6"/>
+          <w:w w:val="90"/>
+          <w:sz w:val="22"/>
+          <w:szCs w:val="22"/>
         </w:rPr>
         <w:t>attempts</w:t>
       </w:r>
       <w:r>
         <w:rPr>
-          <w:spacing w:val="-8"/>
-          <w:w w:val="90"/>
-        </w:rPr>
-        <w:t xml:space="preserve"> </w:t>
-      </w:r>
-      <w:r>
-        <w:rPr>
-          <w:spacing w:val="-6"/>
-          <w:w w:val="90"/>
+          <w:rFonts w:ascii="Arial" w:hAnsi="Arial" w:cs="Arial"/>
+          <w:spacing w:val="-8"/>
+          <w:w w:val="90"/>
+          <w:sz w:val="22"/>
+          <w:szCs w:val="22"/>
+        </w:rPr>
+        <w:t xml:space="preserve"> </w:t>
+      </w:r>
+      <w:r>
+        <w:rPr>
+          <w:rFonts w:ascii="Arial" w:hAnsi="Arial" w:cs="Arial"/>
+          <w:spacing w:val="-6"/>
+          <w:w w:val="90"/>
+          <w:sz w:val="22"/>
+          <w:szCs w:val="22"/>
         </w:rPr>
         <w:t>to</w:t>
       </w:r>
       <w:r>
         <w:rPr>
+          <w:rFonts w:ascii="Arial" w:hAnsi="Arial" w:cs="Arial"/>
           <w:spacing w:val="-15"/>
           <w:w w:val="90"/>
-        </w:rPr>
-        <w:t xml:space="preserve"> </w:t>
-      </w:r>
-      <w:r>
-        <w:rPr>
-          <w:spacing w:val="-6"/>
-          <w:w w:val="90"/>
+          <w:sz w:val="22"/>
+          <w:szCs w:val="22"/>
+        </w:rPr>
+        <w:t xml:space="preserve"> </w:t>
+      </w:r>
+      <w:r>
+        <w:rPr>
+          <w:rFonts w:ascii="Arial" w:hAnsi="Arial" w:cs="Arial"/>
+          <w:spacing w:val="-6"/>
+          <w:w w:val="90"/>
+          <w:sz w:val="22"/>
+          <w:szCs w:val="22"/>
         </w:rPr>
         <w:t>reach</w:t>
       </w:r>
       <w:r>
         <w:rPr>
+          <w:rFonts w:ascii="Arial" w:hAnsi="Arial" w:cs="Arial"/>
           <w:spacing w:val="-14"/>
           <w:w w:val="90"/>
-        </w:rPr>
-        <w:t xml:space="preserve"> </w:t>
-      </w:r>
-      <w:r>
-        <w:rPr>
-          <w:spacing w:val="-6"/>
-          <w:w w:val="90"/>
+          <w:sz w:val="22"/>
+          <w:szCs w:val="22"/>
+        </w:rPr>
+        <w:t xml:space="preserve"> </w:t>
+      </w:r>
+      <w:r>
+        <w:rPr>
+          <w:rFonts w:ascii="Arial" w:hAnsi="Arial" w:cs="Arial"/>
+          <w:spacing w:val="-6"/>
+          <w:w w:val="90"/>
+          <w:sz w:val="22"/>
+          <w:szCs w:val="22"/>
         </w:rPr>
         <w:t>a</w:t>
       </w:r>
       <w:r>
         <w:rPr>
+          <w:rFonts w:ascii="Arial" w:hAnsi="Arial" w:cs="Arial"/>
           <w:spacing w:val="-18"/>
           <w:w w:val="90"/>
-        </w:rPr>
-        <w:t xml:space="preserve"> </w:t>
-      </w:r>
-      <w:r>
-        <w:rPr>
-          <w:spacing w:val="-6"/>
-          <w:w w:val="90"/>
+          <w:sz w:val="22"/>
+          <w:szCs w:val="22"/>
+        </w:rPr>
+        <w:t xml:space="preserve"> </w:t>
+      </w:r>
+      <w:r>
+        <w:rPr>
+          <w:rFonts w:ascii="Arial" w:hAnsi="Arial" w:cs="Arial"/>
+          <w:spacing w:val="-6"/>
+          <w:w w:val="90"/>
+          <w:sz w:val="22"/>
+          <w:szCs w:val="22"/>
         </w:rPr>
         <w:t>resolution,</w:t>
       </w:r>
       <w:r>
         <w:rPr>
+          <w:rFonts w:ascii="Arial" w:hAnsi="Arial" w:cs="Arial"/>
           <w:spacing w:val="-9"/>
           <w:w w:val="90"/>
-        </w:rPr>
-        <w:t xml:space="preserve"> </w:t>
-      </w:r>
-      <w:r>
-        <w:rPr>
-          <w:spacing w:val="-6"/>
-          <w:w w:val="90"/>
+          <w:sz w:val="22"/>
+          <w:szCs w:val="22"/>
+        </w:rPr>
+        <w:t xml:space="preserve"> </w:t>
+      </w:r>
+      <w:r>
+        <w:rPr>
+          <w:rFonts w:ascii="Arial" w:hAnsi="Arial" w:cs="Arial"/>
+          <w:spacing w:val="-6"/>
+          <w:w w:val="90"/>
+          <w:sz w:val="22"/>
+          <w:szCs w:val="22"/>
         </w:rPr>
         <w:t>the</w:t>
       </w:r>
       <w:r>
         <w:rPr>
+          <w:rFonts w:ascii="Arial" w:hAnsi="Arial" w:cs="Arial"/>
           <w:spacing w:val="-18"/>
           <w:w w:val="90"/>
-        </w:rPr>
-        <w:t xml:space="preserve"> </w:t>
-      </w:r>
-      <w:r>
-        <w:rPr>
-          <w:spacing w:val="-6"/>
-          <w:w w:val="90"/>
-        </w:rPr>
-        <w:t>outstandingbalance</w:t>
-      </w:r>
-      <w:r>
-        <w:rPr>
+          <w:sz w:val="22"/>
+          <w:szCs w:val="22"/>
+        </w:rPr>
+        <w:t xml:space="preserve"> </w:t>
+      </w:r>
+      <w:r>
+        <w:rPr>
+          <w:rFonts w:ascii="Arial" w:hAnsi="Arial" w:cs="Arial"/>
+          <w:spacing w:val="-6"/>
+          <w:w w:val="90"/>
+          <w:sz w:val="22"/>
+          <w:szCs w:val="22"/>
+        </w:rPr>
+        <w:t>outstanding</w:t>
+      </w:r>
+      <w:r>
+        <w:rPr>
+          <w:rFonts w:ascii="Arial" w:hAnsi="Arial" w:cs="Arial"/>
+          <w:spacing w:val="-6"/>
+          <w:w w:val="90"/>
+          <w:sz w:val="22"/>
+          <w:szCs w:val="22"/>
+        </w:rPr>
+        <w:t xml:space="preserve"> </w:t>
+      </w:r>
+      <w:r>
+        <w:rPr>
+          <w:rFonts w:ascii="Arial" w:hAnsi="Arial" w:cs="Arial"/>
+          <w:spacing w:val="-6"/>
+          <w:w w:val="90"/>
+          <w:sz w:val="22"/>
+          <w:szCs w:val="22"/>
+        </w:rPr>
+        <w:t>balance</w:t>
+      </w:r>
+      <w:r>
+        <w:rPr>
+          <w:rFonts w:ascii="Arial" w:hAnsi="Arial" w:cs="Arial"/>
           <w:spacing w:val="-17"/>
           <w:w w:val="90"/>
-        </w:rPr>
-        <w:t xml:space="preserve"> </w:t>
-      </w:r>
-      <w:r>
-        <w:rPr>
-          <w:spacing w:val="-6"/>
-          <w:w w:val="90"/>
+          <w:sz w:val="22"/>
+          <w:szCs w:val="22"/>
+        </w:rPr>
+        <w:t xml:space="preserve"> </w:t>
+      </w:r>
+      <w:r>
+        <w:rPr>
+          <w:rFonts w:ascii="Arial" w:hAnsi="Arial" w:cs="Arial"/>
+          <w:spacing w:val="-6"/>
+          <w:w w:val="90"/>
+          <w:sz w:val="22"/>
+          <w:szCs w:val="22"/>
         </w:rPr>
         <w:t>on</w:t>
       </w:r>
       <w:r>
         <w:rPr>
+          <w:rFonts w:ascii="Arial" w:hAnsi="Arial" w:cs="Arial"/>
           <w:spacing w:val="-15"/>
           <w:w w:val="90"/>
-        </w:rPr>
-        <w:t xml:space="preserve"> </w:t>
-      </w:r>
-      <w:r>
-        <w:rPr>
-          <w:spacing w:val="-6"/>
-          <w:w w:val="90"/>
+          <w:sz w:val="22"/>
+          <w:szCs w:val="22"/>
+        </w:rPr>
+        <w:t xml:space="preserve"> </w:t>
+      </w:r>
+      <w:r>
+        <w:rPr>
+          <w:rFonts w:ascii="Arial" w:hAnsi="Arial" w:cs="Arial"/>
+          <w:spacing w:val="-6"/>
+          <w:w w:val="90"/>
+          <w:sz w:val="22"/>
+          <w:szCs w:val="22"/>
         </w:rPr>
         <w:t>your</w:t>
       </w:r>
       <w:r>
         <w:rPr>
+          <w:rFonts w:ascii="Arial" w:hAnsi="Arial" w:cs="Arial"/>
           <w:spacing w:val="-11"/>
           <w:w w:val="90"/>
-        </w:rPr>
-        <w:t xml:space="preserve"> </w:t>
-      </w:r>
-      <w:r>
-        <w:rPr>
-          <w:spacing w:val="-6"/>
-          <w:w w:val="90"/>
+          <w:sz w:val="22"/>
+          <w:szCs w:val="22"/>
+        </w:rPr>
+        <w:t xml:space="preserve"> </w:t>
+      </w:r>
+      <w:r>
+        <w:rPr>
+          <w:rFonts w:ascii="Arial" w:hAnsi="Arial" w:cs="Arial"/>
+          <w:spacing w:val="-6"/>
+          <w:w w:val="90"/>
+          <w:sz w:val="22"/>
+          <w:szCs w:val="22"/>
         </w:rPr>
         <w:t>loan</w:t>
       </w:r>
       <w:r>
         <w:rPr>
+          <w:rFonts w:ascii="Arial" w:hAnsi="Arial" w:cs="Arial"/>
           <w:spacing w:val="-15"/>
           <w:w w:val="90"/>
-        </w:rPr>
-        <w:t xml:space="preserve"> </w:t>
-      </w:r>
-      <w:r>
-        <w:rPr>
-          <w:spacing w:val="-6"/>
-          <w:w w:val="90"/>
+          <w:sz w:val="22"/>
+          <w:szCs w:val="22"/>
+        </w:rPr>
+        <w:t xml:space="preserve"> </w:t>
+      </w:r>
+      <w:r>
+        <w:rPr>
+          <w:rFonts w:ascii="Arial" w:hAnsi="Arial" w:cs="Arial"/>
+          <w:spacing w:val="-6"/>
+          <w:w w:val="90"/>
+          <w:sz w:val="22"/>
+          <w:szCs w:val="22"/>
         </w:rPr>
         <w:t>remains</w:t>
       </w:r>
       <w:r>
         <w:rPr>
-          <w:spacing w:val="-8"/>
-          <w:w w:val="90"/>
-        </w:rPr>
-        <w:t xml:space="preserve"> </w:t>
-      </w:r>
-      <w:r>
-        <w:rPr>
-          <w:spacing w:val="-6"/>
-          <w:w w:val="90"/>
+          <w:rFonts w:ascii="Arial" w:hAnsi="Arial" w:cs="Arial"/>
+          <w:spacing w:val="-8"/>
+          <w:w w:val="90"/>
+          <w:sz w:val="22"/>
+          <w:szCs w:val="22"/>
+        </w:rPr>
+        <w:t xml:space="preserve"> </w:t>
+      </w:r>
+      <w:r>
+        <w:rPr>
+          <w:rFonts w:ascii="Arial" w:hAnsi="Arial" w:cs="Arial"/>
+          <w:spacing w:val="-6"/>
+          <w:w w:val="90"/>
+          <w:sz w:val="22"/>
+          <w:szCs w:val="22"/>
         </w:rPr>
         <w:t>unpaid.</w:t>
       </w:r>
       <w:r>
         <w:rPr>
+          <w:rFonts w:ascii="Arial" w:hAnsi="Arial" w:cs="Arial"/>
           <w:spacing w:val="-10"/>
           <w:w w:val="90"/>
-        </w:rPr>
-        <w:t xml:space="preserve"> </w:t>
-      </w:r>
-      <w:r>
-        <w:rPr>
-          <w:spacing w:val="-6"/>
-          <w:w w:val="90"/>
+          <w:sz w:val="22"/>
+          <w:szCs w:val="22"/>
+        </w:rPr>
+        <w:t xml:space="preserve"> </w:t>
+      </w:r>
+      <w:r>
+        <w:rPr>
+          <w:rFonts w:ascii="Arial" w:hAnsi="Arial" w:cs="Arial"/>
+          <w:spacing w:val="-6"/>
+          <w:w w:val="90"/>
+          <w:sz w:val="22"/>
+          <w:szCs w:val="22"/>
         </w:rPr>
         <w:t>Consequently,</w:t>
       </w:r>
       <w:r>
         <w:rPr>
+          <w:rFonts w:ascii="Arial" w:hAnsi="Arial" w:cs="Arial"/>
           <w:spacing w:val="-9"/>
           <w:w w:val="90"/>
-        </w:rPr>
-        <w:t xml:space="preserve"> </w:t>
-      </w:r>
-      <w:r>
-        <w:rPr>
-          <w:spacing w:val="-6"/>
-          <w:w w:val="90"/>
+          <w:sz w:val="22"/>
+          <w:szCs w:val="22"/>
+        </w:rPr>
+        <w:t xml:space="preserve"> </w:t>
+      </w:r>
+      <w:r>
+        <w:rPr>
+          <w:rFonts w:ascii="Arial" w:hAnsi="Arial" w:cs="Arial"/>
+          <w:spacing w:val="-6"/>
+          <w:w w:val="90"/>
+          <w:sz w:val="22"/>
+          <w:szCs w:val="22"/>
         </w:rPr>
         <w:t>as</w:t>
       </w:r>
       <w:r>
         <w:rPr>
+          <w:rFonts w:ascii="Arial" w:hAnsi="Arial" w:cs="Arial"/>
           <w:spacing w:val="-9"/>
           <w:w w:val="90"/>
-        </w:rPr>
-        <w:t xml:space="preserve"> </w:t>
-      </w:r>
-      <w:r>
-        <w:rPr>
-          <w:spacing w:val="-6"/>
-          <w:w w:val="90"/>
+          <w:sz w:val="22"/>
+          <w:szCs w:val="22"/>
+        </w:rPr>
+        <w:t xml:space="preserve"> </w:t>
+      </w:r>
+      <w:r>
+        <w:rPr>
+          <w:rFonts w:ascii="Arial" w:hAnsi="Arial" w:cs="Arial"/>
+          <w:spacing w:val="-6"/>
+          <w:w w:val="90"/>
+          <w:sz w:val="22"/>
+          <w:szCs w:val="22"/>
         </w:rPr>
         <w:t>per</w:t>
       </w:r>
       <w:r>
         <w:rPr>
+          <w:rFonts w:ascii="Arial" w:hAnsi="Arial" w:cs="Arial"/>
           <w:spacing w:val="-11"/>
           <w:w w:val="90"/>
-        </w:rPr>
-        <w:t xml:space="preserve"> </w:t>
-      </w:r>
-      <w:r>
-        <w:rPr>
-          <w:spacing w:val="-6"/>
-          <w:w w:val="90"/>
+          <w:sz w:val="22"/>
+          <w:szCs w:val="22"/>
+        </w:rPr>
+        <w:t xml:space="preserve"> </w:t>
+      </w:r>
+      <w:r>
+        <w:rPr>
+          <w:rFonts w:ascii="Arial" w:hAnsi="Arial" w:cs="Arial"/>
+          <w:spacing w:val="-6"/>
+          <w:w w:val="90"/>
+          <w:sz w:val="22"/>
+          <w:szCs w:val="22"/>
         </w:rPr>
         <w:t>the</w:t>
       </w:r>
       <w:r>
         <w:rPr>
+          <w:rFonts w:ascii="Arial" w:hAnsi="Arial" w:cs="Arial"/>
           <w:spacing w:val="-18"/>
           <w:w w:val="90"/>
-        </w:rPr>
-        <w:t xml:space="preserve"> </w:t>
-      </w:r>
-      <w:r>
-        <w:rPr>
-          <w:spacing w:val="-6"/>
-          <w:w w:val="90"/>
+          <w:sz w:val="22"/>
+          <w:szCs w:val="22"/>
+        </w:rPr>
+        <w:t xml:space="preserve"> </w:t>
+      </w:r>
+      <w:r>
+        <w:rPr>
+          <w:rFonts w:ascii="Arial" w:hAnsi="Arial" w:cs="Arial"/>
+          <w:spacing w:val="-6"/>
+          <w:w w:val="90"/>
+          <w:sz w:val="22"/>
+          <w:szCs w:val="22"/>
         </w:rPr>
         <w:t>terms</w:t>
       </w:r>
       <w:r>
         <w:rPr>
-          <w:spacing w:val="-8"/>
-          <w:w w:val="90"/>
-        </w:rPr>
-        <w:t xml:space="preserve"> </w:t>
-      </w:r>
-      <w:r>
-        <w:rPr>
-          <w:spacing w:val="-6"/>
-          <w:w w:val="90"/>
+          <w:rFonts w:ascii="Arial" w:hAnsi="Arial" w:cs="Arial"/>
+          <w:spacing w:val="-8"/>
+          <w:w w:val="90"/>
+          <w:sz w:val="22"/>
+          <w:szCs w:val="22"/>
+        </w:rPr>
+        <w:t xml:space="preserve"> </w:t>
+      </w:r>
+      <w:r>
+        <w:rPr>
+          <w:rFonts w:ascii="Arial" w:hAnsi="Arial" w:cs="Arial"/>
+          <w:spacing w:val="-6"/>
+          <w:w w:val="90"/>
+          <w:sz w:val="22"/>
+          <w:szCs w:val="22"/>
         </w:rPr>
         <w:t>stipulated,</w:t>
       </w:r>
       <w:r>
         <w:rPr>
+          <w:rFonts w:ascii="Arial" w:hAnsi="Arial" w:cs="Arial"/>
           <w:spacing w:val="-10"/>
           <w:w w:val="90"/>
-        </w:rPr>
-        <w:t xml:space="preserve"> </w:t>
-      </w:r>
-      <w:r>
-        <w:rPr>
-          <w:spacing w:val="-6"/>
-          <w:w w:val="90"/>
+          <w:sz w:val="22"/>
+          <w:szCs w:val="22"/>
+        </w:rPr>
+        <w:t xml:space="preserve"> </w:t>
+      </w:r>
+      <w:r>
+        <w:rPr>
+          <w:rFonts w:ascii="Arial" w:hAnsi="Arial" w:cs="Arial"/>
+          <w:spacing w:val="-6"/>
+          <w:w w:val="90"/>
+          <w:sz w:val="22"/>
+          <w:szCs w:val="22"/>
         </w:rPr>
         <w:t>the</w:t>
       </w:r>
       <w:r>
         <w:rPr>
+          <w:rFonts w:ascii="Arial" w:hAnsi="Arial" w:cs="Arial"/>
           <w:spacing w:val="-17"/>
           <w:w w:val="90"/>
-        </w:rPr>
-        <w:t xml:space="preserve"> </w:t>
-      </w:r>
-      <w:r>
-        <w:rPr>
-          <w:spacing w:val="-6"/>
-          <w:w w:val="90"/>
+          <w:sz w:val="22"/>
+          <w:szCs w:val="22"/>
+        </w:rPr>
+        <w:t xml:space="preserve"> </w:t>
+      </w:r>
+      <w:r>
+        <w:rPr>
+          <w:rFonts w:ascii="Arial" w:hAnsi="Arial" w:cs="Arial"/>
+          <w:spacing w:val="-6"/>
+          <w:w w:val="90"/>
+          <w:sz w:val="22"/>
+          <w:szCs w:val="22"/>
         </w:rPr>
         <w:t>vehicle</w:t>
       </w:r>
       <w:r>
         <w:rPr>
+          <w:rFonts w:ascii="Arial" w:hAnsi="Arial" w:cs="Arial"/>
           <w:spacing w:val="-18"/>
           <w:w w:val="90"/>
-        </w:rPr>
-        <w:t xml:space="preserve"> </w:t>
-      </w:r>
-      <w:r>
-        <w:rPr>
-          <w:spacing w:val="-6"/>
-          <w:w w:val="90"/>
+          <w:sz w:val="22"/>
+          <w:szCs w:val="22"/>
+        </w:rPr>
+        <w:t xml:space="preserve"> </w:t>
+      </w:r>
+      <w:r>
+        <w:rPr>
+          <w:rFonts w:ascii="Arial" w:hAnsi="Arial" w:cs="Arial"/>
+          <w:spacing w:val="-6"/>
+          <w:w w:val="90"/>
+          <w:sz w:val="22"/>
+          <w:szCs w:val="22"/>
         </w:rPr>
         <w:t>has</w:t>
       </w:r>
       <w:r>
-        <w:t xml:space="preserve"> </w:t>
-      </w:r>
-      <w:r>
-        <w:rPr>
+        <w:rPr>
+          <w:rFonts w:ascii="Arial" w:hAnsi="Arial" w:cs="Arial"/>
+          <w:sz w:val="22"/>
+          <w:szCs w:val="22"/>
+        </w:rPr>
+        <w:t xml:space="preserve"> </w:t>
+      </w:r>
+      <w:r>
+        <w:rPr>
+          <w:rFonts w:ascii="Arial" w:hAnsi="Arial" w:cs="Arial"/>
           <w:spacing w:val="-4"/>
           <w:w w:val="90"/>
+          <w:sz w:val="22"/>
+          <w:szCs w:val="22"/>
         </w:rPr>
         <w:t>been</w:t>
       </w:r>
       <w:r>
         <w:rPr>
+          <w:rFonts w:ascii="Arial" w:hAnsi="Arial" w:cs="Arial"/>
           <w:spacing w:val="-15"/>
           <w:w w:val="90"/>
-        </w:rPr>
-        <w:t xml:space="preserve"> </w:t>
-      </w:r>
-      <w:r>
-        <w:rPr>
+          <w:sz w:val="22"/>
+          <w:szCs w:val="22"/>
+        </w:rPr>
+        <w:t xml:space="preserve"> </w:t>
+      </w:r>
+      <w:r>
+        <w:rPr>
+          <w:rFonts w:ascii="Arial" w:hAnsi="Arial" w:cs="Arial"/>
           <w:spacing w:val="-4"/>
           <w:w w:val="90"/>
+          <w:sz w:val="22"/>
+          <w:szCs w:val="22"/>
         </w:rPr>
         <w:t>seized</w:t>
       </w:r>
       <w:r>
         <w:rPr>
+          <w:rFonts w:ascii="Arial" w:hAnsi="Arial" w:cs="Arial"/>
           <w:spacing w:val="-14"/>
           <w:w w:val="90"/>
-        </w:rPr>
-        <w:t xml:space="preserve"> </w:t>
-      </w:r>
-      <w:r>
-        <w:rPr>
+          <w:sz w:val="22"/>
+          <w:szCs w:val="22"/>
+        </w:rPr>
+        <w:t xml:space="preserve"> </w:t>
+      </w:r>
+      <w:r>
+        <w:rPr>
+          <w:rFonts w:ascii="Arial" w:hAnsi="Arial" w:cs="Arial"/>
           <w:spacing w:val="-4"/>
           <w:w w:val="90"/>
+          <w:sz w:val="22"/>
+          <w:szCs w:val="22"/>
         </w:rPr>
         <w:t>due</w:t>
       </w:r>
       <w:r>
         <w:rPr>
+          <w:rFonts w:ascii="Arial" w:hAnsi="Arial" w:cs="Arial"/>
           <w:spacing w:val="-18"/>
           <w:w w:val="90"/>
-        </w:rPr>
-        <w:t xml:space="preserve"> </w:t>
-      </w:r>
-      <w:r>
-        <w:rPr>
+          <w:sz w:val="22"/>
+          <w:szCs w:val="22"/>
+        </w:rPr>
+        <w:t xml:space="preserve"> </w:t>
+      </w:r>
+      <w:r>
+        <w:rPr>
+          <w:rFonts w:ascii="Arial" w:hAnsi="Arial" w:cs="Arial"/>
           <w:spacing w:val="-4"/>
           <w:w w:val="90"/>
+          <w:sz w:val="22"/>
+          <w:szCs w:val="22"/>
         </w:rPr>
         <w:t>to</w:t>
       </w:r>
       <w:r>
         <w:rPr>
+          <w:rFonts w:ascii="Arial" w:hAnsi="Arial" w:cs="Arial"/>
           <w:spacing w:val="-14"/>
           <w:w w:val="90"/>
-        </w:rPr>
-        <w:t xml:space="preserve"> </w:t>
-      </w:r>
-      <w:r>
-        <w:rPr>
+          <w:sz w:val="22"/>
+          <w:szCs w:val="22"/>
+        </w:rPr>
+        <w:t xml:space="preserve"> </w:t>
+      </w:r>
+      <w:r>
+        <w:rPr>
+          <w:rFonts w:ascii="Arial" w:hAnsi="Arial" w:cs="Arial"/>
           <w:spacing w:val="-4"/>
           <w:w w:val="90"/>
+          <w:sz w:val="22"/>
+          <w:szCs w:val="22"/>
         </w:rPr>
         <w:t>non-payment,</w:t>
       </w:r>
       <w:r>
         <w:rPr>
+          <w:rFonts w:ascii="Arial" w:hAnsi="Arial" w:cs="Arial"/>
           <w:spacing w:val="-10"/>
           <w:w w:val="90"/>
-        </w:rPr>
-        <w:t xml:space="preserve"> </w:t>
-      </w:r>
-      <w:r>
-        <w:rPr>
+          <w:sz w:val="22"/>
+          <w:szCs w:val="22"/>
+        </w:rPr>
+        <w:t xml:space="preserve"> </w:t>
+      </w:r>
+      <w:r>
+        <w:rPr>
+          <w:rFonts w:ascii="Arial" w:hAnsi="Arial" w:cs="Arial"/>
           <w:spacing w:val="-4"/>
           <w:w w:val="90"/>
+          <w:sz w:val="22"/>
+          <w:szCs w:val="22"/>
         </w:rPr>
         <w:t>and</w:t>
       </w:r>
       <w:r>
         <w:rPr>
+          <w:rFonts w:ascii="Arial" w:hAnsi="Arial" w:cs="Arial"/>
           <w:spacing w:val="-14"/>
           <w:w w:val="90"/>
-        </w:rPr>
-        <w:t xml:space="preserve"> </w:t>
-      </w:r>
-      <w:r>
-        <w:rPr>
+          <w:sz w:val="22"/>
+          <w:szCs w:val="22"/>
+        </w:rPr>
+        <w:t xml:space="preserve"> </w:t>
+      </w:r>
+      <w:r>
+        <w:rPr>
+          <w:rFonts w:ascii="Arial" w:hAnsi="Arial" w:cs="Arial"/>
           <w:spacing w:val="-4"/>
           <w:w w:val="90"/>
+          <w:sz w:val="22"/>
+          <w:szCs w:val="22"/>
         </w:rPr>
         <w:t>we</w:t>
       </w:r>
       <w:r>
         <w:rPr>
+          <w:rFonts w:ascii="Arial" w:hAnsi="Arial" w:cs="Arial"/>
           <w:spacing w:val="-18"/>
           <w:w w:val="90"/>
-        </w:rPr>
-        <w:t xml:space="preserve"> </w:t>
-      </w:r>
-      <w:r>
-        <w:rPr>
+          <w:sz w:val="22"/>
+          <w:szCs w:val="22"/>
+        </w:rPr>
+        <w:t xml:space="preserve"> </w:t>
+      </w:r>
+      <w:r>
+        <w:rPr>
+          <w:rFonts w:ascii="Arial" w:hAnsi="Arial" w:cs="Arial"/>
           <w:spacing w:val="-4"/>
           <w:w w:val="90"/>
+          <w:sz w:val="22"/>
+          <w:szCs w:val="22"/>
         </w:rPr>
         <w:t>are</w:t>
       </w:r>
       <w:r>
         <w:rPr>
+          <w:rFonts w:ascii="Arial" w:hAnsi="Arial" w:cs="Arial"/>
           <w:spacing w:val="-17"/>
           <w:w w:val="90"/>
-        </w:rPr>
-        <w:t xml:space="preserve"> </w:t>
-      </w:r>
-      <w:r>
-        <w:rPr>
+          <w:sz w:val="22"/>
+          <w:szCs w:val="22"/>
+        </w:rPr>
+        <w:t xml:space="preserve"> </w:t>
+      </w:r>
+      <w:r>
+        <w:rPr>
+          <w:rFonts w:ascii="Arial" w:hAnsi="Arial" w:cs="Arial"/>
           <w:spacing w:val="-4"/>
           <w:w w:val="90"/>
-        </w:rPr>
-        <w:t>proceedingwith</w:t>
-      </w:r>
-      <w:r>
-        <w:rPr>
+          <w:sz w:val="22"/>
+          <w:szCs w:val="22"/>
+        </w:rPr>
+        <w:t>proceeding</w:t>
+      </w:r>
+      <w:r>
+        <w:rPr>
+          <w:rFonts w:ascii="Arial" w:hAnsi="Arial" w:cs="Arial"/>
+          <w:spacing w:val="-4"/>
+          <w:w w:val="90"/>
+          <w:sz w:val="22"/>
+          <w:szCs w:val="22"/>
+        </w:rPr>
+        <w:t xml:space="preserve"> </w:t>
+      </w:r>
+      <w:r>
+        <w:rPr>
+          <w:rFonts w:ascii="Arial" w:hAnsi="Arial" w:cs="Arial"/>
+          <w:spacing w:val="-4"/>
+          <w:w w:val="90"/>
+          <w:sz w:val="22"/>
+          <w:szCs w:val="22"/>
+        </w:rPr>
+        <w:t>with</w:t>
+      </w:r>
+      <w:r>
+        <w:rPr>
+          <w:rFonts w:ascii="Arial" w:hAnsi="Arial" w:cs="Arial"/>
           <w:spacing w:val="-15"/>
           <w:w w:val="90"/>
-        </w:rPr>
-        <w:t xml:space="preserve"> </w:t>
-      </w:r>
-      <w:r>
-        <w:rPr>
+          <w:sz w:val="22"/>
+          <w:szCs w:val="22"/>
+        </w:rPr>
+        <w:t xml:space="preserve"> </w:t>
+      </w:r>
+      <w:r>
+        <w:rPr>
+          <w:rFonts w:ascii="Arial" w:hAnsi="Arial" w:cs="Arial"/>
           <w:spacing w:val="-4"/>
           <w:w w:val="90"/>
+          <w:sz w:val="22"/>
+          <w:szCs w:val="22"/>
         </w:rPr>
         <w:t>the</w:t>
       </w:r>
       <w:r>
         <w:rPr>
+          <w:rFonts w:ascii="Arial" w:hAnsi="Arial" w:cs="Arial"/>
           <w:spacing w:val="-17"/>
           <w:w w:val="90"/>
-        </w:rPr>
-        <w:t xml:space="preserve"> </w:t>
-      </w:r>
-      <w:r>
-        <w:rPr>
+          <w:sz w:val="22"/>
+          <w:szCs w:val="22"/>
+        </w:rPr>
+        <w:t xml:space="preserve"> </w:t>
+      </w:r>
+      <w:r>
+        <w:rPr>
+          <w:rFonts w:ascii="Arial" w:hAnsi="Arial" w:cs="Arial"/>
           <w:spacing w:val="-4"/>
           <w:w w:val="90"/>
+          <w:sz w:val="22"/>
+          <w:szCs w:val="22"/>
         </w:rPr>
         <w:t>pre-auction</w:t>
       </w:r>
       <w:r>
         <w:rPr>
+          <w:rFonts w:ascii="Arial" w:hAnsi="Arial" w:cs="Arial"/>
           <w:spacing w:val="-15"/>
           <w:w w:val="90"/>
-        </w:rPr>
-        <w:t xml:space="preserve"> </w:t>
-      </w:r>
-      <w:r>
-        <w:rPr>
+          <w:sz w:val="22"/>
+          <w:szCs w:val="22"/>
+        </w:rPr>
+        <w:t xml:space="preserve"> </w:t>
+      </w:r>
+      <w:r>
+        <w:rPr>
+          <w:rFonts w:ascii="Arial" w:hAnsi="Arial" w:cs="Arial"/>
           <w:spacing w:val="-4"/>
           <w:w w:val="90"/>
+          <w:sz w:val="22"/>
+          <w:szCs w:val="22"/>
         </w:rPr>
         <w:t>process.</w:t>
       </w:r>
@@ -1391,839 +2267,1273 @@
     <w:p>
       <w:pPr>
         <w:pStyle w:val="BodyText"/>
-        <w:spacing w:before="192" w:line="223" w:lineRule="auto"/>
+        <w:spacing w:before="192"/>
         <w:ind w:right="209"/>
+        <w:rPr>
+          <w:rFonts w:ascii="Arial" w:hAnsi="Arial" w:cs="Arial"/>
+          <w:sz w:val="22"/>
+          <w:szCs w:val="22"/>
+        </w:rPr>
       </w:pPr>
       <w:r>
         <w:rPr>
-          <w:spacing w:val="-8"/>
-          <w:w w:val="90"/>
+          <w:rFonts w:ascii="Arial" w:hAnsi="Arial" w:cs="Arial"/>
+          <w:spacing w:val="-8"/>
+          <w:w w:val="90"/>
+          <w:sz w:val="22"/>
+          <w:szCs w:val="22"/>
         </w:rPr>
         <w:t>The</w:t>
       </w:r>
       <w:r>
         <w:rPr>
+          <w:rFonts w:ascii="Arial" w:hAnsi="Arial" w:cs="Arial"/>
           <w:spacing w:val="-11"/>
           <w:w w:val="90"/>
-        </w:rPr>
-        <w:t xml:space="preserve"> </w:t>
-      </w:r>
-      <w:r>
-        <w:rPr>
-          <w:spacing w:val="-8"/>
-          <w:w w:val="90"/>
+          <w:sz w:val="22"/>
+          <w:szCs w:val="22"/>
+        </w:rPr>
+        <w:t xml:space="preserve"> </w:t>
+      </w:r>
+      <w:r>
+        <w:rPr>
+          <w:rFonts w:ascii="Arial" w:hAnsi="Arial" w:cs="Arial"/>
+          <w:spacing w:val="-8"/>
+          <w:w w:val="90"/>
+          <w:sz w:val="22"/>
+          <w:szCs w:val="22"/>
         </w:rPr>
         <w:t>scheduled to take</w:t>
       </w:r>
       <w:r>
         <w:rPr>
+          <w:rFonts w:ascii="Arial" w:hAnsi="Arial" w:cs="Arial"/>
           <w:spacing w:val="-11"/>
           <w:w w:val="90"/>
-        </w:rPr>
-        <w:t xml:space="preserve"> </w:t>
-      </w:r>
-      <w:r>
-        <w:rPr>
-          <w:spacing w:val="-8"/>
-          <w:w w:val="90"/>
+          <w:sz w:val="22"/>
+          <w:szCs w:val="22"/>
+        </w:rPr>
+        <w:t xml:space="preserve"> </w:t>
+      </w:r>
+      <w:r>
+        <w:rPr>
+          <w:rFonts w:ascii="Arial" w:hAnsi="Arial" w:cs="Arial"/>
+          <w:spacing w:val="-8"/>
+          <w:w w:val="90"/>
+          <w:sz w:val="22"/>
+          <w:szCs w:val="22"/>
         </w:rPr>
         <w:t>place</w:t>
       </w:r>
       <w:r>
         <w:rPr>
+          <w:rFonts w:ascii="Arial" w:hAnsi="Arial" w:cs="Arial"/>
           <w:spacing w:val="-11"/>
           <w:w w:val="90"/>
-        </w:rPr>
-        <w:t xml:space="preserve"> </w:t>
-      </w:r>
-      <w:r>
-        <w:rPr>
-          <w:spacing w:val="-8"/>
-          <w:w w:val="90"/>
+          <w:sz w:val="22"/>
+          <w:szCs w:val="22"/>
+        </w:rPr>
+        <w:t xml:space="preserve"> </w:t>
+      </w:r>
+      <w:r>
+        <w:rPr>
+          <w:rFonts w:ascii="Arial" w:hAnsi="Arial" w:cs="Arial"/>
+          <w:spacing w:val="-8"/>
+          <w:w w:val="90"/>
+          <w:sz w:val="22"/>
+          <w:szCs w:val="22"/>
         </w:rPr>
         <w:t>within in 30 days from</w:t>
       </w:r>
       <w:r>
         <w:rPr>
+          <w:rFonts w:ascii="Arial" w:hAnsi="Arial" w:cs="Arial"/>
           <w:spacing w:val="-19"/>
           <w:w w:val="90"/>
-        </w:rPr>
-        <w:t xml:space="preserve"> </w:t>
-      </w:r>
-      <w:r>
-        <w:rPr>
-          <w:spacing w:val="-8"/>
-          <w:w w:val="90"/>
+          <w:sz w:val="22"/>
+          <w:szCs w:val="22"/>
+        </w:rPr>
+        <w:t xml:space="preserve"> </w:t>
+      </w:r>
+      <w:r>
+        <w:rPr>
+          <w:rFonts w:ascii="Arial" w:hAnsi="Arial" w:cs="Arial"/>
+          <w:spacing w:val="-8"/>
+          <w:w w:val="90"/>
+          <w:sz w:val="22"/>
+          <w:szCs w:val="22"/>
         </w:rPr>
         <w:t>the</w:t>
       </w:r>
       <w:r>
         <w:rPr>
+          <w:rFonts w:ascii="Arial" w:hAnsi="Arial" w:cs="Arial"/>
           <w:spacing w:val="-11"/>
           <w:w w:val="90"/>
-        </w:rPr>
-        <w:t xml:space="preserve"> </w:t>
-      </w:r>
-      <w:r>
-        <w:rPr>
-          <w:spacing w:val="-8"/>
-          <w:w w:val="90"/>
+          <w:sz w:val="22"/>
+          <w:szCs w:val="22"/>
+        </w:rPr>
+        <w:t xml:space="preserve"> </w:t>
+      </w:r>
+      <w:r>
+        <w:rPr>
+          <w:rFonts w:ascii="Arial" w:hAnsi="Arial" w:cs="Arial"/>
+          <w:spacing w:val="-8"/>
+          <w:w w:val="90"/>
+          <w:sz w:val="22"/>
+          <w:szCs w:val="22"/>
         </w:rPr>
         <w:t>date</w:t>
       </w:r>
       <w:r>
         <w:rPr>
+          <w:rFonts w:ascii="Arial" w:hAnsi="Arial" w:cs="Arial"/>
           <w:spacing w:val="-11"/>
           <w:w w:val="90"/>
-        </w:rPr>
-        <w:t xml:space="preserve"> </w:t>
-      </w:r>
-      <w:r>
-        <w:rPr>
-          <w:spacing w:val="-8"/>
-          <w:w w:val="90"/>
+          <w:sz w:val="22"/>
+          <w:szCs w:val="22"/>
+        </w:rPr>
+        <w:t xml:space="preserve"> </w:t>
+      </w:r>
+      <w:r>
+        <w:rPr>
+          <w:rFonts w:ascii="Arial" w:hAnsi="Arial" w:cs="Arial"/>
+          <w:spacing w:val="-8"/>
+          <w:w w:val="90"/>
+          <w:sz w:val="22"/>
+          <w:szCs w:val="22"/>
         </w:rPr>
         <w:t>of seizing. We</w:t>
       </w:r>
       <w:r>
         <w:rPr>
+          <w:rFonts w:ascii="Arial" w:hAnsi="Arial" w:cs="Arial"/>
           <w:spacing w:val="-11"/>
           <w:w w:val="90"/>
-        </w:rPr>
-        <w:t xml:space="preserve"> </w:t>
-      </w:r>
-      <w:r>
-        <w:rPr>
-          <w:spacing w:val="-8"/>
-          <w:w w:val="90"/>
+          <w:sz w:val="22"/>
+          <w:szCs w:val="22"/>
+        </w:rPr>
+        <w:t xml:space="preserve"> </w:t>
+      </w:r>
+      <w:r>
+        <w:rPr>
+          <w:rFonts w:ascii="Arial" w:hAnsi="Arial" w:cs="Arial"/>
+          <w:spacing w:val="-8"/>
+          <w:w w:val="90"/>
+          <w:sz w:val="22"/>
+          <w:szCs w:val="22"/>
         </w:rPr>
         <w:t>strongly</w:t>
       </w:r>
       <w:r>
-        <w:t xml:space="preserve"> </w:t>
-      </w:r>
-      <w:r>
-        <w:rPr>
-          <w:spacing w:val="-8"/>
-          <w:w w:val="90"/>
+        <w:rPr>
+          <w:rFonts w:ascii="Arial" w:hAnsi="Arial" w:cs="Arial"/>
+          <w:sz w:val="22"/>
+          <w:szCs w:val="22"/>
+        </w:rPr>
+        <w:t xml:space="preserve"> </w:t>
+      </w:r>
+      <w:r>
+        <w:rPr>
+          <w:rFonts w:ascii="Arial" w:hAnsi="Arial" w:cs="Arial"/>
+          <w:spacing w:val="-8"/>
+          <w:w w:val="90"/>
+          <w:sz w:val="22"/>
+          <w:szCs w:val="22"/>
         </w:rPr>
         <w:t>encourage</w:t>
       </w:r>
       <w:r>
         <w:rPr>
+          <w:rFonts w:ascii="Arial" w:hAnsi="Arial" w:cs="Arial"/>
           <w:spacing w:val="-11"/>
           <w:w w:val="90"/>
-        </w:rPr>
-        <w:t xml:space="preserve"> </w:t>
-      </w:r>
-      <w:r>
-        <w:rPr>
-          <w:spacing w:val="-8"/>
-          <w:w w:val="90"/>
+          <w:sz w:val="22"/>
+          <w:szCs w:val="22"/>
+        </w:rPr>
+        <w:t xml:space="preserve"> </w:t>
+      </w:r>
+      <w:r>
+        <w:rPr>
+          <w:rFonts w:ascii="Arial" w:hAnsi="Arial" w:cs="Arial"/>
+          <w:spacing w:val="-8"/>
+          <w:w w:val="90"/>
+          <w:sz w:val="22"/>
+          <w:szCs w:val="22"/>
         </w:rPr>
         <w:t>you to contact</w:t>
       </w:r>
       <w:r>
-        <w:t xml:space="preserve"> </w:t>
-      </w:r>
-      <w:r>
-        <w:rPr>
-          <w:spacing w:val="-8"/>
-          <w:w w:val="90"/>
+        <w:rPr>
+          <w:rFonts w:ascii="Arial" w:hAnsi="Arial" w:cs="Arial"/>
+          <w:sz w:val="22"/>
+          <w:szCs w:val="22"/>
+        </w:rPr>
+        <w:t xml:space="preserve"> </w:t>
+      </w:r>
+      <w:r>
+        <w:rPr>
+          <w:rFonts w:ascii="Arial" w:hAnsi="Arial" w:cs="Arial"/>
+          <w:spacing w:val="-8"/>
+          <w:w w:val="90"/>
+          <w:sz w:val="22"/>
+          <w:szCs w:val="22"/>
         </w:rPr>
         <w:t>our Collections Department</w:t>
       </w:r>
       <w:r>
-        <w:t xml:space="preserve"> </w:t>
-      </w:r>
-      <w:r>
-        <w:rPr>
-          <w:spacing w:val="-8"/>
-          <w:w w:val="90"/>
+        <w:rPr>
+          <w:rFonts w:ascii="Arial" w:hAnsi="Arial" w:cs="Arial"/>
+          <w:sz w:val="22"/>
+          <w:szCs w:val="22"/>
+        </w:rPr>
+        <w:t xml:space="preserve"> </w:t>
+      </w:r>
+      <w:r>
+        <w:rPr>
+          <w:rFonts w:ascii="Arial" w:hAnsi="Arial" w:cs="Arial"/>
+          <w:spacing w:val="-8"/>
+          <w:w w:val="90"/>
+          <w:sz w:val="22"/>
+          <w:szCs w:val="22"/>
         </w:rPr>
         <w:t>immediately</w:t>
       </w:r>
       <w:r>
-        <w:t xml:space="preserve"> </w:t>
-      </w:r>
-      <w:r>
-        <w:rPr>
-          <w:spacing w:val="-8"/>
-          <w:w w:val="90"/>
+        <w:rPr>
+          <w:rFonts w:ascii="Arial" w:hAnsi="Arial" w:cs="Arial"/>
+          <w:sz w:val="22"/>
+          <w:szCs w:val="22"/>
+        </w:rPr>
+        <w:t xml:space="preserve"> </w:t>
+      </w:r>
+      <w:r>
+        <w:rPr>
+          <w:rFonts w:ascii="Arial" w:hAnsi="Arial" w:cs="Arial"/>
+          <w:spacing w:val="-8"/>
+          <w:w w:val="90"/>
+          <w:sz w:val="22"/>
+          <w:szCs w:val="22"/>
         </w:rPr>
         <w:t>to discuss possible</w:t>
       </w:r>
       <w:r>
         <w:rPr>
+          <w:rFonts w:ascii="Arial" w:hAnsi="Arial" w:cs="Arial"/>
           <w:spacing w:val="-11"/>
           <w:w w:val="90"/>
-        </w:rPr>
-        <w:t xml:space="preserve"> </w:t>
-      </w:r>
-      <w:r>
-        <w:rPr>
-          <w:spacing w:val="-8"/>
-          <w:w w:val="90"/>
+          <w:sz w:val="22"/>
+          <w:szCs w:val="22"/>
+        </w:rPr>
+        <w:t xml:space="preserve"> </w:t>
+      </w:r>
+      <w:r>
+        <w:rPr>
+          <w:rFonts w:ascii="Arial" w:hAnsi="Arial" w:cs="Arial"/>
+          <w:spacing w:val="-8"/>
+          <w:w w:val="90"/>
+          <w:sz w:val="22"/>
+          <w:szCs w:val="22"/>
         </w:rPr>
         <w:t>alternatives</w:t>
       </w:r>
       <w:r>
-        <w:t xml:space="preserve"> </w:t>
-      </w:r>
-      <w:r>
-        <w:rPr>
+        <w:rPr>
+          <w:rFonts w:ascii="Arial" w:hAnsi="Arial" w:cs="Arial"/>
+          <w:sz w:val="22"/>
+          <w:szCs w:val="22"/>
+        </w:rPr>
+        <w:t xml:space="preserve"> </w:t>
+      </w:r>
+      <w:r>
+        <w:rPr>
+          <w:rFonts w:ascii="Arial" w:hAnsi="Arial" w:cs="Arial"/>
           <w:spacing w:val="-4"/>
           <w:w w:val="90"/>
+          <w:sz w:val="22"/>
+          <w:szCs w:val="22"/>
         </w:rPr>
         <w:t>and</w:t>
       </w:r>
       <w:r>
         <w:rPr>
+          <w:rFonts w:ascii="Arial" w:hAnsi="Arial" w:cs="Arial"/>
           <w:spacing w:val="-12"/>
           <w:w w:val="90"/>
-        </w:rPr>
-        <w:t xml:space="preserve"> </w:t>
-      </w:r>
-      <w:r>
-        <w:rPr>
+          <w:sz w:val="22"/>
+          <w:szCs w:val="22"/>
+        </w:rPr>
+        <w:t xml:space="preserve"> </w:t>
+      </w:r>
+      <w:r>
+        <w:rPr>
+          <w:rFonts w:ascii="Arial" w:hAnsi="Arial" w:cs="Arial"/>
           <w:spacing w:val="-4"/>
           <w:w w:val="90"/>
+          <w:sz w:val="22"/>
+          <w:szCs w:val="22"/>
         </w:rPr>
         <w:t>settle</w:t>
       </w:r>
       <w:r>
         <w:rPr>
+          <w:rFonts w:ascii="Arial" w:hAnsi="Arial" w:cs="Arial"/>
           <w:spacing w:val="-16"/>
           <w:w w:val="90"/>
-        </w:rPr>
-        <w:t xml:space="preserve"> </w:t>
-      </w:r>
-      <w:r>
-        <w:rPr>
+          <w:sz w:val="22"/>
+          <w:szCs w:val="22"/>
+        </w:rPr>
+        <w:t xml:space="preserve"> </w:t>
+      </w:r>
+      <w:r>
+        <w:rPr>
+          <w:rFonts w:ascii="Arial" w:hAnsi="Arial" w:cs="Arial"/>
           <w:spacing w:val="-4"/>
           <w:w w:val="90"/>
+          <w:sz w:val="22"/>
+          <w:szCs w:val="22"/>
         </w:rPr>
         <w:t>the</w:t>
       </w:r>
       <w:r>
         <w:rPr>
+          <w:rFonts w:ascii="Arial" w:hAnsi="Arial" w:cs="Arial"/>
           <w:spacing w:val="-16"/>
           <w:w w:val="90"/>
-        </w:rPr>
-        <w:t xml:space="preserve"> </w:t>
-      </w:r>
-      <w:r>
-        <w:rPr>
+          <w:sz w:val="22"/>
+          <w:szCs w:val="22"/>
+        </w:rPr>
+        <w:t xml:space="preserve"> </w:t>
+      </w:r>
+      <w:r>
+        <w:rPr>
+          <w:rFonts w:ascii="Arial" w:hAnsi="Arial" w:cs="Arial"/>
           <w:spacing w:val="-4"/>
           <w:w w:val="90"/>
-        </w:rPr>
-        <w:t>outstandingdues</w:t>
-      </w:r>
-      <w:r>
-        <w:rPr>
-          <w:spacing w:val="-6"/>
-          <w:w w:val="90"/>
-        </w:rPr>
-        <w:t xml:space="preserve"> </w:t>
-      </w:r>
-      <w:r>
-        <w:rPr>
+          <w:sz w:val="22"/>
+          <w:szCs w:val="22"/>
+        </w:rPr>
+        <w:t>outstanding</w:t>
+      </w:r>
+      <w:r>
+        <w:rPr>
+          <w:rFonts w:ascii="Arial" w:hAnsi="Arial" w:cs="Arial"/>
           <w:spacing w:val="-4"/>
           <w:w w:val="90"/>
+          <w:sz w:val="22"/>
+          <w:szCs w:val="22"/>
+        </w:rPr>
+        <w:t xml:space="preserve"> </w:t>
+      </w:r>
+      <w:r>
+        <w:rPr>
+          <w:rFonts w:ascii="Arial" w:hAnsi="Arial" w:cs="Arial"/>
+          <w:spacing w:val="-4"/>
+          <w:w w:val="90"/>
+          <w:sz w:val="22"/>
+          <w:szCs w:val="22"/>
+        </w:rPr>
+        <w:t>dues</w:t>
+      </w:r>
+      <w:r>
+        <w:rPr>
+          <w:rFonts w:ascii="Arial" w:hAnsi="Arial" w:cs="Arial"/>
+          <w:spacing w:val="-6"/>
+          <w:w w:val="90"/>
+          <w:sz w:val="22"/>
+          <w:szCs w:val="22"/>
+        </w:rPr>
+        <w:t xml:space="preserve"> </w:t>
+      </w:r>
+      <w:r>
+        <w:rPr>
+          <w:rFonts w:ascii="Arial" w:hAnsi="Arial" w:cs="Arial"/>
+          <w:spacing w:val="-4"/>
+          <w:w w:val="90"/>
+          <w:sz w:val="22"/>
+          <w:szCs w:val="22"/>
         </w:rPr>
         <w:t>to</w:t>
       </w:r>
       <w:r>
         <w:rPr>
+          <w:rFonts w:ascii="Arial" w:hAnsi="Arial" w:cs="Arial"/>
           <w:spacing w:val="-12"/>
           <w:w w:val="90"/>
-        </w:rPr>
-        <w:t xml:space="preserve"> </w:t>
-      </w:r>
-      <w:r>
-        <w:rPr>
+          <w:sz w:val="22"/>
+          <w:szCs w:val="22"/>
+        </w:rPr>
+        <w:t xml:space="preserve"> </w:t>
+      </w:r>
+      <w:r>
+        <w:rPr>
+          <w:rFonts w:ascii="Arial" w:hAnsi="Arial" w:cs="Arial"/>
           <w:spacing w:val="-4"/>
           <w:w w:val="90"/>
+          <w:sz w:val="22"/>
+          <w:szCs w:val="22"/>
         </w:rPr>
         <w:t>prevent</w:t>
       </w:r>
       <w:r>
         <w:rPr>
+          <w:rFonts w:ascii="Arial" w:hAnsi="Arial" w:cs="Arial"/>
           <w:spacing w:val="-4"/>
-        </w:rPr>
-        <w:t xml:space="preserve"> </w:t>
-      </w:r>
-      <w:r>
-        <w:rPr>
+          <w:sz w:val="22"/>
+          <w:szCs w:val="22"/>
+        </w:rPr>
+        <w:t xml:space="preserve"> </w:t>
+      </w:r>
+      <w:r>
+        <w:rPr>
+          <w:rFonts w:ascii="Arial" w:hAnsi="Arial" w:cs="Arial"/>
           <w:spacing w:val="-4"/>
           <w:w w:val="90"/>
+          <w:sz w:val="22"/>
+          <w:szCs w:val="22"/>
         </w:rPr>
         <w:t>the</w:t>
       </w:r>
       <w:r>
         <w:rPr>
+          <w:rFonts w:ascii="Arial" w:hAnsi="Arial" w:cs="Arial"/>
           <w:spacing w:val="-16"/>
           <w:w w:val="90"/>
-        </w:rPr>
-        <w:t xml:space="preserve"> </w:t>
-      </w:r>
-      <w:r>
-        <w:rPr>
+          <w:sz w:val="22"/>
+          <w:szCs w:val="22"/>
+        </w:rPr>
+        <w:t xml:space="preserve"> </w:t>
+      </w:r>
+      <w:r>
+        <w:rPr>
+          <w:rFonts w:ascii="Arial" w:hAnsi="Arial" w:cs="Arial"/>
           <w:spacing w:val="-4"/>
           <w:w w:val="90"/>
+          <w:sz w:val="22"/>
+          <w:szCs w:val="22"/>
         </w:rPr>
         <w:t>auction</w:t>
       </w:r>
       <w:r>
         <w:rPr>
+          <w:rFonts w:ascii="Arial" w:hAnsi="Arial" w:cs="Arial"/>
           <w:spacing w:val="-12"/>
           <w:w w:val="90"/>
-        </w:rPr>
-        <w:t xml:space="preserve"> </w:t>
-      </w:r>
-      <w:r>
-        <w:rPr>
+          <w:sz w:val="22"/>
+          <w:szCs w:val="22"/>
+        </w:rPr>
+        <w:t xml:space="preserve"> </w:t>
+      </w:r>
+      <w:r>
+        <w:rPr>
+          <w:rFonts w:ascii="Arial" w:hAnsi="Arial" w:cs="Arial"/>
           <w:spacing w:val="-4"/>
           <w:w w:val="90"/>
+          <w:sz w:val="22"/>
+          <w:szCs w:val="22"/>
         </w:rPr>
         <w:t>process</w:t>
       </w:r>
       <w:r>
         <w:rPr>
-          <w:spacing w:val="-6"/>
-          <w:w w:val="90"/>
-        </w:rPr>
-        <w:t xml:space="preserve"> </w:t>
-      </w:r>
-      <w:r>
-        <w:rPr>
+          <w:rFonts w:ascii="Arial" w:hAnsi="Arial" w:cs="Arial"/>
+          <w:spacing w:val="-6"/>
+          <w:w w:val="90"/>
+          <w:sz w:val="22"/>
+          <w:szCs w:val="22"/>
+        </w:rPr>
+        <w:t xml:space="preserve"> </w:t>
+      </w:r>
+      <w:r>
+        <w:rPr>
+          <w:rFonts w:ascii="Arial" w:hAnsi="Arial" w:cs="Arial"/>
           <w:spacing w:val="-4"/>
           <w:w w:val="90"/>
+          <w:sz w:val="22"/>
+          <w:szCs w:val="22"/>
         </w:rPr>
         <w:t>from</w:t>
       </w:r>
       <w:r>
         <w:rPr>
+          <w:rFonts w:ascii="Arial" w:hAnsi="Arial" w:cs="Arial"/>
           <w:spacing w:val="-22"/>
           <w:w w:val="90"/>
-        </w:rPr>
-        <w:t xml:space="preserve"> </w:t>
-      </w:r>
-      <w:r>
-        <w:rPr>
+          <w:sz w:val="22"/>
+          <w:szCs w:val="22"/>
+        </w:rPr>
+        <w:t xml:space="preserve"> </w:t>
+      </w:r>
+      <w:r>
+        <w:rPr>
+          <w:rFonts w:ascii="Arial" w:hAnsi="Arial" w:cs="Arial"/>
           <w:spacing w:val="-4"/>
           <w:w w:val="90"/>
-        </w:rPr>
-        <w:t>movingforward.</w:t>
+          <w:sz w:val="22"/>
+          <w:szCs w:val="22"/>
+        </w:rPr>
+        <w:t>moving</w:t>
+      </w:r>
+      <w:r>
+        <w:rPr>
+          <w:rFonts w:ascii="Arial" w:hAnsi="Arial" w:cs="Arial"/>
+          <w:spacing w:val="-4"/>
+          <w:w w:val="90"/>
+          <w:sz w:val="22"/>
+          <w:szCs w:val="22"/>
+        </w:rPr>
+        <w:t xml:space="preserve"> </w:t>
+      </w:r>
+      <w:r>
+        <w:rPr>
+          <w:rFonts w:ascii="Arial" w:hAnsi="Arial" w:cs="Arial"/>
+          <w:spacing w:val="-4"/>
+          <w:w w:val="90"/>
+          <w:sz w:val="22"/>
+          <w:szCs w:val="22"/>
+        </w:rPr>
+        <w:t>forward.</w:t>
       </w:r>
     </w:p>
     <w:p>
       <w:pPr>
         <w:pStyle w:val="BodyText"/>
-        <w:spacing w:before="191" w:line="223" w:lineRule="auto"/>
+        <w:spacing w:before="191"/>
+        <w:rPr>
+          <w:rFonts w:ascii="Arial" w:hAnsi="Arial" w:cs="Arial"/>
+          <w:sz w:val="22"/>
+          <w:szCs w:val="22"/>
+        </w:rPr>
       </w:pPr>
       <w:r>
         <w:rPr>
-          <w:spacing w:val="-6"/>
-          <w:w w:val="90"/>
+          <w:rFonts w:ascii="Arial" w:hAnsi="Arial" w:cs="Arial"/>
+          <w:spacing w:val="-6"/>
+          <w:w w:val="90"/>
+          <w:sz w:val="22"/>
+          <w:szCs w:val="22"/>
         </w:rPr>
         <w:t>Please</w:t>
       </w:r>
       <w:r>
         <w:rPr>
+          <w:rFonts w:ascii="Arial" w:hAnsi="Arial" w:cs="Arial"/>
           <w:spacing w:val="-18"/>
           <w:w w:val="90"/>
-        </w:rPr>
-        <w:t xml:space="preserve"> </w:t>
-      </w:r>
-      <w:r>
-        <w:rPr>
-          <w:spacing w:val="-6"/>
-          <w:w w:val="90"/>
+          <w:sz w:val="22"/>
+          <w:szCs w:val="22"/>
+        </w:rPr>
+        <w:t xml:space="preserve"> </w:t>
+      </w:r>
+      <w:r>
+        <w:rPr>
+          <w:rFonts w:ascii="Arial" w:hAnsi="Arial" w:cs="Arial"/>
+          <w:spacing w:val="-6"/>
+          <w:w w:val="90"/>
+          <w:sz w:val="22"/>
+          <w:szCs w:val="22"/>
         </w:rPr>
         <w:t>note</w:t>
       </w:r>
       <w:r>
         <w:rPr>
+          <w:rFonts w:ascii="Arial" w:hAnsi="Arial" w:cs="Arial"/>
           <w:spacing w:val="-17"/>
           <w:w w:val="90"/>
-        </w:rPr>
-        <w:t xml:space="preserve"> </w:t>
-      </w:r>
-      <w:r>
-        <w:rPr>
-          <w:spacing w:val="-6"/>
-          <w:w w:val="90"/>
+          <w:sz w:val="22"/>
+          <w:szCs w:val="22"/>
+        </w:rPr>
+        <w:t xml:space="preserve"> </w:t>
+      </w:r>
+      <w:r>
+        <w:rPr>
+          <w:rFonts w:ascii="Arial" w:hAnsi="Arial" w:cs="Arial"/>
+          <w:spacing w:val="-6"/>
+          <w:w w:val="90"/>
+          <w:sz w:val="22"/>
+          <w:szCs w:val="22"/>
         </w:rPr>
         <w:t>that</w:t>
       </w:r>
       <w:r>
         <w:rPr>
+          <w:rFonts w:ascii="Arial" w:hAnsi="Arial" w:cs="Arial"/>
           <w:spacing w:val="-7"/>
-        </w:rPr>
-        <w:t xml:space="preserve"> </w:t>
-      </w:r>
-      <w:r>
-        <w:rPr>
-          <w:spacing w:val="-6"/>
-          <w:w w:val="90"/>
+          <w:sz w:val="22"/>
+          <w:szCs w:val="22"/>
+        </w:rPr>
+        <w:t xml:space="preserve"> </w:t>
+      </w:r>
+      <w:r>
+        <w:rPr>
+          <w:rFonts w:ascii="Arial" w:hAnsi="Arial" w:cs="Arial"/>
+          <w:spacing w:val="-6"/>
+          <w:w w:val="90"/>
+          <w:sz w:val="22"/>
+          <w:szCs w:val="22"/>
         </w:rPr>
         <w:t>this</w:t>
       </w:r>
       <w:r>
         <w:rPr>
+          <w:rFonts w:ascii="Arial" w:hAnsi="Arial" w:cs="Arial"/>
           <w:spacing w:val="-9"/>
           <w:w w:val="90"/>
-        </w:rPr>
-        <w:t xml:space="preserve"> </w:t>
-      </w:r>
-      <w:r>
-        <w:rPr>
-          <w:spacing w:val="-6"/>
-          <w:w w:val="90"/>
+          <w:sz w:val="22"/>
+          <w:szCs w:val="22"/>
+        </w:rPr>
+        <w:t xml:space="preserve"> </w:t>
+      </w:r>
+      <w:r>
+        <w:rPr>
+          <w:rFonts w:ascii="Arial" w:hAnsi="Arial" w:cs="Arial"/>
+          <w:spacing w:val="-6"/>
+          <w:w w:val="90"/>
+          <w:sz w:val="22"/>
+          <w:szCs w:val="22"/>
         </w:rPr>
         <w:t>notice</w:t>
       </w:r>
       <w:r>
         <w:rPr>
+          <w:rFonts w:ascii="Arial" w:hAnsi="Arial" w:cs="Arial"/>
           <w:spacing w:val="-17"/>
           <w:w w:val="90"/>
-        </w:rPr>
-        <w:t xml:space="preserve"> </w:t>
-      </w:r>
-      <w:r>
-        <w:rPr>
-          <w:spacing w:val="-6"/>
-          <w:w w:val="90"/>
+          <w:sz w:val="22"/>
+          <w:szCs w:val="22"/>
+        </w:rPr>
+        <w:t xml:space="preserve"> </w:t>
+      </w:r>
+      <w:r>
+        <w:rPr>
+          <w:rFonts w:ascii="Arial" w:hAnsi="Arial" w:cs="Arial"/>
+          <w:spacing w:val="-6"/>
+          <w:w w:val="90"/>
+          <w:sz w:val="22"/>
+          <w:szCs w:val="22"/>
         </w:rPr>
         <w:t>serves</w:t>
       </w:r>
       <w:r>
         <w:rPr>
+          <w:rFonts w:ascii="Arial" w:hAnsi="Arial" w:cs="Arial"/>
           <w:spacing w:val="-9"/>
           <w:w w:val="90"/>
-        </w:rPr>
-        <w:t xml:space="preserve"> </w:t>
-      </w:r>
-      <w:r>
-        <w:rPr>
-          <w:spacing w:val="-6"/>
-          <w:w w:val="90"/>
+          <w:sz w:val="22"/>
+          <w:szCs w:val="22"/>
+        </w:rPr>
+        <w:t xml:space="preserve"> </w:t>
+      </w:r>
+      <w:r>
+        <w:rPr>
+          <w:rFonts w:ascii="Arial" w:hAnsi="Arial" w:cs="Arial"/>
+          <w:spacing w:val="-6"/>
+          <w:w w:val="90"/>
+          <w:sz w:val="22"/>
+          <w:szCs w:val="22"/>
         </w:rPr>
         <w:t>as</w:t>
       </w:r>
       <w:r>
         <w:rPr>
-          <w:spacing w:val="-8"/>
-          <w:w w:val="90"/>
-        </w:rPr>
-        <w:t xml:space="preserve"> </w:t>
-      </w:r>
-      <w:r>
-        <w:rPr>
-          <w:spacing w:val="-6"/>
-          <w:w w:val="90"/>
+          <w:rFonts w:ascii="Arial" w:hAnsi="Arial" w:cs="Arial"/>
+          <w:spacing w:val="-8"/>
+          <w:w w:val="90"/>
+          <w:sz w:val="22"/>
+          <w:szCs w:val="22"/>
+        </w:rPr>
+        <w:t xml:space="preserve"> </w:t>
+      </w:r>
+      <w:r>
+        <w:rPr>
+          <w:rFonts w:ascii="Arial" w:hAnsi="Arial" w:cs="Arial"/>
+          <w:spacing w:val="-6"/>
+          <w:w w:val="90"/>
+          <w:sz w:val="22"/>
+          <w:szCs w:val="22"/>
         </w:rPr>
         <w:t>a</w:t>
       </w:r>
       <w:r>
         <w:rPr>
+          <w:rFonts w:ascii="Arial" w:hAnsi="Arial" w:cs="Arial"/>
           <w:spacing w:val="-18"/>
           <w:w w:val="90"/>
-        </w:rPr>
-        <w:t xml:space="preserve"> </w:t>
-      </w:r>
-      <w:r>
-        <w:rPr>
-          <w:spacing w:val="-6"/>
-          <w:w w:val="90"/>
+          <w:sz w:val="22"/>
+          <w:szCs w:val="22"/>
+        </w:rPr>
+        <w:t xml:space="preserve"> </w:t>
+      </w:r>
+      <w:r>
+        <w:rPr>
+          <w:rFonts w:ascii="Arial" w:hAnsi="Arial" w:cs="Arial"/>
+          <w:spacing w:val="-6"/>
+          <w:w w:val="90"/>
+          <w:sz w:val="22"/>
+          <w:szCs w:val="22"/>
         </w:rPr>
         <w:t>final</w:t>
       </w:r>
       <w:r>
         <w:rPr>
+          <w:rFonts w:ascii="Arial" w:hAnsi="Arial" w:cs="Arial"/>
           <w:spacing w:val="-14"/>
           <w:w w:val="90"/>
-        </w:rPr>
-        <w:t xml:space="preserve"> </w:t>
-      </w:r>
-      <w:r>
-        <w:rPr>
-          <w:spacing w:val="-6"/>
-          <w:w w:val="90"/>
+          <w:sz w:val="22"/>
+          <w:szCs w:val="22"/>
+        </w:rPr>
+        <w:t xml:space="preserve"> </w:t>
+      </w:r>
+      <w:r>
+        <w:rPr>
+          <w:rFonts w:ascii="Arial" w:hAnsi="Arial" w:cs="Arial"/>
+          <w:spacing w:val="-6"/>
+          <w:w w:val="90"/>
+          <w:sz w:val="22"/>
+          <w:szCs w:val="22"/>
         </w:rPr>
         <w:t>opportunity</w:t>
       </w:r>
       <w:r>
         <w:rPr>
+          <w:rFonts w:ascii="Arial" w:hAnsi="Arial" w:cs="Arial"/>
           <w:spacing w:val="-7"/>
-        </w:rPr>
-        <w:t xml:space="preserve"> </w:t>
-      </w:r>
-      <w:r>
-        <w:rPr>
-          <w:spacing w:val="-6"/>
-          <w:w w:val="90"/>
+          <w:sz w:val="22"/>
+          <w:szCs w:val="22"/>
+        </w:rPr>
+        <w:t xml:space="preserve"> </w:t>
+      </w:r>
+      <w:r>
+        <w:rPr>
+          <w:rFonts w:ascii="Arial" w:hAnsi="Arial" w:cs="Arial"/>
+          <w:spacing w:val="-6"/>
+          <w:w w:val="90"/>
+          <w:sz w:val="22"/>
+          <w:szCs w:val="22"/>
         </w:rPr>
         <w:t>to</w:t>
       </w:r>
       <w:r>
         <w:rPr>
+          <w:rFonts w:ascii="Arial" w:hAnsi="Arial" w:cs="Arial"/>
           <w:spacing w:val="-15"/>
           <w:w w:val="90"/>
-        </w:rPr>
-        <w:t xml:space="preserve"> </w:t>
-      </w:r>
-      <w:r>
-        <w:rPr>
-          <w:spacing w:val="-6"/>
-          <w:w w:val="90"/>
+          <w:sz w:val="22"/>
+          <w:szCs w:val="22"/>
+        </w:rPr>
+        <w:t xml:space="preserve"> </w:t>
+      </w:r>
+      <w:r>
+        <w:rPr>
+          <w:rFonts w:ascii="Arial" w:hAnsi="Arial" w:cs="Arial"/>
+          <w:spacing w:val="-6"/>
+          <w:w w:val="90"/>
+          <w:sz w:val="22"/>
+          <w:szCs w:val="22"/>
         </w:rPr>
         <w:t>address</w:t>
       </w:r>
       <w:r>
         <w:rPr>
-          <w:spacing w:val="-8"/>
-          <w:w w:val="90"/>
-        </w:rPr>
-        <w:t xml:space="preserve"> </w:t>
-      </w:r>
-      <w:r>
-        <w:rPr>
-          <w:spacing w:val="-6"/>
-          <w:w w:val="90"/>
+          <w:rFonts w:ascii="Arial" w:hAnsi="Arial" w:cs="Arial"/>
+          <w:spacing w:val="-8"/>
+          <w:w w:val="90"/>
+          <w:sz w:val="22"/>
+          <w:szCs w:val="22"/>
+        </w:rPr>
+        <w:t xml:space="preserve"> </w:t>
+      </w:r>
+      <w:r>
+        <w:rPr>
+          <w:rFonts w:ascii="Arial" w:hAnsi="Arial" w:cs="Arial"/>
+          <w:spacing w:val="-6"/>
+          <w:w w:val="90"/>
+          <w:sz w:val="22"/>
+          <w:szCs w:val="22"/>
         </w:rPr>
         <w:t>the</w:t>
       </w:r>
       <w:r>
         <w:rPr>
+          <w:rFonts w:ascii="Arial" w:hAnsi="Arial" w:cs="Arial"/>
           <w:spacing w:val="-18"/>
           <w:w w:val="90"/>
-        </w:rPr>
-        <w:t xml:space="preserve"> </w:t>
-      </w:r>
-      <w:r>
-        <w:rPr>
-          <w:spacing w:val="-6"/>
-          <w:w w:val="90"/>
+          <w:sz w:val="22"/>
+          <w:szCs w:val="22"/>
+        </w:rPr>
+        <w:t xml:space="preserve"> </w:t>
+      </w:r>
+      <w:r>
+        <w:rPr>
+          <w:rFonts w:ascii="Arial" w:hAnsi="Arial" w:cs="Arial"/>
+          <w:spacing w:val="-6"/>
+          <w:w w:val="90"/>
+          <w:sz w:val="22"/>
+          <w:szCs w:val="22"/>
         </w:rPr>
         <w:t>overdue</w:t>
       </w:r>
       <w:r>
         <w:rPr>
+          <w:rFonts w:ascii="Arial" w:hAnsi="Arial" w:cs="Arial"/>
           <w:spacing w:val="-17"/>
           <w:w w:val="90"/>
-        </w:rPr>
-        <w:t xml:space="preserve"> </w:t>
-      </w:r>
-      <w:r>
-        <w:rPr>
-          <w:spacing w:val="-6"/>
-          <w:w w:val="90"/>
+          <w:sz w:val="22"/>
+          <w:szCs w:val="22"/>
+        </w:rPr>
+        <w:t xml:space="preserve"> </w:t>
+      </w:r>
+      <w:r>
+        <w:rPr>
+          <w:rFonts w:ascii="Arial" w:hAnsi="Arial" w:cs="Arial"/>
+          <w:spacing w:val="-6"/>
+          <w:w w:val="90"/>
+          <w:sz w:val="22"/>
+          <w:szCs w:val="22"/>
         </w:rPr>
         <w:t>amount</w:t>
       </w:r>
       <w:r>
         <w:rPr>
+          <w:rFonts w:ascii="Arial" w:hAnsi="Arial" w:cs="Arial"/>
           <w:spacing w:val="-7"/>
-        </w:rPr>
-        <w:t xml:space="preserve"> </w:t>
-      </w:r>
-      <w:r>
-        <w:rPr>
-          <w:spacing w:val="-6"/>
-          <w:w w:val="90"/>
+          <w:sz w:val="22"/>
+          <w:szCs w:val="22"/>
+        </w:rPr>
+        <w:t xml:space="preserve"> </w:t>
+      </w:r>
+      <w:r>
+        <w:rPr>
+          <w:rFonts w:ascii="Arial" w:hAnsi="Arial" w:cs="Arial"/>
+          <w:spacing w:val="-6"/>
+          <w:w w:val="90"/>
+          <w:sz w:val="22"/>
+          <w:szCs w:val="22"/>
         </w:rPr>
         <w:t>and</w:t>
       </w:r>
       <w:r>
         <w:rPr>
+          <w:rFonts w:ascii="Arial" w:hAnsi="Arial" w:cs="Arial"/>
           <w:spacing w:val="-15"/>
           <w:w w:val="90"/>
-        </w:rPr>
-        <w:t xml:space="preserve"> </w:t>
-      </w:r>
-      <w:r>
-        <w:rPr>
-          <w:spacing w:val="-6"/>
-          <w:w w:val="90"/>
+          <w:sz w:val="22"/>
+          <w:szCs w:val="22"/>
+        </w:rPr>
+        <w:t xml:space="preserve"> </w:t>
+      </w:r>
+      <w:r>
+        <w:rPr>
+          <w:rFonts w:ascii="Arial" w:hAnsi="Arial" w:cs="Arial"/>
+          <w:spacing w:val="-6"/>
+          <w:w w:val="90"/>
+          <w:sz w:val="22"/>
+          <w:szCs w:val="22"/>
         </w:rPr>
         <w:t>avoid</w:t>
       </w:r>
       <w:r>
         <w:rPr>
+          <w:rFonts w:ascii="Arial" w:hAnsi="Arial" w:cs="Arial"/>
           <w:spacing w:val="-14"/>
           <w:w w:val="90"/>
-        </w:rPr>
-        <w:t xml:space="preserve"> </w:t>
-      </w:r>
-      <w:r>
-        <w:rPr>
-          <w:spacing w:val="-6"/>
-          <w:w w:val="90"/>
+          <w:sz w:val="22"/>
+          <w:szCs w:val="22"/>
+        </w:rPr>
+        <w:t xml:space="preserve"> </w:t>
+      </w:r>
+      <w:r>
+        <w:rPr>
+          <w:rFonts w:ascii="Arial" w:hAnsi="Arial" w:cs="Arial"/>
+          <w:spacing w:val="-6"/>
+          <w:w w:val="90"/>
+          <w:sz w:val="22"/>
+          <w:szCs w:val="22"/>
         </w:rPr>
         <w:t>the</w:t>
       </w:r>
       <w:r>
         <w:rPr>
+          <w:rFonts w:ascii="Arial" w:hAnsi="Arial" w:cs="Arial"/>
           <w:spacing w:val="-18"/>
           <w:w w:val="90"/>
-        </w:rPr>
-        <w:t xml:space="preserve"> </w:t>
-      </w:r>
-      <w:r>
-        <w:rPr>
-          <w:spacing w:val="-6"/>
-          <w:w w:val="90"/>
+          <w:sz w:val="22"/>
+          <w:szCs w:val="22"/>
+        </w:rPr>
+        <w:t xml:space="preserve"> </w:t>
+      </w:r>
+      <w:r>
+        <w:rPr>
+          <w:rFonts w:ascii="Arial" w:hAnsi="Arial" w:cs="Arial"/>
+          <w:spacing w:val="-6"/>
+          <w:w w:val="90"/>
+          <w:sz w:val="22"/>
+          <w:szCs w:val="22"/>
         </w:rPr>
         <w:t>auction</w:t>
       </w:r>
       <w:r>
         <w:rPr>
+          <w:rFonts w:ascii="Arial" w:hAnsi="Arial" w:cs="Arial"/>
           <w:spacing w:val="-14"/>
           <w:w w:val="90"/>
-        </w:rPr>
-        <w:t xml:space="preserve"> </w:t>
-      </w:r>
-      <w:r>
-        <w:rPr>
-          <w:spacing w:val="-6"/>
-          <w:w w:val="90"/>
+          <w:sz w:val="22"/>
+          <w:szCs w:val="22"/>
+        </w:rPr>
+        <w:t xml:space="preserve"> </w:t>
+      </w:r>
+      <w:r>
+        <w:rPr>
+          <w:rFonts w:ascii="Arial" w:hAnsi="Arial" w:cs="Arial"/>
+          <w:spacing w:val="-6"/>
+          <w:w w:val="90"/>
+          <w:sz w:val="22"/>
+          <w:szCs w:val="22"/>
         </w:rPr>
         <w:t>of</w:t>
       </w:r>
       <w:r>
         <w:rPr>
+          <w:rFonts w:ascii="Arial" w:hAnsi="Arial" w:cs="Arial"/>
           <w:spacing w:val="-12"/>
           <w:w w:val="90"/>
-        </w:rPr>
-        <w:t xml:space="preserve"> </w:t>
-      </w:r>
-      <w:r>
-        <w:rPr>
-          <w:spacing w:val="-6"/>
-          <w:w w:val="90"/>
+          <w:sz w:val="22"/>
+          <w:szCs w:val="22"/>
+        </w:rPr>
+        <w:t xml:space="preserve"> </w:t>
+      </w:r>
+      <w:r>
+        <w:rPr>
+          <w:rFonts w:ascii="Arial" w:hAnsi="Arial" w:cs="Arial"/>
+          <w:spacing w:val="-6"/>
+          <w:w w:val="90"/>
+          <w:sz w:val="22"/>
+          <w:szCs w:val="22"/>
         </w:rPr>
         <w:t>your</w:t>
       </w:r>
       <w:r>
         <w:rPr>
+          <w:rFonts w:ascii="Arial" w:hAnsi="Arial" w:cs="Arial"/>
           <w:spacing w:val="-11"/>
           <w:w w:val="90"/>
-        </w:rPr>
-        <w:t xml:space="preserve"> </w:t>
-      </w:r>
-      <w:r>
-        <w:rPr>
-          <w:spacing w:val="-6"/>
-          <w:w w:val="90"/>
+          <w:sz w:val="22"/>
+          <w:szCs w:val="22"/>
+        </w:rPr>
+        <w:t xml:space="preserve"> </w:t>
+      </w:r>
+      <w:r>
+        <w:rPr>
+          <w:rFonts w:ascii="Arial" w:hAnsi="Arial" w:cs="Arial"/>
+          <w:spacing w:val="-6"/>
+          <w:w w:val="90"/>
+          <w:sz w:val="22"/>
+          <w:szCs w:val="22"/>
         </w:rPr>
         <w:t>vehicle.</w:t>
       </w:r>
       <w:r>
         <w:rPr>
+          <w:rFonts w:ascii="Arial" w:hAnsi="Arial" w:cs="Arial"/>
           <w:spacing w:val="-10"/>
           <w:w w:val="90"/>
-        </w:rPr>
-        <w:t xml:space="preserve"> </w:t>
-      </w:r>
-      <w:r>
-        <w:rPr>
-          <w:spacing w:val="-6"/>
-          <w:w w:val="90"/>
+          <w:sz w:val="22"/>
+          <w:szCs w:val="22"/>
+        </w:rPr>
+        <w:t xml:space="preserve"> </w:t>
+      </w:r>
+      <w:r>
+        <w:rPr>
+          <w:rFonts w:ascii="Arial" w:hAnsi="Arial" w:cs="Arial"/>
+          <w:spacing w:val="-6"/>
+          <w:w w:val="90"/>
+          <w:sz w:val="22"/>
+          <w:szCs w:val="22"/>
         </w:rPr>
         <w:t>We</w:t>
       </w:r>
       <w:r>
         <w:rPr>
+          <w:rFonts w:ascii="Arial" w:hAnsi="Arial" w:cs="Arial"/>
           <w:spacing w:val="-17"/>
           <w:w w:val="90"/>
-        </w:rPr>
-        <w:t xml:space="preserve"> </w:t>
-      </w:r>
-      <w:r>
-        <w:rPr>
-          <w:spacing w:val="-6"/>
-          <w:w w:val="90"/>
+          <w:sz w:val="22"/>
+          <w:szCs w:val="22"/>
+        </w:rPr>
+        <w:t xml:space="preserve"> </w:t>
+      </w:r>
+      <w:r>
+        <w:rPr>
+          <w:rFonts w:ascii="Arial" w:hAnsi="Arial" w:cs="Arial"/>
+          <w:spacing w:val="-6"/>
+          <w:w w:val="90"/>
+          <w:sz w:val="22"/>
+          <w:szCs w:val="22"/>
         </w:rPr>
         <w:t>remain</w:t>
       </w:r>
       <w:r>
         <w:rPr>
+          <w:rFonts w:ascii="Arial" w:hAnsi="Arial" w:cs="Arial"/>
           <w:spacing w:val="-15"/>
           <w:w w:val="90"/>
-        </w:rPr>
-        <w:t xml:space="preserve"> </w:t>
-      </w:r>
-      <w:r>
-        <w:rPr>
-          <w:spacing w:val="-6"/>
-          <w:w w:val="90"/>
+          <w:sz w:val="22"/>
+          <w:szCs w:val="22"/>
+        </w:rPr>
+        <w:t xml:space="preserve"> </w:t>
+      </w:r>
+      <w:r>
+        <w:rPr>
+          <w:rFonts w:ascii="Arial" w:hAnsi="Arial" w:cs="Arial"/>
+          <w:spacing w:val="-6"/>
+          <w:w w:val="90"/>
+          <w:sz w:val="22"/>
+          <w:szCs w:val="22"/>
         </w:rPr>
         <w:t>committed</w:t>
       </w:r>
       <w:r>
         <w:rPr>
+          <w:rFonts w:ascii="Arial" w:hAnsi="Arial" w:cs="Arial"/>
           <w:spacing w:val="-14"/>
           <w:w w:val="90"/>
-        </w:rPr>
-        <w:t xml:space="preserve"> </w:t>
-      </w:r>
-      <w:r>
-        <w:rPr>
-          <w:spacing w:val="-6"/>
-          <w:w w:val="90"/>
+          <w:sz w:val="22"/>
+          <w:szCs w:val="22"/>
+        </w:rPr>
+        <w:t xml:space="preserve"> </w:t>
+      </w:r>
+      <w:r>
+        <w:rPr>
+          <w:rFonts w:ascii="Arial" w:hAnsi="Arial" w:cs="Arial"/>
+          <w:spacing w:val="-6"/>
+          <w:w w:val="90"/>
+          <w:sz w:val="22"/>
+          <w:szCs w:val="22"/>
         </w:rPr>
         <w:t>to</w:t>
       </w:r>
       <w:r>
         <w:rPr>
+          <w:rFonts w:ascii="Arial" w:hAnsi="Arial" w:cs="Arial"/>
           <w:spacing w:val="-15"/>
           <w:w w:val="90"/>
-        </w:rPr>
-        <w:t xml:space="preserve"> </w:t>
-      </w:r>
-      <w:r>
-        <w:rPr>
-          <w:spacing w:val="-6"/>
-          <w:w w:val="90"/>
+          <w:sz w:val="22"/>
+          <w:szCs w:val="22"/>
+        </w:rPr>
+        <w:t xml:space="preserve"> </w:t>
+      </w:r>
+      <w:r>
+        <w:rPr>
+          <w:rFonts w:ascii="Arial" w:hAnsi="Arial" w:cs="Arial"/>
+          <w:spacing w:val="-6"/>
+          <w:w w:val="90"/>
+          <w:sz w:val="22"/>
+          <w:szCs w:val="22"/>
         </w:rPr>
         <w:t>assisting</w:t>
       </w:r>
       <w:r>
         <w:rPr>
+          <w:rFonts w:ascii="Arial" w:hAnsi="Arial" w:cs="Arial"/>
           <w:spacing w:val="-26"/>
           <w:w w:val="90"/>
-        </w:rPr>
-        <w:t xml:space="preserve"> </w:t>
-      </w:r>
-      <w:r>
-        <w:rPr>
-          <w:spacing w:val="-6"/>
-          <w:w w:val="90"/>
+          <w:sz w:val="22"/>
+          <w:szCs w:val="22"/>
+        </w:rPr>
+        <w:t xml:space="preserve"> </w:t>
+      </w:r>
+      <w:r>
+        <w:rPr>
+          <w:rFonts w:ascii="Arial" w:hAnsi="Arial" w:cs="Arial"/>
+          <w:spacing w:val="-6"/>
+          <w:w w:val="90"/>
+          <w:sz w:val="22"/>
+          <w:szCs w:val="22"/>
         </w:rPr>
         <w:t>you</w:t>
       </w:r>
       <w:r>
         <w:rPr>
+          <w:rFonts w:ascii="Arial" w:hAnsi="Arial" w:cs="Arial"/>
           <w:spacing w:val="-15"/>
           <w:w w:val="90"/>
-        </w:rPr>
-        <w:t xml:space="preserve"> </w:t>
-      </w:r>
-      <w:r>
-        <w:rPr>
-          <w:spacing w:val="-6"/>
-          <w:w w:val="90"/>
+          <w:sz w:val="22"/>
+          <w:szCs w:val="22"/>
+        </w:rPr>
+        <w:t xml:space="preserve"> </w:t>
+      </w:r>
+      <w:r>
+        <w:rPr>
+          <w:rFonts w:ascii="Arial" w:hAnsi="Arial" w:cs="Arial"/>
+          <w:spacing w:val="-6"/>
+          <w:w w:val="90"/>
+          <w:sz w:val="22"/>
+          <w:szCs w:val="22"/>
         </w:rPr>
         <w:t>in</w:t>
       </w:r>
       <w:r>
         <w:rPr>
+          <w:rFonts w:ascii="Arial" w:hAnsi="Arial" w:cs="Arial"/>
           <w:spacing w:val="-14"/>
           <w:w w:val="90"/>
-        </w:rPr>
-        <w:t xml:space="preserve"> </w:t>
-      </w:r>
-      <w:r>
-        <w:rPr>
-          <w:spacing w:val="-6"/>
-          <w:w w:val="90"/>
+          <w:sz w:val="22"/>
+          <w:szCs w:val="22"/>
+        </w:rPr>
+        <w:t xml:space="preserve"> </w:t>
+      </w:r>
+      <w:r>
+        <w:rPr>
+          <w:rFonts w:ascii="Arial" w:hAnsi="Arial" w:cs="Arial"/>
+          <w:spacing w:val="-6"/>
+          <w:w w:val="90"/>
+          <w:sz w:val="22"/>
+          <w:szCs w:val="22"/>
         </w:rPr>
         <w:t>finding</w:t>
       </w:r>
       <w:r>
         <w:rPr>
+          <w:rFonts w:ascii="Arial" w:hAnsi="Arial" w:cs="Arial"/>
           <w:spacing w:val="-27"/>
           <w:w w:val="90"/>
-        </w:rPr>
-        <w:t xml:space="preserve"> </w:t>
-      </w:r>
-      <w:r>
-        <w:rPr>
-          <w:spacing w:val="-6"/>
-          <w:w w:val="90"/>
+          <w:sz w:val="22"/>
+          <w:szCs w:val="22"/>
+        </w:rPr>
+        <w:t xml:space="preserve"> </w:t>
+      </w:r>
+      <w:r>
+        <w:rPr>
+          <w:rFonts w:ascii="Arial" w:hAnsi="Arial" w:cs="Arial"/>
+          <w:spacing w:val="-6"/>
+          <w:w w:val="90"/>
+          <w:sz w:val="22"/>
+          <w:szCs w:val="22"/>
         </w:rPr>
         <w:t>an</w:t>
       </w:r>
       <w:r>
-        <w:t xml:space="preserve"> </w:t>
-      </w:r>
-      <w:r>
-        <w:rPr>
+        <w:rPr>
+          <w:rFonts w:ascii="Arial" w:hAnsi="Arial" w:cs="Arial"/>
+          <w:sz w:val="22"/>
+          <w:szCs w:val="22"/>
+        </w:rPr>
+        <w:t xml:space="preserve"> </w:t>
+      </w:r>
+      <w:r>
+        <w:rPr>
+          <w:rFonts w:ascii="Arial" w:hAnsi="Arial" w:cs="Arial"/>
           <w:spacing w:val="-10"/>
+          <w:sz w:val="22"/>
+          <w:szCs w:val="22"/>
         </w:rPr>
         <w:t>amicable</w:t>
       </w:r>
       <w:r>
         <w:rPr>
+          <w:rFonts w:ascii="Arial" w:hAnsi="Arial" w:cs="Arial"/>
           <w:spacing w:val="-22"/>
-        </w:rPr>
-        <w:t xml:space="preserve"> </w:t>
-      </w:r>
-      <w:r>
-        <w:rPr>
+          <w:sz w:val="22"/>
+          <w:szCs w:val="22"/>
+        </w:rPr>
+        <w:t xml:space="preserve"> </w:t>
+      </w:r>
+      <w:r>
+        <w:rPr>
+          <w:rFonts w:ascii="Arial" w:hAnsi="Arial" w:cs="Arial"/>
           <w:spacing w:val="-10"/>
+          <w:sz w:val="22"/>
+          <w:szCs w:val="22"/>
         </w:rPr>
         <w:t>solution</w:t>
       </w:r>
       <w:r>
         <w:rPr>
+          <w:rFonts w:ascii="Arial" w:hAnsi="Arial" w:cs="Arial"/>
           <w:spacing w:val="-19"/>
-        </w:rPr>
-        <w:t xml:space="preserve"> </w:t>
-      </w:r>
-      <w:r>
-        <w:rPr>
+          <w:sz w:val="22"/>
+          <w:szCs w:val="22"/>
+        </w:rPr>
+        <w:t xml:space="preserve"> </w:t>
+      </w:r>
+      <w:r>
+        <w:rPr>
+          <w:rFonts w:ascii="Arial" w:hAnsi="Arial" w:cs="Arial"/>
           <w:spacing w:val="-10"/>
+          <w:sz w:val="22"/>
+          <w:szCs w:val="22"/>
         </w:rPr>
         <w:t>to</w:t>
       </w:r>
       <w:r>
         <w:rPr>
+          <w:rFonts w:ascii="Arial" w:hAnsi="Arial" w:cs="Arial"/>
           <w:spacing w:val="-19"/>
-        </w:rPr>
-        <w:t xml:space="preserve"> </w:t>
-      </w:r>
-      <w:r>
-        <w:rPr>
+          <w:sz w:val="22"/>
+          <w:szCs w:val="22"/>
+        </w:rPr>
+        <w:t xml:space="preserve"> </w:t>
+      </w:r>
+      <w:r>
+        <w:rPr>
+          <w:rFonts w:ascii="Arial" w:hAnsi="Arial" w:cs="Arial"/>
           <w:spacing w:val="-10"/>
+          <w:sz w:val="22"/>
+          <w:szCs w:val="22"/>
         </w:rPr>
         <w:t>resolve</w:t>
       </w:r>
       <w:r>
         <w:rPr>
+          <w:rFonts w:ascii="Arial" w:hAnsi="Arial" w:cs="Arial"/>
           <w:spacing w:val="-22"/>
-        </w:rPr>
-        <w:t xml:space="preserve"> </w:t>
-      </w:r>
-      <w:r>
-        <w:rPr>
+          <w:sz w:val="22"/>
+          <w:szCs w:val="22"/>
+        </w:rPr>
+        <w:t xml:space="preserve"> </w:t>
+      </w:r>
+      <w:r>
+        <w:rPr>
+          <w:rFonts w:ascii="Arial" w:hAnsi="Arial" w:cs="Arial"/>
           <w:spacing w:val="-10"/>
+          <w:sz w:val="22"/>
+          <w:szCs w:val="22"/>
         </w:rPr>
         <w:t>this</w:t>
       </w:r>
       <w:r>
         <w:rPr>
+          <w:rFonts w:ascii="Arial" w:hAnsi="Arial" w:cs="Arial"/>
           <w:spacing w:val="-13"/>
-        </w:rPr>
-        <w:t xml:space="preserve"> </w:t>
-      </w:r>
-      <w:r>
-        <w:rPr>
+          <w:sz w:val="22"/>
+          <w:szCs w:val="22"/>
+        </w:rPr>
+        <w:t xml:space="preserve"> </w:t>
+      </w:r>
+      <w:r>
+        <w:rPr>
+          <w:rFonts w:ascii="Arial" w:hAnsi="Arial" w:cs="Arial"/>
           <w:spacing w:val="-10"/>
+          <w:sz w:val="22"/>
+          <w:szCs w:val="22"/>
         </w:rPr>
         <w:t>matter</w:t>
       </w:r>
       <w:r>
         <w:rPr>
+          <w:rFonts w:ascii="Arial" w:hAnsi="Arial" w:cs="Arial"/>
           <w:spacing w:val="-16"/>
-        </w:rPr>
-        <w:t xml:space="preserve"> </w:t>
-      </w:r>
-      <w:r>
-        <w:rPr>
+          <w:sz w:val="22"/>
+          <w:szCs w:val="22"/>
+        </w:rPr>
+        <w:t xml:space="preserve"> </w:t>
+      </w:r>
+      <w:r>
+        <w:rPr>
+          <w:rFonts w:ascii="Arial" w:hAnsi="Arial" w:cs="Arial"/>
           <w:spacing w:val="-10"/>
+          <w:sz w:val="22"/>
+          <w:szCs w:val="22"/>
         </w:rPr>
         <w:t>promptly.</w:t>
       </w:r>
@@ -2231,351 +3541,545 @@
     <w:p>
       <w:pPr>
         <w:pStyle w:val="BodyText"/>
-        <w:spacing w:before="191" w:line="223" w:lineRule="auto"/>
+        <w:spacing w:before="191"/>
         <w:ind w:right="209"/>
+        <w:rPr>
+          <w:rFonts w:ascii="Arial" w:hAnsi="Arial" w:cs="Arial"/>
+          <w:sz w:val="22"/>
+          <w:szCs w:val="22"/>
+        </w:rPr>
       </w:pPr>
       <w:r>
         <w:rPr>
-          <w:spacing w:val="-8"/>
-          <w:w w:val="90"/>
+          <w:rFonts w:ascii="Arial" w:hAnsi="Arial" w:cs="Arial"/>
+          <w:spacing w:val="-8"/>
+          <w:w w:val="90"/>
+          <w:sz w:val="22"/>
+          <w:szCs w:val="22"/>
         </w:rPr>
         <w:t>For any</w:t>
       </w:r>
       <w:r>
-        <w:t xml:space="preserve"> </w:t>
-      </w:r>
-      <w:r>
-        <w:rPr>
-          <w:spacing w:val="-8"/>
-          <w:w w:val="90"/>
+        <w:rPr>
+          <w:rFonts w:ascii="Arial" w:hAnsi="Arial" w:cs="Arial"/>
+          <w:sz w:val="22"/>
+          <w:szCs w:val="22"/>
+        </w:rPr>
+        <w:t xml:space="preserve"> </w:t>
+      </w:r>
+      <w:r>
+        <w:rPr>
+          <w:rFonts w:ascii="Arial" w:hAnsi="Arial" w:cs="Arial"/>
+          <w:spacing w:val="-8"/>
+          <w:w w:val="90"/>
+          <w:sz w:val="22"/>
+          <w:szCs w:val="22"/>
         </w:rPr>
         <w:t>clarifications related</w:t>
       </w:r>
       <w:r>
         <w:rPr>
+          <w:rFonts w:ascii="Arial" w:hAnsi="Arial" w:cs="Arial"/>
           <w:spacing w:val="-9"/>
           <w:w w:val="90"/>
-        </w:rPr>
-        <w:t xml:space="preserve"> </w:t>
-      </w:r>
-      <w:r>
-        <w:rPr>
-          <w:spacing w:val="-8"/>
-          <w:w w:val="90"/>
+          <w:sz w:val="22"/>
+          <w:szCs w:val="22"/>
+        </w:rPr>
+        <w:t xml:space="preserve"> </w:t>
+      </w:r>
+      <w:r>
+        <w:rPr>
+          <w:rFonts w:ascii="Arial" w:hAnsi="Arial" w:cs="Arial"/>
+          <w:spacing w:val="-8"/>
+          <w:w w:val="90"/>
+          <w:sz w:val="22"/>
+          <w:szCs w:val="22"/>
         </w:rPr>
         <w:t>to</w:t>
       </w:r>
       <w:r>
         <w:rPr>
+          <w:rFonts w:ascii="Arial" w:hAnsi="Arial" w:cs="Arial"/>
           <w:spacing w:val="-9"/>
           <w:w w:val="90"/>
-        </w:rPr>
-        <w:t xml:space="preserve"> </w:t>
-      </w:r>
-      <w:r>
-        <w:rPr>
-          <w:spacing w:val="-8"/>
-          <w:w w:val="90"/>
+          <w:sz w:val="22"/>
+          <w:szCs w:val="22"/>
+        </w:rPr>
+        <w:t xml:space="preserve"> </w:t>
+      </w:r>
+      <w:r>
+        <w:rPr>
+          <w:rFonts w:ascii="Arial" w:hAnsi="Arial" w:cs="Arial"/>
+          <w:spacing w:val="-8"/>
+          <w:w w:val="90"/>
+          <w:sz w:val="22"/>
+          <w:szCs w:val="22"/>
         </w:rPr>
         <w:t>payment, you</w:t>
       </w:r>
       <w:r>
         <w:rPr>
+          <w:rFonts w:ascii="Arial" w:hAnsi="Arial" w:cs="Arial"/>
           <w:spacing w:val="-9"/>
           <w:w w:val="90"/>
-        </w:rPr>
-        <w:t xml:space="preserve"> </w:t>
-      </w:r>
-      <w:r>
-        <w:rPr>
-          <w:spacing w:val="-8"/>
-          <w:w w:val="90"/>
+          <w:sz w:val="22"/>
+          <w:szCs w:val="22"/>
+        </w:rPr>
+        <w:t xml:space="preserve"> </w:t>
+      </w:r>
+      <w:r>
+        <w:rPr>
+          <w:rFonts w:ascii="Arial" w:hAnsi="Arial" w:cs="Arial"/>
+          <w:spacing w:val="-8"/>
+          <w:w w:val="90"/>
+          <w:sz w:val="22"/>
+          <w:szCs w:val="22"/>
         </w:rPr>
         <w:t>may</w:t>
       </w:r>
       <w:r>
-        <w:t xml:space="preserve"> </w:t>
-      </w:r>
-      <w:r>
-        <w:rPr>
-          <w:spacing w:val="-8"/>
-          <w:w w:val="90"/>
+        <w:rPr>
+          <w:rFonts w:ascii="Arial" w:hAnsi="Arial" w:cs="Arial"/>
+          <w:sz w:val="22"/>
+          <w:szCs w:val="22"/>
+        </w:rPr>
+        <w:t xml:space="preserve"> </w:t>
+      </w:r>
+      <w:r>
+        <w:rPr>
+          <w:rFonts w:ascii="Arial" w:hAnsi="Arial" w:cs="Arial"/>
+          <w:spacing w:val="-8"/>
+          <w:w w:val="90"/>
+          <w:sz w:val="22"/>
+          <w:szCs w:val="22"/>
         </w:rPr>
         <w:t>contact</w:t>
       </w:r>
       <w:r>
-        <w:t xml:space="preserve"> </w:t>
-      </w:r>
-      <w:r>
-        <w:rPr>
-          <w:spacing w:val="-8"/>
-          <w:w w:val="90"/>
+        <w:rPr>
+          <w:rFonts w:ascii="Arial" w:hAnsi="Arial" w:cs="Arial"/>
+          <w:sz w:val="22"/>
+          <w:szCs w:val="22"/>
+        </w:rPr>
+        <w:t xml:space="preserve"> </w:t>
+      </w:r>
+      <w:r>
+        <w:rPr>
+          <w:rFonts w:ascii="Arial" w:hAnsi="Arial" w:cs="Arial"/>
+          <w:spacing w:val="-8"/>
+          <w:w w:val="90"/>
+          <w:sz w:val="22"/>
+          <w:szCs w:val="22"/>
         </w:rPr>
         <w:t>our customer service</w:t>
       </w:r>
       <w:r>
         <w:rPr>
+          <w:rFonts w:ascii="Arial" w:hAnsi="Arial" w:cs="Arial"/>
           <w:spacing w:val="-13"/>
           <w:w w:val="90"/>
-        </w:rPr>
-        <w:t xml:space="preserve"> </w:t>
-      </w:r>
-      <w:r>
-        <w:rPr>
-          <w:spacing w:val="-8"/>
-          <w:w w:val="90"/>
+          <w:sz w:val="22"/>
+          <w:szCs w:val="22"/>
+        </w:rPr>
+        <w:t xml:space="preserve"> </w:t>
+      </w:r>
+      <w:r>
+        <w:rPr>
+          <w:rFonts w:ascii="Arial" w:hAnsi="Arial" w:cs="Arial"/>
+          <w:spacing w:val="-8"/>
+          <w:w w:val="90"/>
+          <w:sz w:val="22"/>
+          <w:szCs w:val="22"/>
         </w:rPr>
         <w:t>at</w:t>
       </w:r>
       <w:r>
-        <w:t xml:space="preserve"> </w:t>
-      </w:r>
-      <w:r>
-        <w:rPr>
-          <w:spacing w:val="-8"/>
-          <w:w w:val="90"/>
+        <w:rPr>
+          <w:rFonts w:ascii="Arial" w:hAnsi="Arial" w:cs="Arial"/>
+          <w:sz w:val="22"/>
+          <w:szCs w:val="22"/>
+        </w:rPr>
+        <w:t xml:space="preserve"> </w:t>
+      </w:r>
+      <w:r>
+        <w:rPr>
+          <w:rFonts w:ascii="Arial" w:hAnsi="Arial" w:cs="Arial"/>
+          <w:spacing w:val="-8"/>
+          <w:w w:val="90"/>
+          <w:sz w:val="22"/>
+          <w:szCs w:val="22"/>
         </w:rPr>
         <w:t>9642160111</w:t>
       </w:r>
       <w:r>
         <w:rPr>
+          <w:rFonts w:ascii="Arial" w:hAnsi="Arial" w:cs="Arial"/>
           <w:spacing w:val="-9"/>
           <w:w w:val="90"/>
-        </w:rPr>
-        <w:t xml:space="preserve"> </w:t>
-      </w:r>
-      <w:r>
-        <w:rPr>
-          <w:spacing w:val="-8"/>
-          <w:w w:val="90"/>
+          <w:sz w:val="22"/>
+          <w:szCs w:val="22"/>
+        </w:rPr>
+        <w:t xml:space="preserve"> </w:t>
+      </w:r>
+      <w:r>
+        <w:rPr>
+          <w:rFonts w:ascii="Arial" w:hAnsi="Arial" w:cs="Arial"/>
+          <w:spacing w:val="-8"/>
+          <w:w w:val="90"/>
+          <w:sz w:val="22"/>
+          <w:szCs w:val="22"/>
         </w:rPr>
         <w:t>or visit</w:t>
       </w:r>
       <w:r>
-        <w:t xml:space="preserve"> </w:t>
-      </w:r>
-      <w:r>
-        <w:rPr>
-          <w:spacing w:val="-8"/>
-          <w:w w:val="90"/>
+        <w:rPr>
+          <w:rFonts w:ascii="Arial" w:hAnsi="Arial" w:cs="Arial"/>
+          <w:sz w:val="22"/>
+          <w:szCs w:val="22"/>
+        </w:rPr>
+        <w:t xml:space="preserve"> </w:t>
+      </w:r>
+      <w:r>
+        <w:rPr>
+          <w:rFonts w:ascii="Arial" w:hAnsi="Arial" w:cs="Arial"/>
+          <w:spacing w:val="-8"/>
+          <w:w w:val="90"/>
+          <w:sz w:val="22"/>
+          <w:szCs w:val="22"/>
         </w:rPr>
         <w:t>the</w:t>
       </w:r>
       <w:r>
         <w:rPr>
+          <w:rFonts w:ascii="Arial" w:hAnsi="Arial" w:cs="Arial"/>
           <w:spacing w:val="-13"/>
           <w:w w:val="90"/>
-        </w:rPr>
-        <w:t xml:space="preserve"> </w:t>
-      </w:r>
-      <w:r>
-        <w:rPr>
-          <w:spacing w:val="-8"/>
-          <w:w w:val="90"/>
+          <w:sz w:val="22"/>
+          <w:szCs w:val="22"/>
+        </w:rPr>
+        <w:t xml:space="preserve"> </w:t>
+      </w:r>
+      <w:r>
+        <w:rPr>
+          <w:rFonts w:ascii="Arial" w:hAnsi="Arial" w:cs="Arial"/>
+          <w:spacing w:val="-8"/>
+          <w:w w:val="90"/>
+          <w:sz w:val="22"/>
+          <w:szCs w:val="22"/>
         </w:rPr>
         <w:t>Head</w:t>
       </w:r>
       <w:r>
         <w:rPr>
+          <w:rFonts w:ascii="Arial" w:hAnsi="Arial" w:cs="Arial"/>
           <w:spacing w:val="-9"/>
           <w:w w:val="90"/>
-        </w:rPr>
-        <w:t xml:space="preserve"> </w:t>
-      </w:r>
-      <w:r>
-        <w:rPr>
-          <w:spacing w:val="-8"/>
-          <w:w w:val="90"/>
+          <w:sz w:val="22"/>
+          <w:szCs w:val="22"/>
+        </w:rPr>
+        <w:t xml:space="preserve"> </w:t>
+      </w:r>
+      <w:r>
+        <w:rPr>
+          <w:rFonts w:ascii="Arial" w:hAnsi="Arial" w:cs="Arial"/>
+          <w:spacing w:val="-8"/>
+          <w:w w:val="90"/>
+          <w:sz w:val="22"/>
+          <w:szCs w:val="22"/>
         </w:rPr>
         <w:t>Office</w:t>
       </w:r>
       <w:r>
         <w:rPr>
+          <w:rFonts w:ascii="Arial" w:hAnsi="Arial" w:cs="Arial"/>
           <w:spacing w:val="27"/>
-        </w:rPr>
-        <w:t xml:space="preserve"> </w:t>
-      </w:r>
-      <w:r>
-        <w:rPr>
-          <w:spacing w:val="-8"/>
-          <w:w w:val="90"/>
+          <w:sz w:val="22"/>
+          <w:szCs w:val="22"/>
+        </w:rPr>
+        <w:t xml:space="preserve"> </w:t>
+      </w:r>
+      <w:r>
+        <w:rPr>
+          <w:rFonts w:ascii="Arial" w:hAnsi="Arial" w:cs="Arial"/>
+          <w:spacing w:val="-8"/>
+          <w:w w:val="90"/>
+          <w:sz w:val="22"/>
+          <w:szCs w:val="22"/>
         </w:rPr>
         <w:t>at</w:t>
       </w:r>
       <w:r>
-        <w:t xml:space="preserve"> </w:t>
-      </w:r>
-      <w:r>
-        <w:rPr>
-          <w:spacing w:val="-8"/>
-          <w:w w:val="90"/>
+        <w:rPr>
+          <w:rFonts w:ascii="Arial" w:hAnsi="Arial" w:cs="Arial"/>
+          <w:sz w:val="22"/>
+          <w:szCs w:val="22"/>
+        </w:rPr>
+        <w:t xml:space="preserve"> </w:t>
+      </w:r>
+      <w:r>
+        <w:rPr>
+          <w:rFonts w:ascii="Arial" w:hAnsi="Arial" w:cs="Arial"/>
+          <w:spacing w:val="-8"/>
+          <w:w w:val="90"/>
+          <w:sz w:val="22"/>
+          <w:szCs w:val="22"/>
         </w:rPr>
         <w:t>your earliest</w:t>
       </w:r>
       <w:r>
-        <w:t xml:space="preserve"> </w:t>
-      </w:r>
-      <w:r>
-        <w:rPr>
-          <w:spacing w:val="-8"/>
-          <w:w w:val="90"/>
+        <w:rPr>
+          <w:rFonts w:ascii="Arial" w:hAnsi="Arial" w:cs="Arial"/>
+          <w:sz w:val="22"/>
+          <w:szCs w:val="22"/>
+        </w:rPr>
+        <w:t xml:space="preserve"> </w:t>
+      </w:r>
+      <w:r>
+        <w:rPr>
+          <w:rFonts w:ascii="Arial" w:hAnsi="Arial" w:cs="Arial"/>
+          <w:spacing w:val="-8"/>
+          <w:w w:val="90"/>
+          <w:sz w:val="22"/>
+          <w:szCs w:val="22"/>
         </w:rPr>
         <w:t>convenience. Please</w:t>
       </w:r>
       <w:r>
         <w:rPr>
+          <w:rFonts w:ascii="Arial" w:hAnsi="Arial" w:cs="Arial"/>
           <w:spacing w:val="-13"/>
           <w:w w:val="90"/>
-        </w:rPr>
-        <w:t xml:space="preserve"> </w:t>
-      </w:r>
-      <w:r>
-        <w:rPr>
-          <w:spacing w:val="-8"/>
-          <w:w w:val="90"/>
+          <w:sz w:val="22"/>
+          <w:szCs w:val="22"/>
+        </w:rPr>
+        <w:t xml:space="preserve"> </w:t>
+      </w:r>
+      <w:r>
+        <w:rPr>
+          <w:rFonts w:ascii="Arial" w:hAnsi="Arial" w:cs="Arial"/>
+          <w:spacing w:val="-8"/>
+          <w:w w:val="90"/>
+          <w:sz w:val="22"/>
+          <w:szCs w:val="22"/>
         </w:rPr>
         <w:t>note</w:t>
       </w:r>
       <w:r>
         <w:rPr>
+          <w:rFonts w:ascii="Arial" w:hAnsi="Arial" w:cs="Arial"/>
           <w:spacing w:val="-13"/>
           <w:w w:val="90"/>
-        </w:rPr>
-        <w:t xml:space="preserve"> </w:t>
-      </w:r>
-      <w:r>
-        <w:rPr>
-          <w:spacing w:val="-8"/>
-          <w:w w:val="90"/>
+          <w:sz w:val="22"/>
+          <w:szCs w:val="22"/>
+        </w:rPr>
+        <w:t xml:space="preserve"> </w:t>
+      </w:r>
+      <w:r>
+        <w:rPr>
+          <w:rFonts w:ascii="Arial" w:hAnsi="Arial" w:cs="Arial"/>
+          <w:spacing w:val="-8"/>
+          <w:w w:val="90"/>
+          <w:sz w:val="22"/>
+          <w:szCs w:val="22"/>
         </w:rPr>
         <w:t>that</w:t>
       </w:r>
       <w:r>
-        <w:t xml:space="preserve"> </w:t>
-      </w:r>
-      <w:r>
-        <w:rPr>
-          <w:spacing w:val="-8"/>
-          <w:w w:val="90"/>
+        <w:rPr>
+          <w:rFonts w:ascii="Arial" w:hAnsi="Arial" w:cs="Arial"/>
+          <w:sz w:val="22"/>
+          <w:szCs w:val="22"/>
+        </w:rPr>
+        <w:t xml:space="preserve"> </w:t>
+      </w:r>
+      <w:r>
+        <w:rPr>
+          <w:rFonts w:ascii="Arial" w:hAnsi="Arial" w:cs="Arial"/>
+          <w:spacing w:val="-8"/>
+          <w:w w:val="90"/>
+          <w:sz w:val="22"/>
+          <w:szCs w:val="22"/>
         </w:rPr>
         <w:t>failure</w:t>
       </w:r>
       <w:r>
         <w:rPr>
+          <w:rFonts w:ascii="Arial" w:hAnsi="Arial" w:cs="Arial"/>
           <w:spacing w:val="-13"/>
           <w:w w:val="90"/>
-        </w:rPr>
-        <w:t xml:space="preserve"> </w:t>
-      </w:r>
-      <w:r>
-        <w:rPr>
-          <w:spacing w:val="-8"/>
-          <w:w w:val="90"/>
+          <w:sz w:val="22"/>
+          <w:szCs w:val="22"/>
+        </w:rPr>
+        <w:t xml:space="preserve"> </w:t>
+      </w:r>
+      <w:r>
+        <w:rPr>
+          <w:rFonts w:ascii="Arial" w:hAnsi="Arial" w:cs="Arial"/>
+          <w:spacing w:val="-8"/>
+          <w:w w:val="90"/>
+          <w:sz w:val="22"/>
+          <w:szCs w:val="22"/>
         </w:rPr>
         <w:t>to</w:t>
       </w:r>
       <w:r>
-        <w:t xml:space="preserve"> </w:t>
-      </w:r>
-      <w:r>
-        <w:rPr>
+        <w:rPr>
+          <w:rFonts w:ascii="Arial" w:hAnsi="Arial" w:cs="Arial"/>
+          <w:sz w:val="22"/>
+          <w:szCs w:val="22"/>
+        </w:rPr>
+        <w:t xml:space="preserve"> </w:t>
+      </w:r>
+      <w:r>
+        <w:rPr>
+          <w:rFonts w:ascii="Arial" w:hAnsi="Arial" w:cs="Arial"/>
           <w:spacing w:val="-12"/>
+          <w:sz w:val="22"/>
+          <w:szCs w:val="22"/>
         </w:rPr>
         <w:t>address</w:t>
       </w:r>
       <w:r>
         <w:rPr>
+          <w:rFonts w:ascii="Arial" w:hAnsi="Arial" w:cs="Arial"/>
           <w:spacing w:val="-13"/>
-        </w:rPr>
-        <w:t xml:space="preserve"> </w:t>
-      </w:r>
-      <w:r>
-        <w:rPr>
+          <w:sz w:val="22"/>
+          <w:szCs w:val="22"/>
+        </w:rPr>
+        <w:t xml:space="preserve"> </w:t>
+      </w:r>
+      <w:r>
+        <w:rPr>
+          <w:rFonts w:ascii="Arial" w:hAnsi="Arial" w:cs="Arial"/>
           <w:spacing w:val="-12"/>
+          <w:sz w:val="22"/>
+          <w:szCs w:val="22"/>
         </w:rPr>
         <w:t>this</w:t>
       </w:r>
       <w:r>
         <w:rPr>
+          <w:rFonts w:ascii="Arial" w:hAnsi="Arial" w:cs="Arial"/>
           <w:spacing w:val="-13"/>
-        </w:rPr>
-        <w:t xml:space="preserve"> </w:t>
-      </w:r>
-      <w:r>
-        <w:rPr>
+          <w:sz w:val="22"/>
+          <w:szCs w:val="22"/>
+        </w:rPr>
+        <w:t xml:space="preserve"> </w:t>
+      </w:r>
+      <w:r>
+        <w:rPr>
+          <w:rFonts w:ascii="Arial" w:hAnsi="Arial" w:cs="Arial"/>
           <w:spacing w:val="-12"/>
+          <w:sz w:val="22"/>
+          <w:szCs w:val="22"/>
         </w:rPr>
         <w:t>notice</w:t>
       </w:r>
       <w:r>
         <w:rPr>
+          <w:rFonts w:ascii="Arial" w:hAnsi="Arial" w:cs="Arial"/>
           <w:spacing w:val="-22"/>
-        </w:rPr>
-        <w:t xml:space="preserve"> </w:t>
-      </w:r>
-      <w:r>
-        <w:rPr>
+          <w:sz w:val="22"/>
+          <w:szCs w:val="22"/>
+        </w:rPr>
+        <w:t xml:space="preserve"> </w:t>
+      </w:r>
+      <w:r>
+        <w:rPr>
+          <w:rFonts w:ascii="Arial" w:hAnsi="Arial" w:cs="Arial"/>
           <w:spacing w:val="-12"/>
+          <w:sz w:val="22"/>
+          <w:szCs w:val="22"/>
         </w:rPr>
         <w:t>may</w:t>
       </w:r>
       <w:r>
         <w:rPr>
+          <w:rFonts w:ascii="Arial" w:hAnsi="Arial" w:cs="Arial"/>
           <w:spacing w:val="-7"/>
-        </w:rPr>
-        <w:t xml:space="preserve"> </w:t>
-      </w:r>
-      <w:r>
-        <w:rPr>
+          <w:sz w:val="22"/>
+          <w:szCs w:val="22"/>
+        </w:rPr>
+        <w:t xml:space="preserve"> </w:t>
+      </w:r>
+      <w:r>
+        <w:rPr>
+          <w:rFonts w:ascii="Arial" w:hAnsi="Arial" w:cs="Arial"/>
           <w:spacing w:val="-12"/>
+          <w:sz w:val="22"/>
+          <w:szCs w:val="22"/>
         </w:rPr>
         <w:t>lead</w:t>
       </w:r>
       <w:r>
         <w:rPr>
+          <w:rFonts w:ascii="Arial" w:hAnsi="Arial" w:cs="Arial"/>
           <w:spacing w:val="-19"/>
-        </w:rPr>
-        <w:t xml:space="preserve"> </w:t>
-      </w:r>
-      <w:r>
-        <w:rPr>
+          <w:sz w:val="22"/>
+          <w:szCs w:val="22"/>
+        </w:rPr>
+        <w:t xml:space="preserve"> </w:t>
+      </w:r>
+      <w:r>
+        <w:rPr>
+          <w:rFonts w:ascii="Arial" w:hAnsi="Arial" w:cs="Arial"/>
           <w:spacing w:val="-12"/>
+          <w:sz w:val="22"/>
+          <w:szCs w:val="22"/>
         </w:rPr>
         <w:t>to</w:t>
       </w:r>
       <w:r>
         <w:rPr>
+          <w:rFonts w:ascii="Arial" w:hAnsi="Arial" w:cs="Arial"/>
           <w:spacing w:val="-19"/>
-        </w:rPr>
-        <w:t xml:space="preserve"> </w:t>
-      </w:r>
-      <w:r>
-        <w:rPr>
+          <w:sz w:val="22"/>
+          <w:szCs w:val="22"/>
+        </w:rPr>
+        <w:t xml:space="preserve"> </w:t>
+      </w:r>
+      <w:r>
+        <w:rPr>
+          <w:rFonts w:ascii="Arial" w:hAnsi="Arial" w:cs="Arial"/>
           <w:spacing w:val="-12"/>
+          <w:sz w:val="22"/>
+          <w:szCs w:val="22"/>
         </w:rPr>
         <w:t>serious</w:t>
       </w:r>
       <w:r>
         <w:rPr>
+          <w:rFonts w:ascii="Arial" w:hAnsi="Arial" w:cs="Arial"/>
           <w:spacing w:val="-13"/>
-        </w:rPr>
-        <w:t xml:space="preserve"> </w:t>
-      </w:r>
-      <w:r>
-        <w:rPr>
+          <w:sz w:val="22"/>
+          <w:szCs w:val="22"/>
+        </w:rPr>
+        <w:t xml:space="preserve"> </w:t>
+      </w:r>
+      <w:r>
+        <w:rPr>
+          <w:rFonts w:ascii="Arial" w:hAnsi="Arial" w:cs="Arial"/>
           <w:spacing w:val="-12"/>
+          <w:sz w:val="22"/>
+          <w:szCs w:val="22"/>
         </w:rPr>
         <w:t>legal</w:t>
       </w:r>
       <w:r>
         <w:rPr>
+          <w:rFonts w:ascii="Arial" w:hAnsi="Arial" w:cs="Arial"/>
           <w:spacing w:val="-19"/>
-        </w:rPr>
-        <w:t xml:space="preserve"> </w:t>
-      </w:r>
-      <w:r>
-        <w:rPr>
+          <w:sz w:val="22"/>
+          <w:szCs w:val="22"/>
+        </w:rPr>
+        <w:t xml:space="preserve"> </w:t>
+      </w:r>
+      <w:r>
+        <w:rPr>
+          <w:rFonts w:ascii="Arial" w:hAnsi="Arial" w:cs="Arial"/>
           <w:spacing w:val="-12"/>
+          <w:sz w:val="22"/>
+          <w:szCs w:val="22"/>
         </w:rPr>
         <w:t>consequences</w:t>
       </w:r>
@@ -2583,799 +4087,1203 @@
     <w:p>
       <w:pPr>
         <w:pStyle w:val="BodyText"/>
-        <w:spacing w:before="192" w:line="223" w:lineRule="auto"/>
+        <w:spacing w:before="192"/>
         <w:ind w:right="73"/>
+        <w:rPr>
+          <w:rFonts w:ascii="Arial" w:hAnsi="Arial" w:cs="Arial"/>
+          <w:sz w:val="22"/>
+          <w:szCs w:val="22"/>
+        </w:rPr>
       </w:pPr>
       <w:r>
         <w:rPr>
+          <w:rFonts w:ascii="Arial" w:hAnsi="Arial" w:cs="Arial"/>
           <w:b/>
           <w:spacing w:val="-6"/>
           <w:w w:val="90"/>
+          <w:sz w:val="22"/>
+          <w:szCs w:val="22"/>
         </w:rPr>
         <w:t>Important</w:t>
       </w:r>
       <w:r>
         <w:rPr>
+          <w:rFonts w:ascii="Arial" w:hAnsi="Arial" w:cs="Arial"/>
           <w:b/>
           <w:spacing w:val="-12"/>
           <w:w w:val="90"/>
-        </w:rPr>
-        <w:t xml:space="preserve"> </w:t>
-      </w:r>
-      <w:r>
-        <w:rPr>
+          <w:sz w:val="22"/>
+          <w:szCs w:val="22"/>
+        </w:rPr>
+        <w:t xml:space="preserve"> </w:t>
+      </w:r>
+      <w:r>
+        <w:rPr>
+          <w:rFonts w:ascii="Arial" w:hAnsi="Arial" w:cs="Arial"/>
           <w:b/>
           <w:spacing w:val="-6"/>
           <w:w w:val="90"/>
+          <w:sz w:val="22"/>
+          <w:szCs w:val="22"/>
         </w:rPr>
         <w:t>Note</w:t>
       </w:r>
       <w:r>
         <w:rPr>
-          <w:spacing w:val="-6"/>
-          <w:w w:val="90"/>
+          <w:rFonts w:ascii="Arial" w:hAnsi="Arial" w:cs="Arial"/>
+          <w:spacing w:val="-6"/>
+          <w:w w:val="90"/>
+          <w:sz w:val="22"/>
+          <w:szCs w:val="22"/>
         </w:rPr>
         <w:t>:</w:t>
       </w:r>
       <w:r>
         <w:rPr>
+          <w:rFonts w:ascii="Arial" w:hAnsi="Arial" w:cs="Arial"/>
           <w:spacing w:val="-14"/>
           <w:w w:val="90"/>
-        </w:rPr>
-        <w:t xml:space="preserve"> </w:t>
-      </w:r>
-      <w:r>
-        <w:rPr>
-          <w:spacing w:val="-6"/>
-          <w:w w:val="90"/>
+          <w:sz w:val="22"/>
+          <w:szCs w:val="22"/>
+        </w:rPr>
+        <w:t xml:space="preserve"> </w:t>
+      </w:r>
+      <w:r>
+        <w:rPr>
+          <w:rFonts w:ascii="Arial" w:hAnsi="Arial" w:cs="Arial"/>
+          <w:spacing w:val="-6"/>
+          <w:w w:val="90"/>
+          <w:sz w:val="22"/>
+          <w:szCs w:val="22"/>
         </w:rPr>
         <w:t>If</w:t>
       </w:r>
       <w:r>
         <w:rPr>
+          <w:rFonts w:ascii="Arial" w:hAnsi="Arial" w:cs="Arial"/>
           <w:spacing w:val="-12"/>
           <w:w w:val="90"/>
-        </w:rPr>
-        <w:t xml:space="preserve"> </w:t>
-      </w:r>
-      <w:r>
-        <w:rPr>
-          <w:spacing w:val="-6"/>
-          <w:w w:val="90"/>
+          <w:sz w:val="22"/>
+          <w:szCs w:val="22"/>
+        </w:rPr>
+        <w:t xml:space="preserve"> </w:t>
+      </w:r>
+      <w:r>
+        <w:rPr>
+          <w:rFonts w:ascii="Arial" w:hAnsi="Arial" w:cs="Arial"/>
+          <w:spacing w:val="-6"/>
+          <w:w w:val="90"/>
+          <w:sz w:val="22"/>
+          <w:szCs w:val="22"/>
         </w:rPr>
         <w:t>an</w:t>
       </w:r>
       <w:r>
         <w:rPr>
+          <w:rFonts w:ascii="Arial" w:hAnsi="Arial" w:cs="Arial"/>
           <w:spacing w:val="-14"/>
           <w:w w:val="90"/>
-        </w:rPr>
-        <w:t xml:space="preserve"> </w:t>
-      </w:r>
-      <w:r>
-        <w:rPr>
-          <w:spacing w:val="-6"/>
-          <w:w w:val="90"/>
+          <w:sz w:val="22"/>
+          <w:szCs w:val="22"/>
+        </w:rPr>
+        <w:t xml:space="preserve"> </w:t>
+      </w:r>
+      <w:r>
+        <w:rPr>
+          <w:rFonts w:ascii="Arial" w:hAnsi="Arial" w:cs="Arial"/>
+          <w:spacing w:val="-6"/>
+          <w:w w:val="90"/>
+          <w:sz w:val="22"/>
+          <w:szCs w:val="22"/>
         </w:rPr>
         <w:t>executive</w:t>
       </w:r>
       <w:r>
         <w:rPr>
+          <w:rFonts w:ascii="Arial" w:hAnsi="Arial" w:cs="Arial"/>
           <w:spacing w:val="-18"/>
           <w:w w:val="90"/>
-        </w:rPr>
-        <w:t xml:space="preserve"> </w:t>
-      </w:r>
-      <w:r>
-        <w:rPr>
-          <w:spacing w:val="-6"/>
-          <w:w w:val="90"/>
+          <w:sz w:val="22"/>
+          <w:szCs w:val="22"/>
+        </w:rPr>
+        <w:t xml:space="preserve"> </w:t>
+      </w:r>
+      <w:r>
+        <w:rPr>
+          <w:rFonts w:ascii="Arial" w:hAnsi="Arial" w:cs="Arial"/>
+          <w:spacing w:val="-6"/>
+          <w:w w:val="90"/>
+          <w:sz w:val="22"/>
+          <w:szCs w:val="22"/>
         </w:rPr>
         <w:t>requests</w:t>
       </w:r>
       <w:r>
         <w:rPr>
-          <w:spacing w:val="-8"/>
-          <w:w w:val="90"/>
-        </w:rPr>
-        <w:t xml:space="preserve"> </w:t>
-      </w:r>
-      <w:r>
-        <w:rPr>
-          <w:spacing w:val="-6"/>
-          <w:w w:val="90"/>
+          <w:rFonts w:ascii="Arial" w:hAnsi="Arial" w:cs="Arial"/>
+          <w:spacing w:val="-8"/>
+          <w:w w:val="90"/>
+          <w:sz w:val="22"/>
+          <w:szCs w:val="22"/>
+        </w:rPr>
+        <w:t xml:space="preserve"> </w:t>
+      </w:r>
+      <w:r>
+        <w:rPr>
+          <w:rFonts w:ascii="Arial" w:hAnsi="Arial" w:cs="Arial"/>
+          <w:spacing w:val="-6"/>
+          <w:w w:val="90"/>
+          <w:sz w:val="22"/>
+          <w:szCs w:val="22"/>
         </w:rPr>
         <w:t>payment,</w:t>
       </w:r>
       <w:r>
         <w:rPr>
+          <w:rFonts w:ascii="Arial" w:hAnsi="Arial" w:cs="Arial"/>
           <w:spacing w:val="-10"/>
           <w:w w:val="90"/>
-        </w:rPr>
-        <w:t xml:space="preserve"> </w:t>
-      </w:r>
-      <w:r>
-        <w:rPr>
-          <w:spacing w:val="-6"/>
-          <w:w w:val="90"/>
+          <w:sz w:val="22"/>
+          <w:szCs w:val="22"/>
+        </w:rPr>
+        <w:t xml:space="preserve"> </w:t>
+      </w:r>
+      <w:r>
+        <w:rPr>
+          <w:rFonts w:ascii="Arial" w:hAnsi="Arial" w:cs="Arial"/>
+          <w:spacing w:val="-6"/>
+          <w:w w:val="90"/>
+          <w:sz w:val="22"/>
+          <w:szCs w:val="22"/>
         </w:rPr>
         <w:t>make</w:t>
       </w:r>
       <w:r>
         <w:rPr>
+          <w:rFonts w:ascii="Arial" w:hAnsi="Arial" w:cs="Arial"/>
           <w:spacing w:val="-17"/>
           <w:w w:val="90"/>
-        </w:rPr>
-        <w:t xml:space="preserve"> </w:t>
-      </w:r>
-      <w:r>
-        <w:rPr>
-          <w:spacing w:val="-6"/>
-          <w:w w:val="90"/>
+          <w:sz w:val="22"/>
+          <w:szCs w:val="22"/>
+        </w:rPr>
+        <w:t xml:space="preserve"> </w:t>
+      </w:r>
+      <w:r>
+        <w:rPr>
+          <w:rFonts w:ascii="Arial" w:hAnsi="Arial" w:cs="Arial"/>
+          <w:spacing w:val="-6"/>
+          <w:w w:val="90"/>
+          <w:sz w:val="22"/>
+          <w:szCs w:val="22"/>
         </w:rPr>
         <w:t>sure</w:t>
       </w:r>
       <w:r>
         <w:rPr>
+          <w:rFonts w:ascii="Arial" w:hAnsi="Arial" w:cs="Arial"/>
           <w:spacing w:val="-18"/>
           <w:w w:val="90"/>
-        </w:rPr>
-        <w:t xml:space="preserve"> </w:t>
-      </w:r>
-      <w:r>
-        <w:rPr>
-          <w:spacing w:val="-6"/>
-          <w:w w:val="90"/>
+          <w:sz w:val="22"/>
+          <w:szCs w:val="22"/>
+        </w:rPr>
+        <w:t xml:space="preserve"> </w:t>
+      </w:r>
+      <w:r>
+        <w:rPr>
+          <w:rFonts w:ascii="Arial" w:hAnsi="Arial" w:cs="Arial"/>
+          <w:spacing w:val="-6"/>
+          <w:w w:val="90"/>
+          <w:sz w:val="22"/>
+          <w:szCs w:val="22"/>
         </w:rPr>
         <w:t>to</w:t>
       </w:r>
       <w:r>
         <w:rPr>
+          <w:rFonts w:ascii="Arial" w:hAnsi="Arial" w:cs="Arial"/>
           <w:spacing w:val="-14"/>
           <w:w w:val="90"/>
-        </w:rPr>
-        <w:t xml:space="preserve"> </w:t>
-      </w:r>
-      <w:r>
-        <w:rPr>
-          <w:spacing w:val="-6"/>
-          <w:w w:val="90"/>
+          <w:sz w:val="22"/>
+          <w:szCs w:val="22"/>
+        </w:rPr>
+        <w:t xml:space="preserve"> </w:t>
+      </w:r>
+      <w:r>
+        <w:rPr>
+          <w:rFonts w:ascii="Arial" w:hAnsi="Arial" w:cs="Arial"/>
+          <w:spacing w:val="-6"/>
+          <w:w w:val="90"/>
+          <w:sz w:val="22"/>
+          <w:szCs w:val="22"/>
         </w:rPr>
         <w:t>get</w:t>
       </w:r>
       <w:r>
         <w:rPr>
+          <w:rFonts w:ascii="Arial" w:hAnsi="Arial" w:cs="Arial"/>
           <w:spacing w:val="-7"/>
-        </w:rPr>
-        <w:t xml:space="preserve"> </w:t>
-      </w:r>
-      <w:r>
-        <w:rPr>
-          <w:spacing w:val="-6"/>
-          <w:w w:val="90"/>
+          <w:sz w:val="22"/>
+          <w:szCs w:val="22"/>
+        </w:rPr>
+        <w:t xml:space="preserve"> </w:t>
+      </w:r>
+      <w:r>
+        <w:rPr>
+          <w:rFonts w:ascii="Arial" w:hAnsi="Arial" w:cs="Arial"/>
+          <w:spacing w:val="-6"/>
+          <w:w w:val="90"/>
+          <w:sz w:val="22"/>
+          <w:szCs w:val="22"/>
         </w:rPr>
         <w:t>a</w:t>
       </w:r>
       <w:r>
         <w:rPr>
+          <w:rFonts w:ascii="Arial" w:hAnsi="Arial" w:cs="Arial"/>
           <w:spacing w:val="-18"/>
           <w:w w:val="90"/>
-        </w:rPr>
-        <w:t xml:space="preserve"> </w:t>
-      </w:r>
-      <w:r>
-        <w:rPr>
-          <w:spacing w:val="-6"/>
-          <w:w w:val="90"/>
+          <w:sz w:val="22"/>
+          <w:szCs w:val="22"/>
+        </w:rPr>
+        <w:t xml:space="preserve"> </w:t>
+      </w:r>
+      <w:r>
+        <w:rPr>
+          <w:rFonts w:ascii="Arial" w:hAnsi="Arial" w:cs="Arial"/>
+          <w:spacing w:val="-6"/>
+          <w:w w:val="90"/>
+          <w:sz w:val="22"/>
+          <w:szCs w:val="22"/>
         </w:rPr>
         <w:t>receipt.</w:t>
       </w:r>
       <w:r>
         <w:rPr>
+          <w:rFonts w:ascii="Arial" w:hAnsi="Arial" w:cs="Arial"/>
           <w:spacing w:val="-9"/>
           <w:w w:val="90"/>
-        </w:rPr>
-        <w:t xml:space="preserve"> </w:t>
-      </w:r>
-      <w:r>
-        <w:rPr>
-          <w:spacing w:val="-6"/>
-          <w:w w:val="90"/>
+          <w:sz w:val="22"/>
+          <w:szCs w:val="22"/>
+        </w:rPr>
+        <w:t xml:space="preserve"> </w:t>
+      </w:r>
+      <w:r>
+        <w:rPr>
+          <w:rFonts w:ascii="Arial" w:hAnsi="Arial" w:cs="Arial"/>
+          <w:spacing w:val="-6"/>
+          <w:w w:val="90"/>
+          <w:sz w:val="22"/>
+          <w:szCs w:val="22"/>
         </w:rPr>
         <w:t>If</w:t>
       </w:r>
       <w:r>
         <w:rPr>
+          <w:rFonts w:ascii="Arial" w:hAnsi="Arial" w:cs="Arial"/>
           <w:spacing w:val="-12"/>
           <w:w w:val="90"/>
-        </w:rPr>
-        <w:t xml:space="preserve"> </w:t>
-      </w:r>
-      <w:r>
-        <w:rPr>
-          <w:spacing w:val="-6"/>
-          <w:w w:val="90"/>
+          <w:sz w:val="22"/>
+          <w:szCs w:val="22"/>
+        </w:rPr>
+        <w:t xml:space="preserve"> </w:t>
+      </w:r>
+      <w:r>
+        <w:rPr>
+          <w:rFonts w:ascii="Arial" w:hAnsi="Arial" w:cs="Arial"/>
+          <w:spacing w:val="-6"/>
+          <w:w w:val="90"/>
+          <w:sz w:val="22"/>
+          <w:szCs w:val="22"/>
         </w:rPr>
         <w:t>there's</w:t>
       </w:r>
       <w:r>
         <w:rPr>
-          <w:spacing w:val="-8"/>
-          <w:w w:val="90"/>
-        </w:rPr>
-        <w:t xml:space="preserve"> </w:t>
-      </w:r>
-      <w:r>
-        <w:rPr>
-          <w:spacing w:val="-6"/>
-          <w:w w:val="90"/>
+          <w:rFonts w:ascii="Arial" w:hAnsi="Arial" w:cs="Arial"/>
+          <w:spacing w:val="-8"/>
+          <w:w w:val="90"/>
+          <w:sz w:val="22"/>
+          <w:szCs w:val="22"/>
+        </w:rPr>
+        <w:t xml:space="preserve"> </w:t>
+      </w:r>
+      <w:r>
+        <w:rPr>
+          <w:rFonts w:ascii="Arial" w:hAnsi="Arial" w:cs="Arial"/>
+          <w:spacing w:val="-6"/>
+          <w:w w:val="90"/>
+          <w:sz w:val="22"/>
+          <w:szCs w:val="22"/>
         </w:rPr>
         <w:t>no</w:t>
       </w:r>
       <w:r>
         <w:rPr>
+          <w:rFonts w:ascii="Arial" w:hAnsi="Arial" w:cs="Arial"/>
           <w:spacing w:val="-15"/>
           <w:w w:val="90"/>
-        </w:rPr>
-        <w:t xml:space="preserve"> </w:t>
-      </w:r>
-      <w:r>
-        <w:rPr>
-          <w:spacing w:val="-6"/>
-          <w:w w:val="90"/>
+          <w:sz w:val="22"/>
+          <w:szCs w:val="22"/>
+        </w:rPr>
+        <w:t xml:space="preserve"> </w:t>
+      </w:r>
+      <w:r>
+        <w:rPr>
+          <w:rFonts w:ascii="Arial" w:hAnsi="Arial" w:cs="Arial"/>
+          <w:spacing w:val="-6"/>
+          <w:w w:val="90"/>
+          <w:sz w:val="22"/>
+          <w:szCs w:val="22"/>
         </w:rPr>
         <w:t>receipt,</w:t>
       </w:r>
       <w:r>
         <w:rPr>
+          <w:rFonts w:ascii="Arial" w:hAnsi="Arial" w:cs="Arial"/>
           <w:spacing w:val="-9"/>
           <w:w w:val="90"/>
-        </w:rPr>
-        <w:t xml:space="preserve"> </w:t>
-      </w:r>
-      <w:r>
-        <w:rPr>
-          <w:spacing w:val="-6"/>
-          <w:w w:val="90"/>
+          <w:sz w:val="22"/>
+          <w:szCs w:val="22"/>
+        </w:rPr>
+        <w:t xml:space="preserve"> </w:t>
+      </w:r>
+      <w:r>
+        <w:rPr>
+          <w:rFonts w:ascii="Arial" w:hAnsi="Arial" w:cs="Arial"/>
+          <w:spacing w:val="-6"/>
+          <w:w w:val="90"/>
+          <w:sz w:val="22"/>
+          <w:szCs w:val="22"/>
         </w:rPr>
         <w:t>do</w:t>
       </w:r>
       <w:r>
         <w:rPr>
+          <w:rFonts w:ascii="Arial" w:hAnsi="Arial" w:cs="Arial"/>
           <w:spacing w:val="-15"/>
           <w:w w:val="90"/>
-        </w:rPr>
-        <w:t xml:space="preserve"> </w:t>
-      </w:r>
-      <w:r>
-        <w:rPr>
-          <w:spacing w:val="-6"/>
-          <w:w w:val="90"/>
+          <w:sz w:val="22"/>
+          <w:szCs w:val="22"/>
+        </w:rPr>
+        <w:t xml:space="preserve"> </w:t>
+      </w:r>
+      <w:r>
+        <w:rPr>
+          <w:rFonts w:ascii="Arial" w:hAnsi="Arial" w:cs="Arial"/>
+          <w:spacing w:val="-6"/>
+          <w:w w:val="90"/>
+          <w:sz w:val="22"/>
+          <w:szCs w:val="22"/>
         </w:rPr>
         <w:t>not</w:t>
       </w:r>
       <w:r>
         <w:rPr>
+          <w:rFonts w:ascii="Arial" w:hAnsi="Arial" w:cs="Arial"/>
           <w:spacing w:val="-7"/>
-        </w:rPr>
-        <w:t xml:space="preserve"> </w:t>
-      </w:r>
-      <w:r>
-        <w:rPr>
-          <w:spacing w:val="-6"/>
-          <w:w w:val="90"/>
+          <w:sz w:val="22"/>
+          <w:szCs w:val="22"/>
+        </w:rPr>
+        <w:t xml:space="preserve"> </w:t>
+      </w:r>
+      <w:r>
+        <w:rPr>
+          <w:rFonts w:ascii="Arial" w:hAnsi="Arial" w:cs="Arial"/>
+          <w:spacing w:val="-6"/>
+          <w:w w:val="90"/>
+          <w:sz w:val="22"/>
+          <w:szCs w:val="22"/>
         </w:rPr>
         <w:t>proceed</w:t>
       </w:r>
       <w:r>
         <w:rPr>
+          <w:rFonts w:ascii="Arial" w:hAnsi="Arial" w:cs="Arial"/>
           <w:spacing w:val="-14"/>
           <w:w w:val="90"/>
-        </w:rPr>
-        <w:t xml:space="preserve"> </w:t>
-      </w:r>
-      <w:r>
-        <w:rPr>
-          <w:spacing w:val="-6"/>
-          <w:w w:val="90"/>
+          <w:sz w:val="22"/>
+          <w:szCs w:val="22"/>
+        </w:rPr>
+        <w:t xml:space="preserve"> </w:t>
+      </w:r>
+      <w:r>
+        <w:rPr>
+          <w:rFonts w:ascii="Arial" w:hAnsi="Arial" w:cs="Arial"/>
+          <w:spacing w:val="-6"/>
+          <w:w w:val="90"/>
+          <w:sz w:val="22"/>
+          <w:szCs w:val="22"/>
         </w:rPr>
         <w:t>with</w:t>
       </w:r>
       <w:r>
         <w:rPr>
+          <w:rFonts w:ascii="Arial" w:hAnsi="Arial" w:cs="Arial"/>
           <w:spacing w:val="-15"/>
           <w:w w:val="90"/>
-        </w:rPr>
-        <w:t xml:space="preserve"> </w:t>
-      </w:r>
-      <w:r>
-        <w:rPr>
-          <w:spacing w:val="-6"/>
-          <w:w w:val="90"/>
+          <w:sz w:val="22"/>
+          <w:szCs w:val="22"/>
+        </w:rPr>
+        <w:t xml:space="preserve"> </w:t>
+      </w:r>
+      <w:r>
+        <w:rPr>
+          <w:rFonts w:ascii="Arial" w:hAnsi="Arial" w:cs="Arial"/>
+          <w:spacing w:val="-6"/>
+          <w:w w:val="90"/>
+          <w:sz w:val="22"/>
+          <w:szCs w:val="22"/>
         </w:rPr>
         <w:t>the</w:t>
       </w:r>
       <w:r>
         <w:rPr>
+          <w:rFonts w:ascii="Arial" w:hAnsi="Arial" w:cs="Arial"/>
           <w:spacing w:val="-17"/>
           <w:w w:val="90"/>
-        </w:rPr>
-        <w:t xml:space="preserve"> </w:t>
-      </w:r>
-      <w:r>
-        <w:rPr>
-          <w:spacing w:val="-6"/>
-          <w:w w:val="90"/>
+          <w:sz w:val="22"/>
+          <w:szCs w:val="22"/>
+        </w:rPr>
+        <w:t xml:space="preserve"> </w:t>
+      </w:r>
+      <w:r>
+        <w:rPr>
+          <w:rFonts w:ascii="Arial" w:hAnsi="Arial" w:cs="Arial"/>
+          <w:spacing w:val="-6"/>
+          <w:w w:val="90"/>
+          <w:sz w:val="22"/>
+          <w:szCs w:val="22"/>
         </w:rPr>
         <w:t>EMI</w:t>
       </w:r>
       <w:r>
         <w:rPr>
+          <w:rFonts w:ascii="Arial" w:hAnsi="Arial" w:cs="Arial"/>
           <w:spacing w:val="-12"/>
           <w:w w:val="90"/>
-        </w:rPr>
-        <w:t xml:space="preserve"> </w:t>
-      </w:r>
-      <w:r>
-        <w:rPr>
-          <w:spacing w:val="-6"/>
-          <w:w w:val="90"/>
+          <w:sz w:val="22"/>
+          <w:szCs w:val="22"/>
+        </w:rPr>
+        <w:t xml:space="preserve"> </w:t>
+      </w:r>
+      <w:r>
+        <w:rPr>
+          <w:rFonts w:ascii="Arial" w:hAnsi="Arial" w:cs="Arial"/>
+          <w:spacing w:val="-6"/>
+          <w:w w:val="90"/>
+          <w:sz w:val="22"/>
+          <w:szCs w:val="22"/>
         </w:rPr>
         <w:t>payment.</w:t>
       </w:r>
       <w:r>
         <w:rPr>
+          <w:rFonts w:ascii="Arial" w:hAnsi="Arial" w:cs="Arial"/>
           <w:spacing w:val="-9"/>
           <w:w w:val="90"/>
-        </w:rPr>
-        <w:t xml:space="preserve"> </w:t>
-      </w:r>
-      <w:r>
-        <w:rPr>
-          <w:spacing w:val="-6"/>
-          <w:w w:val="90"/>
+          <w:sz w:val="22"/>
+          <w:szCs w:val="22"/>
+        </w:rPr>
+        <w:t xml:space="preserve"> </w:t>
+      </w:r>
+      <w:r>
+        <w:rPr>
+          <w:rFonts w:ascii="Arial" w:hAnsi="Arial" w:cs="Arial"/>
+          <w:spacing w:val="-6"/>
+          <w:w w:val="90"/>
+          <w:sz w:val="22"/>
+          <w:szCs w:val="22"/>
         </w:rPr>
         <w:t>The</w:t>
       </w:r>
       <w:r>
         <w:rPr>
+          <w:rFonts w:ascii="Arial" w:hAnsi="Arial" w:cs="Arial"/>
           <w:spacing w:val="-18"/>
           <w:w w:val="90"/>
-        </w:rPr>
-        <w:t xml:space="preserve"> </w:t>
-      </w:r>
-      <w:r>
-        <w:rPr>
-          <w:spacing w:val="-6"/>
-          <w:w w:val="90"/>
+          <w:sz w:val="22"/>
+          <w:szCs w:val="22"/>
+        </w:rPr>
+        <w:t xml:space="preserve"> </w:t>
+      </w:r>
+      <w:r>
+        <w:rPr>
+          <w:rFonts w:ascii="Arial" w:hAnsi="Arial" w:cs="Arial"/>
+          <w:spacing w:val="-6"/>
+          <w:w w:val="90"/>
+          <w:sz w:val="22"/>
+          <w:szCs w:val="22"/>
         </w:rPr>
         <w:t>receipt</w:t>
       </w:r>
       <w:r>
         <w:rPr>
+          <w:rFonts w:ascii="Arial" w:hAnsi="Arial" w:cs="Arial"/>
           <w:spacing w:val="-7"/>
-        </w:rPr>
-        <w:t xml:space="preserve"> </w:t>
-      </w:r>
-      <w:r>
-        <w:rPr>
-          <w:spacing w:val="-6"/>
-          <w:w w:val="90"/>
+          <w:sz w:val="22"/>
+          <w:szCs w:val="22"/>
+        </w:rPr>
+        <w:t xml:space="preserve"> </w:t>
+      </w:r>
+      <w:r>
+        <w:rPr>
+          <w:rFonts w:ascii="Arial" w:hAnsi="Arial" w:cs="Arial"/>
+          <w:spacing w:val="-6"/>
+          <w:w w:val="90"/>
+          <w:sz w:val="22"/>
+          <w:szCs w:val="22"/>
         </w:rPr>
         <w:t>can</w:t>
       </w:r>
       <w:r>
         <w:rPr>
+          <w:rFonts w:ascii="Arial" w:hAnsi="Arial" w:cs="Arial"/>
           <w:spacing w:val="-14"/>
           <w:w w:val="90"/>
-        </w:rPr>
-        <w:t xml:space="preserve"> </w:t>
-      </w:r>
-      <w:r>
-        <w:rPr>
-          <w:spacing w:val="-6"/>
-          <w:w w:val="90"/>
+          <w:sz w:val="22"/>
+          <w:szCs w:val="22"/>
+        </w:rPr>
+        <w:t xml:space="preserve"> </w:t>
+      </w:r>
+      <w:r>
+        <w:rPr>
+          <w:rFonts w:ascii="Arial" w:hAnsi="Arial" w:cs="Arial"/>
+          <w:spacing w:val="-6"/>
+          <w:w w:val="90"/>
+          <w:sz w:val="22"/>
+          <w:szCs w:val="22"/>
         </w:rPr>
         <w:t>be</w:t>
       </w:r>
       <w:r>
         <w:rPr>
+          <w:rFonts w:ascii="Arial" w:hAnsi="Arial" w:cs="Arial"/>
           <w:spacing w:val="-18"/>
           <w:w w:val="90"/>
-        </w:rPr>
-        <w:t xml:space="preserve"> </w:t>
-      </w:r>
-      <w:r>
-        <w:rPr>
-          <w:spacing w:val="-6"/>
-          <w:w w:val="90"/>
+          <w:sz w:val="22"/>
+          <w:szCs w:val="22"/>
+        </w:rPr>
+        <w:t xml:space="preserve"> </w:t>
+      </w:r>
+      <w:r>
+        <w:rPr>
+          <w:rFonts w:ascii="Arial" w:hAnsi="Arial" w:cs="Arial"/>
+          <w:spacing w:val="-6"/>
+          <w:w w:val="90"/>
+          <w:sz w:val="22"/>
+          <w:szCs w:val="22"/>
         </w:rPr>
         <w:t>a</w:t>
       </w:r>
       <w:r>
         <w:rPr>
+          <w:rFonts w:ascii="Arial" w:hAnsi="Arial" w:cs="Arial"/>
           <w:spacing w:val="-17"/>
           <w:w w:val="90"/>
-        </w:rPr>
-        <w:t xml:space="preserve"> </w:t>
-      </w:r>
-      <w:r>
-        <w:rPr>
-          <w:spacing w:val="-6"/>
-          <w:w w:val="90"/>
+          <w:sz w:val="22"/>
+          <w:szCs w:val="22"/>
+        </w:rPr>
+        <w:t xml:space="preserve"> </w:t>
+      </w:r>
+      <w:r>
+        <w:rPr>
+          <w:rFonts w:ascii="Arial" w:hAnsi="Arial" w:cs="Arial"/>
+          <w:spacing w:val="-6"/>
+          <w:w w:val="90"/>
+          <w:sz w:val="22"/>
+          <w:szCs w:val="22"/>
         </w:rPr>
         <w:t>WhatsApp</w:t>
       </w:r>
       <w:r>
         <w:rPr>
+          <w:rFonts w:ascii="Arial" w:hAnsi="Arial" w:cs="Arial"/>
           <w:spacing w:val="-7"/>
-        </w:rPr>
-        <w:t xml:space="preserve"> </w:t>
-      </w:r>
-      <w:r>
-        <w:rPr>
-          <w:spacing w:val="-6"/>
-          <w:w w:val="90"/>
+          <w:sz w:val="22"/>
+          <w:szCs w:val="22"/>
+        </w:rPr>
+        <w:t xml:space="preserve"> </w:t>
+      </w:r>
+      <w:r>
+        <w:rPr>
+          <w:rFonts w:ascii="Arial" w:hAnsi="Arial" w:cs="Arial"/>
+          <w:spacing w:val="-6"/>
+          <w:w w:val="90"/>
+          <w:sz w:val="22"/>
+          <w:szCs w:val="22"/>
         </w:rPr>
         <w:t>screenshot</w:t>
       </w:r>
       <w:r>
-        <w:t xml:space="preserve"> </w:t>
-      </w:r>
-      <w:r>
-        <w:rPr>
-          <w:spacing w:val="-8"/>
-          <w:w w:val="90"/>
+        <w:rPr>
+          <w:rFonts w:ascii="Arial" w:hAnsi="Arial" w:cs="Arial"/>
+          <w:sz w:val="22"/>
+          <w:szCs w:val="22"/>
+        </w:rPr>
+        <w:t xml:space="preserve"> </w:t>
+      </w:r>
+      <w:r>
+        <w:rPr>
+          <w:rFonts w:ascii="Arial" w:hAnsi="Arial" w:cs="Arial"/>
+          <w:spacing w:val="-8"/>
+          <w:w w:val="90"/>
+          <w:sz w:val="22"/>
+          <w:szCs w:val="22"/>
         </w:rPr>
         <w:t>or an SMS</w:t>
       </w:r>
       <w:r>
         <w:rPr>
+          <w:rFonts w:ascii="Arial" w:hAnsi="Arial" w:cs="Arial"/>
           <w:spacing w:val="-19"/>
           <w:w w:val="90"/>
-        </w:rPr>
-        <w:t xml:space="preserve"> </w:t>
-      </w:r>
-      <w:r>
-        <w:rPr>
-          <w:spacing w:val="-8"/>
-          <w:w w:val="90"/>
+          <w:sz w:val="22"/>
+          <w:szCs w:val="22"/>
+        </w:rPr>
+        <w:t xml:space="preserve"> </w:t>
+      </w:r>
+      <w:r>
+        <w:rPr>
+          <w:rFonts w:ascii="Arial" w:hAnsi="Arial" w:cs="Arial"/>
+          <w:spacing w:val="-8"/>
+          <w:w w:val="90"/>
+          <w:sz w:val="22"/>
+          <w:szCs w:val="22"/>
         </w:rPr>
         <w:t>confirmation from</w:t>
       </w:r>
       <w:r>
         <w:rPr>
+          <w:rFonts w:ascii="Arial" w:hAnsi="Arial" w:cs="Arial"/>
           <w:spacing w:val="-19"/>
           <w:w w:val="90"/>
-        </w:rPr>
-        <w:t xml:space="preserve"> </w:t>
-      </w:r>
-      <w:r>
-        <w:rPr>
-          <w:spacing w:val="-8"/>
-          <w:w w:val="90"/>
+          <w:sz w:val="22"/>
+          <w:szCs w:val="22"/>
+        </w:rPr>
+        <w:t xml:space="preserve"> </w:t>
+      </w:r>
+      <w:r>
+        <w:rPr>
+          <w:rFonts w:ascii="Arial" w:hAnsi="Arial" w:cs="Arial"/>
+          <w:spacing w:val="-8"/>
+          <w:w w:val="90"/>
+          <w:sz w:val="22"/>
+          <w:szCs w:val="22"/>
         </w:rPr>
         <w:t>SMF. Please</w:t>
       </w:r>
       <w:r>
         <w:rPr>
+          <w:rFonts w:ascii="Arial" w:hAnsi="Arial" w:cs="Arial"/>
           <w:spacing w:val="-11"/>
           <w:w w:val="90"/>
-        </w:rPr>
-        <w:t xml:space="preserve"> </w:t>
-      </w:r>
-      <w:r>
-        <w:rPr>
-          <w:spacing w:val="-8"/>
-          <w:w w:val="90"/>
+          <w:sz w:val="22"/>
+          <w:szCs w:val="22"/>
+        </w:rPr>
+        <w:t xml:space="preserve"> </w:t>
+      </w:r>
+      <w:r>
+        <w:rPr>
+          <w:rFonts w:ascii="Arial" w:hAnsi="Arial" w:cs="Arial"/>
+          <w:spacing w:val="-8"/>
+          <w:w w:val="90"/>
+          <w:sz w:val="22"/>
+          <w:szCs w:val="22"/>
         </w:rPr>
         <w:t>be</w:t>
       </w:r>
       <w:r>
         <w:rPr>
+          <w:rFonts w:ascii="Arial" w:hAnsi="Arial" w:cs="Arial"/>
           <w:spacing w:val="-11"/>
           <w:w w:val="90"/>
-        </w:rPr>
-        <w:t xml:space="preserve"> </w:t>
-      </w:r>
-      <w:r>
-        <w:rPr>
-          <w:spacing w:val="-8"/>
-          <w:w w:val="90"/>
+          <w:sz w:val="22"/>
+          <w:szCs w:val="22"/>
+        </w:rPr>
+        <w:t xml:space="preserve"> </w:t>
+      </w:r>
+      <w:r>
+        <w:rPr>
+          <w:rFonts w:ascii="Arial" w:hAnsi="Arial" w:cs="Arial"/>
+          <w:spacing w:val="-8"/>
+          <w:w w:val="90"/>
+          <w:sz w:val="22"/>
+          <w:szCs w:val="22"/>
         </w:rPr>
         <w:t>informed that</w:t>
       </w:r>
       <w:r>
-        <w:t xml:space="preserve"> </w:t>
-      </w:r>
-      <w:r>
-        <w:rPr>
-          <w:spacing w:val="-8"/>
-          <w:w w:val="90"/>
+        <w:rPr>
+          <w:rFonts w:ascii="Arial" w:hAnsi="Arial" w:cs="Arial"/>
+          <w:sz w:val="22"/>
+          <w:szCs w:val="22"/>
+        </w:rPr>
+        <w:t xml:space="preserve"> </w:t>
+      </w:r>
+      <w:r>
+        <w:rPr>
+          <w:rFonts w:ascii="Arial" w:hAnsi="Arial" w:cs="Arial"/>
+          <w:spacing w:val="-8"/>
+          <w:w w:val="90"/>
+          <w:sz w:val="22"/>
+          <w:szCs w:val="22"/>
         </w:rPr>
         <w:t>no payments should be</w:t>
       </w:r>
       <w:r>
         <w:rPr>
+          <w:rFonts w:ascii="Arial" w:hAnsi="Arial" w:cs="Arial"/>
           <w:spacing w:val="-11"/>
           <w:w w:val="90"/>
-        </w:rPr>
-        <w:t xml:space="preserve"> </w:t>
-      </w:r>
-      <w:r>
-        <w:rPr>
-          <w:spacing w:val="-8"/>
-          <w:w w:val="90"/>
+          <w:sz w:val="22"/>
+          <w:szCs w:val="22"/>
+        </w:rPr>
+        <w:t xml:space="preserve"> </w:t>
+      </w:r>
+      <w:r>
+        <w:rPr>
+          <w:rFonts w:ascii="Arial" w:hAnsi="Arial" w:cs="Arial"/>
+          <w:spacing w:val="-8"/>
+          <w:w w:val="90"/>
+          <w:sz w:val="22"/>
+          <w:szCs w:val="22"/>
         </w:rPr>
         <w:t>made</w:t>
       </w:r>
       <w:r>
         <w:rPr>
+          <w:rFonts w:ascii="Arial" w:hAnsi="Arial" w:cs="Arial"/>
           <w:spacing w:val="-11"/>
           <w:w w:val="90"/>
-        </w:rPr>
-        <w:t xml:space="preserve"> </w:t>
-      </w:r>
-      <w:r>
-        <w:rPr>
-          <w:spacing w:val="-8"/>
-          <w:w w:val="90"/>
+          <w:sz w:val="22"/>
+          <w:szCs w:val="22"/>
+        </w:rPr>
+        <w:t xml:space="preserve"> </w:t>
+      </w:r>
+      <w:r>
+        <w:rPr>
+          <w:rFonts w:ascii="Arial" w:hAnsi="Arial" w:cs="Arial"/>
+          <w:spacing w:val="-8"/>
+          <w:w w:val="90"/>
+          <w:sz w:val="22"/>
+          <w:szCs w:val="22"/>
         </w:rPr>
         <w:t>to any</w:t>
       </w:r>
       <w:r>
-        <w:t xml:space="preserve"> </w:t>
-      </w:r>
-      <w:r>
-        <w:rPr>
-          <w:spacing w:val="-8"/>
-          <w:w w:val="90"/>
+        <w:rPr>
+          <w:rFonts w:ascii="Arial" w:hAnsi="Arial" w:cs="Arial"/>
+          <w:sz w:val="22"/>
+          <w:szCs w:val="22"/>
+        </w:rPr>
+        <w:t xml:space="preserve"> </w:t>
+      </w:r>
+      <w:r>
+        <w:rPr>
+          <w:rFonts w:ascii="Arial" w:hAnsi="Arial" w:cs="Arial"/>
+          <w:spacing w:val="-8"/>
+          <w:w w:val="90"/>
+          <w:sz w:val="22"/>
+          <w:szCs w:val="22"/>
         </w:rPr>
         <w:t>individual executive's personal account. Management</w:t>
       </w:r>
       <w:r>
-        <w:t xml:space="preserve"> </w:t>
-      </w:r>
-      <w:r>
-        <w:rPr>
-          <w:spacing w:val="-8"/>
-          <w:w w:val="90"/>
+        <w:rPr>
+          <w:rFonts w:ascii="Arial" w:hAnsi="Arial" w:cs="Arial"/>
+          <w:sz w:val="22"/>
+          <w:szCs w:val="22"/>
+        </w:rPr>
+        <w:t xml:space="preserve"> </w:t>
+      </w:r>
+      <w:r>
+        <w:rPr>
+          <w:rFonts w:ascii="Arial" w:hAnsi="Arial" w:cs="Arial"/>
+          <w:spacing w:val="-8"/>
+          <w:w w:val="90"/>
+          <w:sz w:val="22"/>
+          <w:szCs w:val="22"/>
         </w:rPr>
         <w:t>will not</w:t>
       </w:r>
       <w:r>
-        <w:t xml:space="preserve"> </w:t>
-      </w:r>
-      <w:r>
-        <w:rPr>
-          <w:spacing w:val="-8"/>
-          <w:w w:val="90"/>
+        <w:rPr>
+          <w:rFonts w:ascii="Arial" w:hAnsi="Arial" w:cs="Arial"/>
+          <w:sz w:val="22"/>
+          <w:szCs w:val="22"/>
+        </w:rPr>
+        <w:t xml:space="preserve"> </w:t>
+      </w:r>
+      <w:r>
+        <w:rPr>
+          <w:rFonts w:ascii="Arial" w:hAnsi="Arial" w:cs="Arial"/>
+          <w:spacing w:val="-8"/>
+          <w:w w:val="90"/>
+          <w:sz w:val="22"/>
+          <w:szCs w:val="22"/>
         </w:rPr>
         <w:t>take</w:t>
       </w:r>
       <w:r>
         <w:rPr>
+          <w:rFonts w:ascii="Arial" w:hAnsi="Arial" w:cs="Arial"/>
           <w:spacing w:val="-11"/>
           <w:w w:val="90"/>
-        </w:rPr>
-        <w:t xml:space="preserve"> </w:t>
-      </w:r>
-      <w:r>
-        <w:rPr>
-          <w:spacing w:val="-8"/>
-          <w:w w:val="90"/>
+          <w:sz w:val="22"/>
+          <w:szCs w:val="22"/>
+        </w:rPr>
+        <w:t xml:space="preserve"> </w:t>
+      </w:r>
+      <w:r>
+        <w:rPr>
+          <w:rFonts w:ascii="Arial" w:hAnsi="Arial" w:cs="Arial"/>
+          <w:spacing w:val="-8"/>
+          <w:w w:val="90"/>
+          <w:sz w:val="22"/>
+          <w:szCs w:val="22"/>
         </w:rPr>
         <w:t>responsibility</w:t>
       </w:r>
       <w:r>
-        <w:t xml:space="preserve"> </w:t>
-      </w:r>
-      <w:r>
-        <w:rPr>
-          <w:spacing w:val="-8"/>
-          <w:w w:val="90"/>
+        <w:rPr>
+          <w:rFonts w:ascii="Arial" w:hAnsi="Arial" w:cs="Arial"/>
+          <w:sz w:val="22"/>
+          <w:szCs w:val="22"/>
+        </w:rPr>
+        <w:t xml:space="preserve"> </w:t>
+      </w:r>
+      <w:r>
+        <w:rPr>
+          <w:rFonts w:ascii="Arial" w:hAnsi="Arial" w:cs="Arial"/>
+          <w:spacing w:val="-8"/>
+          <w:w w:val="90"/>
+          <w:sz w:val="22"/>
+          <w:szCs w:val="22"/>
         </w:rPr>
         <w:t>for</w:t>
       </w:r>
       <w:r>
         <w:rPr>
-          <w:w w:val="90"/>
-        </w:rPr>
-        <w:t xml:space="preserve"> </w:t>
-      </w:r>
-      <w:r>
+          <w:rFonts w:ascii="Arial" w:hAnsi="Arial" w:cs="Arial"/>
+          <w:w w:val="90"/>
+          <w:sz w:val="22"/>
+          <w:szCs w:val="22"/>
+        </w:rPr>
+        <w:t xml:space="preserve"> </w:t>
+      </w:r>
+      <w:r>
+        <w:rPr>
+          <w:rFonts w:ascii="Arial" w:hAnsi="Arial" w:cs="Arial"/>
+          <w:sz w:val="22"/>
+          <w:szCs w:val="22"/>
+        </w:rPr>
         <w:t>such</w:t>
       </w:r>
       <w:r>
         <w:rPr>
+          <w:rFonts w:ascii="Arial" w:hAnsi="Arial" w:cs="Arial"/>
           <w:spacing w:val="-19"/>
-        </w:rPr>
-        <w:t xml:space="preserve"> </w:t>
-      </w:r>
-      <w:r>
+          <w:sz w:val="22"/>
+          <w:szCs w:val="22"/>
+        </w:rPr>
+        <w:t xml:space="preserve"> </w:t>
+      </w:r>
+      <w:r>
+        <w:rPr>
+          <w:rFonts w:ascii="Arial" w:hAnsi="Arial" w:cs="Arial"/>
+          <w:sz w:val="22"/>
+          <w:szCs w:val="22"/>
+        </w:rPr>
         <w:t>payments.</w:t>
       </w:r>
-    </w:p>
-    <w:p>
-      <w:pPr>
-        <w:pStyle w:val="BodyText"/>
-        <w:ind w:left="0"/>
-      </w:pPr>
     </w:p>
     <w:p>
       <w:pPr>
         <w:pStyle w:val="BodyText"/>
         <w:spacing w:before="197"/>
         <w:ind w:left="0"/>
+        <w:rPr>
+          <w:rFonts w:ascii="Arial" w:hAnsi="Arial" w:cs="Arial"/>
+          <w:sz w:val="22"/>
+          <w:szCs w:val="22"/>
+        </w:rPr>
       </w:pPr>
     </w:p>
     <w:p>
       <w:pPr>
         <w:pStyle w:val="BodyText"/>
-        <w:spacing w:line="446" w:lineRule="auto"/>
-        <w:ind w:right="7077"/>
+        <w:rPr>
+          <w:rFonts w:ascii="Arial" w:hAnsi="Arial" w:cs="Arial"/>
+          <w:spacing w:val="-2"/>
+          <w:sz w:val="22"/>
+          <w:szCs w:val="22"/>
+        </w:rPr>
       </w:pPr>
       <w:r>
         <w:rPr>
-          <w:spacing w:val="-6"/>
-          <w:w w:val="90"/>
+          <w:rFonts w:ascii="Arial" w:hAnsi="Arial" w:cs="Arial"/>
+          <w:spacing w:val="-6"/>
+          <w:w w:val="90"/>
+          <w:sz w:val="22"/>
+          <w:szCs w:val="22"/>
         </w:rPr>
         <w:t>Thank</w:t>
       </w:r>
       <w:r>
         <w:rPr>
+          <w:rFonts w:ascii="Arial" w:hAnsi="Arial" w:cs="Arial"/>
           <w:spacing w:val="-14"/>
           <w:w w:val="90"/>
-        </w:rPr>
-        <w:t xml:space="preserve"> </w:t>
-      </w:r>
-      <w:r>
-        <w:rPr>
-          <w:spacing w:val="-6"/>
-          <w:w w:val="90"/>
+          <w:sz w:val="22"/>
+          <w:szCs w:val="22"/>
+        </w:rPr>
+        <w:t xml:space="preserve"> </w:t>
+      </w:r>
+      <w:r>
+        <w:rPr>
+          <w:rFonts w:ascii="Arial" w:hAnsi="Arial" w:cs="Arial"/>
+          <w:spacing w:val="-6"/>
+          <w:w w:val="90"/>
+          <w:sz w:val="22"/>
+          <w:szCs w:val="22"/>
         </w:rPr>
         <w:t>you</w:t>
       </w:r>
       <w:r>
         <w:rPr>
+          <w:rFonts w:ascii="Arial" w:hAnsi="Arial" w:cs="Arial"/>
           <w:spacing w:val="-14"/>
           <w:w w:val="90"/>
-        </w:rPr>
-        <w:t xml:space="preserve"> </w:t>
-      </w:r>
-      <w:r>
-        <w:rPr>
-          <w:spacing w:val="-6"/>
-          <w:w w:val="90"/>
+          <w:sz w:val="22"/>
+          <w:szCs w:val="22"/>
+        </w:rPr>
+        <w:t xml:space="preserve"> </w:t>
+      </w:r>
+      <w:r>
+        <w:rPr>
+          <w:rFonts w:ascii="Arial" w:hAnsi="Arial" w:cs="Arial"/>
+          <w:spacing w:val="-6"/>
+          <w:w w:val="90"/>
+          <w:sz w:val="22"/>
+          <w:szCs w:val="22"/>
         </w:rPr>
         <w:t>for</w:t>
       </w:r>
       <w:r>
         <w:rPr>
+          <w:rFonts w:ascii="Arial" w:hAnsi="Arial" w:cs="Arial"/>
           <w:spacing w:val="-11"/>
           <w:w w:val="90"/>
-        </w:rPr>
-        <w:t xml:space="preserve"> </w:t>
-      </w:r>
-      <w:r>
-        <w:rPr>
-          <w:spacing w:val="-6"/>
-          <w:w w:val="90"/>
+          <w:sz w:val="22"/>
+          <w:szCs w:val="22"/>
+        </w:rPr>
+        <w:t xml:space="preserve"> </w:t>
+      </w:r>
+      <w:r>
+        <w:rPr>
+          <w:rFonts w:ascii="Arial" w:hAnsi="Arial" w:cs="Arial"/>
+          <w:spacing w:val="-6"/>
+          <w:w w:val="90"/>
+          <w:sz w:val="22"/>
+          <w:szCs w:val="22"/>
         </w:rPr>
         <w:t>your</w:t>
       </w:r>
       <w:r>
         <w:rPr>
+          <w:rFonts w:ascii="Arial" w:hAnsi="Arial" w:cs="Arial"/>
           <w:spacing w:val="-11"/>
           <w:w w:val="90"/>
-        </w:rPr>
-        <w:t xml:space="preserve"> </w:t>
-      </w:r>
-      <w:r>
-        <w:rPr>
-          <w:spacing w:val="-6"/>
-          <w:w w:val="90"/>
+          <w:sz w:val="22"/>
+          <w:szCs w:val="22"/>
+        </w:rPr>
+        <w:t xml:space="preserve"> </w:t>
+      </w:r>
+      <w:r>
+        <w:rPr>
+          <w:rFonts w:ascii="Arial" w:hAnsi="Arial" w:cs="Arial"/>
+          <w:spacing w:val="-6"/>
+          <w:w w:val="90"/>
+          <w:sz w:val="22"/>
+          <w:szCs w:val="22"/>
         </w:rPr>
         <w:t>urgent</w:t>
       </w:r>
       <w:r>
         <w:rPr>
-          <w:spacing w:val="-6"/>
-        </w:rPr>
-        <w:t xml:space="preserve"> </w:t>
-      </w:r>
-      <w:r>
-        <w:rPr>
-          <w:spacing w:val="-6"/>
-          <w:w w:val="90"/>
+          <w:rFonts w:ascii="Arial" w:hAnsi="Arial" w:cs="Arial"/>
+          <w:spacing w:val="-6"/>
+          <w:sz w:val="22"/>
+          <w:szCs w:val="22"/>
+        </w:rPr>
+        <w:t xml:space="preserve"> </w:t>
+      </w:r>
+      <w:r>
+        <w:rPr>
+          <w:rFonts w:ascii="Arial" w:hAnsi="Arial" w:cs="Arial"/>
+          <w:spacing w:val="-6"/>
+          <w:w w:val="90"/>
+          <w:sz w:val="22"/>
+          <w:szCs w:val="22"/>
         </w:rPr>
         <w:t>attention</w:t>
       </w:r>
       <w:r>
         <w:rPr>
+          <w:rFonts w:ascii="Arial" w:hAnsi="Arial" w:cs="Arial"/>
           <w:spacing w:val="-14"/>
           <w:w w:val="90"/>
-        </w:rPr>
-        <w:t xml:space="preserve"> </w:t>
-      </w:r>
-      <w:r>
-        <w:rPr>
-          <w:spacing w:val="-6"/>
-          <w:w w:val="90"/>
+          <w:sz w:val="22"/>
+          <w:szCs w:val="22"/>
+        </w:rPr>
+        <w:t xml:space="preserve"> </w:t>
+      </w:r>
+      <w:r>
+        <w:rPr>
+          <w:rFonts w:ascii="Arial" w:hAnsi="Arial" w:cs="Arial"/>
+          <w:spacing w:val="-6"/>
+          <w:w w:val="90"/>
+          <w:sz w:val="22"/>
+          <w:szCs w:val="22"/>
         </w:rPr>
         <w:t>to</w:t>
       </w:r>
       <w:r>
         <w:rPr>
+          <w:rFonts w:ascii="Arial" w:hAnsi="Arial" w:cs="Arial"/>
           <w:spacing w:val="-14"/>
           <w:w w:val="90"/>
-        </w:rPr>
-        <w:t xml:space="preserve"> </w:t>
-      </w:r>
-      <w:r>
-        <w:rPr>
-          <w:spacing w:val="-6"/>
-          <w:w w:val="90"/>
+          <w:sz w:val="22"/>
+          <w:szCs w:val="22"/>
+        </w:rPr>
+        <w:t xml:space="preserve"> </w:t>
+      </w:r>
+      <w:r>
+        <w:rPr>
+          <w:rFonts w:ascii="Arial" w:hAnsi="Arial" w:cs="Arial"/>
+          <w:spacing w:val="-6"/>
+          <w:w w:val="90"/>
+          <w:sz w:val="22"/>
+          <w:szCs w:val="22"/>
         </w:rPr>
         <w:t>this</w:t>
       </w:r>
       <w:r>
         <w:rPr>
-          <w:spacing w:val="-8"/>
-          <w:w w:val="90"/>
-        </w:rPr>
-        <w:t xml:space="preserve"> </w:t>
-      </w:r>
-      <w:r>
-        <w:rPr>
-          <w:spacing w:val="-6"/>
-          <w:w w:val="90"/>
+          <w:rFonts w:ascii="Arial" w:hAnsi="Arial" w:cs="Arial"/>
+          <w:spacing w:val="-8"/>
+          <w:w w:val="90"/>
+          <w:sz w:val="22"/>
+          <w:szCs w:val="22"/>
+        </w:rPr>
+        <w:t xml:space="preserve"> </w:t>
+      </w:r>
+      <w:r>
+        <w:rPr>
+          <w:rFonts w:ascii="Arial" w:hAnsi="Arial" w:cs="Arial"/>
+          <w:spacing w:val="-6"/>
+          <w:w w:val="90"/>
+          <w:sz w:val="22"/>
+          <w:szCs w:val="22"/>
         </w:rPr>
         <w:t>matter.</w:t>
       </w:r>
       <w:r>
         <w:rPr>
+          <w:rFonts w:ascii="Arial" w:hAnsi="Arial" w:cs="Arial"/>
           <w:spacing w:val="-2"/>
-        </w:rPr>
-        <w:t xml:space="preserve"> Sincerely,</w:t>
+          <w:sz w:val="22"/>
+          <w:szCs w:val="22"/>
+        </w:rPr>
+        <w:t xml:space="preserve"> </w:t>
       </w:r>
     </w:p>
     <w:p>
       <w:pPr>
         <w:pStyle w:val="BodyText"/>
-        <w:spacing w:line="205" w:lineRule="exact"/>
+        <w:rPr>
+          <w:rFonts w:ascii="Arial" w:hAnsi="Arial" w:cs="Arial"/>
+          <w:spacing w:val="-2"/>
+          <w:sz w:val="22"/>
+          <w:szCs w:val="22"/>
+        </w:rPr>
       </w:pPr>
-      <w:r>
-        <w:rPr>
+    </w:p>
+    <w:p>
+      <w:pPr>
+        <w:pStyle w:val="BodyText"/>
+        <w:ind w:right="7077"/>
+        <w:rPr>
+          <w:rFonts w:ascii="Arial" w:hAnsi="Arial" w:cs="Arial"/>
+          <w:sz w:val="22"/>
+          <w:szCs w:val="22"/>
+        </w:rPr>
+      </w:pPr>
+      <w:r>
+        <w:rPr>
+          <w:rFonts w:ascii="Arial" w:hAnsi="Arial" w:cs="Arial"/>
+          <w:spacing w:val="-2"/>
+          <w:sz w:val="22"/>
+          <w:szCs w:val="22"/>
+        </w:rPr>
+        <w:t>Sincerely,</w:t>
+      </w:r>
+    </w:p>
+    <w:p>
+      <w:pPr>
+        <w:pStyle w:val="BodyText"/>
+        <w:rPr>
+          <w:rFonts w:ascii="Arial" w:hAnsi="Arial" w:cs="Arial"/>
+          <w:sz w:val="22"/>
+          <w:szCs w:val="22"/>
+        </w:rPr>
+      </w:pPr>
+      <w:r>
+        <w:rPr>
+          <w:rFonts w:ascii="Arial" w:hAnsi="Arial" w:cs="Arial"/>
           <w:spacing w:val="-10"/>
           <w:w w:val="90"/>
+          <w:sz w:val="22"/>
+          <w:szCs w:val="22"/>
         </w:rPr>
         <w:t>SREE</w:t>
       </w:r>
       <w:r>
         <w:rPr>
+          <w:rFonts w:ascii="Arial" w:hAnsi="Arial" w:cs="Arial"/>
           <w:spacing w:val="-17"/>
           <w:w w:val="90"/>
-        </w:rPr>
-        <w:t xml:space="preserve"> </w:t>
-      </w:r>
-      <w:r>
-        <w:rPr>
+          <w:sz w:val="22"/>
+          <w:szCs w:val="22"/>
+        </w:rPr>
+        <w:t xml:space="preserve"> </w:t>
+      </w:r>
+      <w:r>
+        <w:rPr>
+          <w:rFonts w:ascii="Arial" w:hAnsi="Arial" w:cs="Arial"/>
           <w:spacing w:val="-10"/>
           <w:w w:val="90"/>
+          <w:sz w:val="22"/>
+          <w:szCs w:val="22"/>
         </w:rPr>
         <w:t>MANI</w:t>
       </w:r>
       <w:r>
         <w:rPr>
+          <w:rFonts w:ascii="Arial" w:hAnsi="Arial" w:cs="Arial"/>
           <w:spacing w:val="-9"/>
-        </w:rPr>
-        <w:t xml:space="preserve"> </w:t>
-      </w:r>
-      <w:r>
-        <w:rPr>
+          <w:sz w:val="22"/>
+          <w:szCs w:val="22"/>
+        </w:rPr>
+        <w:t xml:space="preserve"> </w:t>
+      </w:r>
+      <w:r>
+        <w:rPr>
+          <w:rFonts w:ascii="Arial" w:hAnsi="Arial" w:cs="Arial"/>
           <w:spacing w:val="-10"/>
           <w:w w:val="90"/>
+          <w:sz w:val="22"/>
+          <w:szCs w:val="22"/>
         </w:rPr>
         <w:t>FINANCE</w:t>
       </w:r>
@@ -3383,321 +5291,498 @@
     <w:p>
       <w:pPr>
         <w:pStyle w:val="Title"/>
+        <w:rPr>
+          <w:rFonts w:ascii="Arial" w:hAnsi="Arial" w:cs="Arial"/>
+          <w:spacing w:val="-2"/>
+          <w:w w:val="90"/>
+          <w:sz w:val="22"/>
+          <w:szCs w:val="22"/>
+        </w:rPr>
       </w:pPr>
       <w:r>
         <w:rPr>
-          <w:w w:val="90"/>
+          <w:rFonts w:ascii="Arial" w:hAnsi="Arial" w:cs="Arial"/>
+          <w:w w:val="90"/>
+          <w:sz w:val="22"/>
+          <w:szCs w:val="22"/>
         </w:rPr>
         <w:t>H.No.5-4-156,</w:t>
       </w:r>
       <w:r>
         <w:rPr>
+          <w:rFonts w:ascii="Arial" w:hAnsi="Arial" w:cs="Arial"/>
           <w:spacing w:val="-4"/>
           <w:w w:val="90"/>
-        </w:rPr>
-        <w:t xml:space="preserve"> </w:t>
-      </w:r>
-      <w:r>
-        <w:rPr>
-          <w:w w:val="90"/>
+          <w:sz w:val="22"/>
+          <w:szCs w:val="22"/>
+        </w:rPr>
+        <w:t xml:space="preserve"> </w:t>
+      </w:r>
+      <w:r>
+        <w:rPr>
+          <w:rFonts w:ascii="Arial" w:hAnsi="Arial" w:cs="Arial"/>
+          <w:w w:val="90"/>
+          <w:sz w:val="22"/>
+          <w:szCs w:val="22"/>
         </w:rPr>
         <w:t>14th</w:t>
       </w:r>
       <w:r>
         <w:rPr>
+          <w:rFonts w:ascii="Arial" w:hAnsi="Arial" w:cs="Arial"/>
           <w:spacing w:val="-7"/>
           <w:w w:val="90"/>
-        </w:rPr>
-        <w:t xml:space="preserve"> </w:t>
-      </w:r>
-      <w:r>
-        <w:rPr>
-          <w:w w:val="90"/>
+          <w:sz w:val="22"/>
+          <w:szCs w:val="22"/>
+        </w:rPr>
+        <w:t xml:space="preserve"> </w:t>
+      </w:r>
+      <w:proofErr w:type="gramStart"/>
+      <w:r>
+        <w:rPr>
+          <w:rFonts w:ascii="Arial" w:hAnsi="Arial" w:cs="Arial"/>
+          <w:w w:val="90"/>
+          <w:sz w:val="22"/>
+          <w:szCs w:val="22"/>
         </w:rPr>
         <w:t>Floor,,</w:t>
       </w:r>
-      <w:r>
-        <w:rPr>
+      <w:proofErr w:type="gramEnd"/>
+      <w:r>
+        <w:rPr>
+          <w:rFonts w:ascii="Arial" w:hAnsi="Arial" w:cs="Arial"/>
           <w:spacing w:val="-2"/>
           <w:w w:val="90"/>
-        </w:rPr>
-        <w:t xml:space="preserve"> </w:t>
-      </w:r>
-      <w:r>
-        <w:rPr>
-          <w:w w:val="90"/>
+          <w:sz w:val="22"/>
+          <w:szCs w:val="22"/>
+        </w:rPr>
+        <w:t xml:space="preserve"> </w:t>
+      </w:r>
+      <w:r>
+        <w:rPr>
+          <w:rFonts w:ascii="Arial" w:hAnsi="Arial" w:cs="Arial"/>
+          <w:w w:val="90"/>
+          <w:sz w:val="22"/>
+          <w:szCs w:val="22"/>
         </w:rPr>
         <w:t>T19</w:t>
       </w:r>
       <w:r>
         <w:rPr>
+          <w:rFonts w:ascii="Arial" w:hAnsi="Arial" w:cs="Arial"/>
           <w:spacing w:val="-7"/>
           <w:w w:val="90"/>
-        </w:rPr>
-        <w:t xml:space="preserve"> </w:t>
-      </w:r>
-      <w:r>
-        <w:rPr>
-          <w:w w:val="90"/>
+          <w:sz w:val="22"/>
+          <w:szCs w:val="22"/>
+        </w:rPr>
+        <w:t xml:space="preserve"> </w:t>
+      </w:r>
+      <w:r>
+        <w:rPr>
+          <w:rFonts w:ascii="Arial" w:hAnsi="Arial" w:cs="Arial"/>
+          <w:w w:val="90"/>
+          <w:sz w:val="22"/>
+          <w:szCs w:val="22"/>
         </w:rPr>
         <w:t>Towers,</w:t>
       </w:r>
       <w:r>
         <w:rPr>
+          <w:rFonts w:ascii="Arial" w:hAnsi="Arial" w:cs="Arial"/>
           <w:spacing w:val="-1"/>
           <w:w w:val="90"/>
-        </w:rPr>
-        <w:t xml:space="preserve"> </w:t>
-      </w:r>
-      <w:r>
-        <w:rPr>
-          <w:w w:val="90"/>
+          <w:sz w:val="22"/>
+          <w:szCs w:val="22"/>
+        </w:rPr>
+        <w:t xml:space="preserve"> </w:t>
+      </w:r>
+      <w:r>
+        <w:rPr>
+          <w:rFonts w:ascii="Arial" w:hAnsi="Arial" w:cs="Arial"/>
+          <w:w w:val="90"/>
+          <w:sz w:val="22"/>
+          <w:szCs w:val="22"/>
         </w:rPr>
         <w:t>Near</w:t>
       </w:r>
       <w:r>
         <w:rPr>
+          <w:rFonts w:ascii="Arial" w:hAnsi="Arial" w:cs="Arial"/>
           <w:spacing w:val="-4"/>
           <w:w w:val="90"/>
-        </w:rPr>
-        <w:t xml:space="preserve"> </w:t>
-      </w:r>
-      <w:r>
-        <w:rPr>
-          <w:w w:val="90"/>
+          <w:sz w:val="22"/>
+          <w:szCs w:val="22"/>
+        </w:rPr>
+        <w:t xml:space="preserve"> </w:t>
+      </w:r>
+      <w:r>
+        <w:rPr>
+          <w:rFonts w:ascii="Arial" w:hAnsi="Arial" w:cs="Arial"/>
+          <w:w w:val="90"/>
+          <w:sz w:val="22"/>
+          <w:szCs w:val="22"/>
         </w:rPr>
         <w:t>Bus</w:t>
       </w:r>
       <w:r>
         <w:rPr>
+          <w:rFonts w:ascii="Arial" w:hAnsi="Arial" w:cs="Arial"/>
           <w:spacing w:val="-2"/>
           <w:w w:val="90"/>
-        </w:rPr>
-        <w:t xml:space="preserve"> </w:t>
-      </w:r>
-      <w:r>
-        <w:rPr>
-          <w:w w:val="90"/>
+          <w:sz w:val="22"/>
+          <w:szCs w:val="22"/>
+        </w:rPr>
+        <w:t xml:space="preserve"> </w:t>
+      </w:r>
+      <w:r>
+        <w:rPr>
+          <w:rFonts w:ascii="Arial" w:hAnsi="Arial" w:cs="Arial"/>
+          <w:w w:val="90"/>
+          <w:sz w:val="22"/>
+          <w:szCs w:val="22"/>
         </w:rPr>
         <w:t>Depot,</w:t>
       </w:r>
       <w:r>
         <w:rPr>
+          <w:rFonts w:ascii="Arial" w:hAnsi="Arial" w:cs="Arial"/>
           <w:spacing w:val="-2"/>
           <w:w w:val="90"/>
-        </w:rPr>
-        <w:t xml:space="preserve"> </w:t>
-      </w:r>
-      <w:r>
-        <w:rPr>
-          <w:w w:val="90"/>
-        </w:rPr>
-        <w:t>Secunderabad,</w:t>
-      </w:r>
-      <w:r>
-        <w:rPr>
+          <w:sz w:val="22"/>
+          <w:szCs w:val="22"/>
+        </w:rPr>
+        <w:t xml:space="preserve"> </w:t>
+      </w:r>
+      <w:proofErr w:type="spellStart"/>
+      <w:r>
+        <w:rPr>
+          <w:rFonts w:ascii="Arial" w:hAnsi="Arial" w:cs="Arial"/>
+          <w:w w:val="90"/>
+          <w:sz w:val="22"/>
+          <w:szCs w:val="22"/>
+        </w:rPr>
+        <w:t>Secunderabad</w:t>
+      </w:r>
+      <w:proofErr w:type="spellEnd"/>
+      <w:r>
+        <w:rPr>
+          <w:rFonts w:ascii="Arial" w:hAnsi="Arial" w:cs="Arial"/>
+          <w:w w:val="90"/>
+          <w:sz w:val="22"/>
+          <w:szCs w:val="22"/>
+        </w:rPr>
+        <w:t>,</w:t>
+      </w:r>
+      <w:r>
+        <w:rPr>
+          <w:rFonts w:ascii="Arial" w:hAnsi="Arial" w:cs="Arial"/>
           <w:spacing w:val="-1"/>
           <w:w w:val="90"/>
-        </w:rPr>
-        <w:t xml:space="preserve"> </w:t>
-      </w:r>
-      <w:r>
-        <w:rPr>
-          <w:w w:val="90"/>
+          <w:sz w:val="22"/>
+          <w:szCs w:val="22"/>
+        </w:rPr>
+        <w:t xml:space="preserve"> </w:t>
+      </w:r>
+      <w:r>
+        <w:rPr>
+          <w:rFonts w:ascii="Arial" w:hAnsi="Arial" w:cs="Arial"/>
+          <w:w w:val="90"/>
+          <w:sz w:val="22"/>
+          <w:szCs w:val="22"/>
         </w:rPr>
         <w:t>Telangana,</w:t>
       </w:r>
       <w:r>
         <w:rPr>
+          <w:rFonts w:ascii="Arial" w:hAnsi="Arial" w:cs="Arial"/>
           <w:spacing w:val="-2"/>
           <w:w w:val="90"/>
+          <w:sz w:val="22"/>
+          <w:szCs w:val="22"/>
         </w:rPr>
         <w:t xml:space="preserve"> 500003.</w:t>
       </w:r>
+    </w:p>
+    <w:p>
+      <w:pPr>
+        <w:pStyle w:val="Title"/>
+        <w:spacing w:before="0"/>
+        <w:rPr>
+          <w:rFonts w:ascii="Arial" w:hAnsi="Arial" w:cs="Arial"/>
+          <w:sz w:val="22"/>
+          <w:szCs w:val="22"/>
+        </w:rPr>
+      </w:pPr>
     </w:p>
     <w:p>
       <w:pPr>
         <w:pStyle w:val="BodyText"/>
         <w:spacing w:before="175"/>
+        <w:rPr>
+          <w:rFonts w:ascii="Arial" w:hAnsi="Arial" w:cs="Arial"/>
+          <w:sz w:val="22"/>
+          <w:szCs w:val="22"/>
+        </w:rPr>
       </w:pPr>
       <w:r>
         <w:rPr>
-          <w:spacing w:val="-8"/>
-          <w:w w:val="90"/>
+          <w:rFonts w:ascii="Arial" w:hAnsi="Arial" w:cs="Arial"/>
+          <w:spacing w:val="-8"/>
+          <w:w w:val="90"/>
+          <w:sz w:val="22"/>
+          <w:szCs w:val="22"/>
         </w:rPr>
         <w:t>Note:</w:t>
       </w:r>
       <w:r>
         <w:rPr>
+          <w:rFonts w:ascii="Arial" w:hAnsi="Arial" w:cs="Arial"/>
           <w:spacing w:val="-11"/>
           <w:w w:val="90"/>
-        </w:rPr>
-        <w:t xml:space="preserve"> </w:t>
-      </w:r>
-      <w:r>
-        <w:rPr>
-          <w:spacing w:val="-8"/>
-          <w:w w:val="90"/>
+          <w:sz w:val="22"/>
+          <w:szCs w:val="22"/>
+        </w:rPr>
+        <w:t xml:space="preserve"> </w:t>
+      </w:r>
+      <w:r>
+        <w:rPr>
+          <w:rFonts w:ascii="Arial" w:hAnsi="Arial" w:cs="Arial"/>
+          <w:spacing w:val="-8"/>
+          <w:w w:val="90"/>
+          <w:sz w:val="22"/>
+          <w:szCs w:val="22"/>
         </w:rPr>
         <w:t>This</w:t>
       </w:r>
       <w:r>
         <w:rPr>
-          <w:spacing w:val="-8"/>
-        </w:rPr>
-        <w:t xml:space="preserve"> </w:t>
-      </w:r>
-      <w:r>
-        <w:rPr>
-          <w:spacing w:val="-8"/>
-          <w:w w:val="90"/>
+          <w:rFonts w:ascii="Arial" w:hAnsi="Arial" w:cs="Arial"/>
+          <w:spacing w:val="-8"/>
+          <w:sz w:val="22"/>
+          <w:szCs w:val="22"/>
+        </w:rPr>
+        <w:t xml:space="preserve"> </w:t>
+      </w:r>
+      <w:r>
+        <w:rPr>
+          <w:rFonts w:ascii="Arial" w:hAnsi="Arial" w:cs="Arial"/>
+          <w:spacing w:val="-8"/>
+          <w:w w:val="90"/>
+          <w:sz w:val="22"/>
+          <w:szCs w:val="22"/>
         </w:rPr>
         <w:t>is</w:t>
       </w:r>
       <w:r>
         <w:rPr>
-          <w:spacing w:val="-8"/>
-        </w:rPr>
-        <w:t xml:space="preserve"> </w:t>
-      </w:r>
-      <w:r>
-        <w:rPr>
-          <w:spacing w:val="-8"/>
-          <w:w w:val="90"/>
+          <w:rFonts w:ascii="Arial" w:hAnsi="Arial" w:cs="Arial"/>
+          <w:spacing w:val="-8"/>
+          <w:sz w:val="22"/>
+          <w:szCs w:val="22"/>
+        </w:rPr>
+        <w:t xml:space="preserve"> </w:t>
+      </w:r>
+      <w:r>
+        <w:rPr>
+          <w:rFonts w:ascii="Arial" w:hAnsi="Arial" w:cs="Arial"/>
+          <w:spacing w:val="-8"/>
+          <w:w w:val="90"/>
+          <w:sz w:val="22"/>
+          <w:szCs w:val="22"/>
         </w:rPr>
         <w:t>a</w:t>
       </w:r>
       <w:r>
         <w:rPr>
+          <w:rFonts w:ascii="Arial" w:hAnsi="Arial" w:cs="Arial"/>
           <w:spacing w:val="-14"/>
           <w:w w:val="90"/>
-        </w:rPr>
-        <w:t xml:space="preserve"> </w:t>
-      </w:r>
-      <w:r>
-        <w:rPr>
-          <w:spacing w:val="-8"/>
-          <w:w w:val="90"/>
+          <w:sz w:val="22"/>
+          <w:szCs w:val="22"/>
+        </w:rPr>
+        <w:t xml:space="preserve"> </w:t>
+      </w:r>
+      <w:r>
+        <w:rPr>
+          <w:rFonts w:ascii="Arial" w:hAnsi="Arial" w:cs="Arial"/>
+          <w:spacing w:val="-8"/>
+          <w:w w:val="90"/>
+          <w:sz w:val="22"/>
+          <w:szCs w:val="22"/>
         </w:rPr>
         <w:t>system</w:t>
       </w:r>
       <w:r>
         <w:rPr>
+          <w:rFonts w:ascii="Arial" w:hAnsi="Arial" w:cs="Arial"/>
           <w:spacing w:val="-21"/>
           <w:w w:val="90"/>
-        </w:rPr>
-        <w:t xml:space="preserve"> </w:t>
-      </w:r>
-      <w:r>
-        <w:rPr>
-          <w:spacing w:val="-8"/>
-          <w:w w:val="90"/>
+          <w:sz w:val="22"/>
+          <w:szCs w:val="22"/>
+        </w:rPr>
+        <w:t xml:space="preserve"> </w:t>
+      </w:r>
+      <w:r>
+        <w:rPr>
+          <w:rFonts w:ascii="Arial" w:hAnsi="Arial" w:cs="Arial"/>
+          <w:spacing w:val="-8"/>
+          <w:w w:val="90"/>
+          <w:sz w:val="22"/>
+          <w:szCs w:val="22"/>
         </w:rPr>
         <w:t>generated</w:t>
       </w:r>
       <w:r>
         <w:rPr>
+          <w:rFonts w:ascii="Arial" w:hAnsi="Arial" w:cs="Arial"/>
           <w:spacing w:val="-10"/>
           <w:w w:val="90"/>
-        </w:rPr>
-        <w:t xml:space="preserve"> </w:t>
-      </w:r>
-      <w:r>
-        <w:rPr>
-          <w:spacing w:val="-8"/>
-          <w:w w:val="90"/>
+          <w:sz w:val="22"/>
+          <w:szCs w:val="22"/>
+        </w:rPr>
+        <w:t xml:space="preserve"> </w:t>
+      </w:r>
+      <w:r>
+        <w:rPr>
+          <w:rFonts w:ascii="Arial" w:hAnsi="Arial" w:cs="Arial"/>
+          <w:spacing w:val="-8"/>
+          <w:w w:val="90"/>
+          <w:sz w:val="22"/>
+          <w:szCs w:val="22"/>
         </w:rPr>
         <w:t>letter.</w:t>
       </w:r>
       <w:r>
         <w:rPr>
+          <w:rFonts w:ascii="Arial" w:hAnsi="Arial" w:cs="Arial"/>
           <w:spacing w:val="-9"/>
-        </w:rPr>
-        <w:t xml:space="preserve"> </w:t>
-      </w:r>
-      <w:r>
-        <w:rPr>
-          <w:spacing w:val="-8"/>
-          <w:w w:val="90"/>
+          <w:sz w:val="22"/>
+          <w:szCs w:val="22"/>
+        </w:rPr>
+        <w:t xml:space="preserve"> </w:t>
+      </w:r>
+      <w:r>
+        <w:rPr>
+          <w:rFonts w:ascii="Arial" w:hAnsi="Arial" w:cs="Arial"/>
+          <w:spacing w:val="-8"/>
+          <w:w w:val="90"/>
+          <w:sz w:val="22"/>
+          <w:szCs w:val="22"/>
         </w:rPr>
         <w:t>Hence,</w:t>
       </w:r>
       <w:r>
         <w:rPr>
+          <w:rFonts w:ascii="Arial" w:hAnsi="Arial" w:cs="Arial"/>
           <w:spacing w:val="-10"/>
-        </w:rPr>
-        <w:t xml:space="preserve"> </w:t>
-      </w:r>
-      <w:r>
-        <w:rPr>
-          <w:spacing w:val="-8"/>
-          <w:w w:val="90"/>
+          <w:sz w:val="22"/>
+          <w:szCs w:val="22"/>
+        </w:rPr>
+        <w:t xml:space="preserve"> </w:t>
+      </w:r>
+      <w:r>
+        <w:rPr>
+          <w:rFonts w:ascii="Arial" w:hAnsi="Arial" w:cs="Arial"/>
+          <w:spacing w:val="-8"/>
+          <w:w w:val="90"/>
+          <w:sz w:val="22"/>
+          <w:szCs w:val="22"/>
         </w:rPr>
         <w:t>it</w:t>
       </w:r>
       <w:r>
         <w:rPr>
+          <w:rFonts w:ascii="Arial" w:hAnsi="Arial" w:cs="Arial"/>
           <w:spacing w:val="-1"/>
-        </w:rPr>
-        <w:t xml:space="preserve"> </w:t>
-      </w:r>
-      <w:r>
-        <w:rPr>
-          <w:spacing w:val="-8"/>
-          <w:w w:val="90"/>
+          <w:sz w:val="22"/>
+          <w:szCs w:val="22"/>
+        </w:rPr>
+        <w:t xml:space="preserve"> </w:t>
+      </w:r>
+      <w:r>
+        <w:rPr>
+          <w:rFonts w:ascii="Arial" w:hAnsi="Arial" w:cs="Arial"/>
+          <w:spacing w:val="-8"/>
+          <w:w w:val="90"/>
+          <w:sz w:val="22"/>
+          <w:szCs w:val="22"/>
         </w:rPr>
         <w:t>does</w:t>
       </w:r>
       <w:r>
         <w:rPr>
-          <w:spacing w:val="-8"/>
-        </w:rPr>
-        <w:t xml:space="preserve"> </w:t>
-      </w:r>
-      <w:r>
-        <w:rPr>
-          <w:spacing w:val="-8"/>
-          <w:w w:val="90"/>
+          <w:rFonts w:ascii="Arial" w:hAnsi="Arial" w:cs="Arial"/>
+          <w:spacing w:val="-8"/>
+          <w:sz w:val="22"/>
+          <w:szCs w:val="22"/>
+        </w:rPr>
+        <w:t xml:space="preserve"> </w:t>
+      </w:r>
+      <w:r>
+        <w:rPr>
+          <w:rFonts w:ascii="Arial" w:hAnsi="Arial" w:cs="Arial"/>
+          <w:spacing w:val="-8"/>
+          <w:w w:val="90"/>
+          <w:sz w:val="22"/>
+          <w:szCs w:val="22"/>
         </w:rPr>
         <w:t>not</w:t>
       </w:r>
       <w:r>
         <w:rPr>
+          <w:rFonts w:ascii="Arial" w:hAnsi="Arial" w:cs="Arial"/>
           <w:spacing w:val="-1"/>
-        </w:rPr>
-        <w:t xml:space="preserve"> </w:t>
-      </w:r>
-      <w:r>
-        <w:rPr>
-          <w:spacing w:val="-8"/>
-          <w:w w:val="90"/>
+          <w:sz w:val="22"/>
+          <w:szCs w:val="22"/>
+        </w:rPr>
+        <w:t xml:space="preserve"> </w:t>
+      </w:r>
+      <w:r>
+        <w:rPr>
+          <w:rFonts w:ascii="Arial" w:hAnsi="Arial" w:cs="Arial"/>
+          <w:spacing w:val="-8"/>
+          <w:w w:val="90"/>
+          <w:sz w:val="22"/>
+          <w:szCs w:val="22"/>
         </w:rPr>
         <w:t>require</w:t>
       </w:r>
       <w:r>
         <w:rPr>
+          <w:rFonts w:ascii="Arial" w:hAnsi="Arial" w:cs="Arial"/>
           <w:spacing w:val="-14"/>
           <w:w w:val="90"/>
-        </w:rPr>
-        <w:t xml:space="preserve"> </w:t>
-      </w:r>
-      <w:r>
-        <w:rPr>
-          <w:spacing w:val="-8"/>
-          <w:w w:val="90"/>
+          <w:sz w:val="22"/>
+          <w:szCs w:val="22"/>
+        </w:rPr>
+        <w:t xml:space="preserve"> </w:t>
+      </w:r>
+      <w:r>
+        <w:rPr>
+          <w:rFonts w:ascii="Arial" w:hAnsi="Arial" w:cs="Arial"/>
+          <w:spacing w:val="-8"/>
+          <w:w w:val="90"/>
+          <w:sz w:val="22"/>
+          <w:szCs w:val="22"/>
         </w:rPr>
         <w:t>any</w:t>
       </w:r>
       <w:r>
         <w:rPr>
+          <w:rFonts w:ascii="Arial" w:hAnsi="Arial" w:cs="Arial"/>
           <w:spacing w:val="-1"/>
-        </w:rPr>
-        <w:t xml:space="preserve"> </w:t>
-      </w:r>
-      <w:r>
-        <w:rPr>
-          <w:spacing w:val="-8"/>
-          <w:w w:val="90"/>
+          <w:sz w:val="22"/>
+          <w:szCs w:val="22"/>
+        </w:rPr>
+        <w:t xml:space="preserve"> </w:t>
+      </w:r>
+      <w:r>
+        <w:rPr>
+          <w:rFonts w:ascii="Arial" w:hAnsi="Arial" w:cs="Arial"/>
+          <w:spacing w:val="-8"/>
+          <w:w w:val="90"/>
+          <w:sz w:val="22"/>
+          <w:szCs w:val="22"/>
         </w:rPr>
         <w:t>signature.</w:t>
       </w:r>
@@ -3966,7 +6051,7 @@
       </w:rPr>
     </w:lvl>
   </w:abstractNum>
-  <w:num w:numId="1" w16cid:durableId="986663397">
+  <w:num w:numId="1" w16cid:durableId="939142641">
     <w:abstractNumId w:val="0"/>
   </w:num>
 </w:numbering>
